--- a/documentation/Model Assumptions.docx
+++ b/documentation/Model Assumptions.docx
@@ -19,7 +19,7 @@
           <w:color w:val="000000"/>
           <w:sz w:val="39"/>
         </w:rPr>
-        <w:t>Lake Constance Whitefish — Vensim Model Documentation</w:t>
+        <w:t>Lake Constance Whitefish: Vensim Model Documentation</w:t>
       </w:r>
       <w:bookmarkEnd w:id="0"/>
     </w:p>
@@ -475,16 +475,7 @@
           <w:sz w:val="24"/>
           <w:szCs w:val="24"/>
         </w:rPr>
-        <w:t xml:space="preserve">Why two stages </w:t>
-      </w:r>
-      <w:r>
-        <w:rPr>
-          <w:rFonts w:eastAsia="source serif 4" w:cs="source serif 4" w:ascii="Arial" w:hAnsi="Arial"/>
-          <w:color w:val="000000"/>
-          <w:sz w:val="24"/>
-          <w:szCs w:val="24"/>
-        </w:rPr>
-        <w:t>for the Juveniles</w:t>
+        <w:t>Why two stages for the Juveniles</w:t>
       </w:r>
     </w:p>
     <w:p>
@@ -971,6 +962,7 @@
             <w:pPr>
               <w:pStyle w:val="Normal"/>
               <w:widowControl/>
+              <w:suppressAutoHyphens w:val="true"/>
               <w:spacing w:lineRule="auto" w:line="360" w:before="0" w:after="0"/>
               <w:jc w:val="start"/>
               <w:rPr>
@@ -1002,6 +994,7 @@
             <w:pPr>
               <w:pStyle w:val="Normal"/>
               <w:widowControl/>
+              <w:suppressAutoHyphens w:val="true"/>
               <w:spacing w:lineRule="auto" w:line="360" w:before="0" w:after="0"/>
               <w:jc w:val="start"/>
               <w:rPr>
@@ -1033,6 +1026,7 @@
             <w:pPr>
               <w:pStyle w:val="Normal"/>
               <w:widowControl/>
+              <w:suppressAutoHyphens w:val="true"/>
               <w:spacing w:lineRule="auto" w:line="360" w:before="0" w:after="0"/>
               <w:jc w:val="start"/>
               <w:rPr>
@@ -1070,6 +1064,7 @@
             <w:pPr>
               <w:pStyle w:val="Normal"/>
               <w:widowControl/>
+              <w:suppressAutoHyphens w:val="true"/>
               <w:spacing w:lineRule="auto" w:line="360" w:before="0" w:after="0"/>
               <w:jc w:val="start"/>
               <w:rPr>
@@ -1101,6 +1096,7 @@
             <w:pPr>
               <w:pStyle w:val="Normal"/>
               <w:widowControl/>
+              <w:suppressAutoHyphens w:val="true"/>
               <w:spacing w:lineRule="auto" w:line="360" w:before="0" w:after="0"/>
               <w:jc w:val="start"/>
               <w:rPr>
@@ -1132,6 +1128,7 @@
             <w:pPr>
               <w:pStyle w:val="Normal"/>
               <w:widowControl/>
+              <w:suppressAutoHyphens w:val="true"/>
               <w:spacing w:lineRule="auto" w:line="360" w:before="0" w:after="0"/>
               <w:jc w:val="start"/>
               <w:rPr>
@@ -1169,6 +1166,7 @@
             <w:pPr>
               <w:pStyle w:val="Normal"/>
               <w:widowControl/>
+              <w:suppressAutoHyphens w:val="true"/>
               <w:spacing w:lineRule="auto" w:line="360" w:before="0" w:after="0"/>
               <w:jc w:val="start"/>
               <w:rPr>
@@ -1200,6 +1198,7 @@
             <w:pPr>
               <w:pStyle w:val="Normal"/>
               <w:widowControl/>
+              <w:suppressAutoHyphens w:val="true"/>
               <w:spacing w:lineRule="auto" w:line="360" w:before="0" w:after="0"/>
               <w:jc w:val="start"/>
               <w:rPr>
@@ -1231,6 +1230,7 @@
             <w:pPr>
               <w:pStyle w:val="Normal"/>
               <w:widowControl/>
+              <w:suppressAutoHyphens w:val="true"/>
               <w:spacing w:lineRule="auto" w:line="360" w:before="0" w:after="0"/>
               <w:jc w:val="start"/>
               <w:rPr>
@@ -1268,6 +1268,7 @@
             <w:pPr>
               <w:pStyle w:val="Normal"/>
               <w:widowControl/>
+              <w:suppressAutoHyphens w:val="true"/>
               <w:spacing w:lineRule="auto" w:line="360" w:before="0" w:after="0"/>
               <w:jc w:val="start"/>
               <w:rPr>
@@ -1299,6 +1300,7 @@
             <w:pPr>
               <w:pStyle w:val="Normal"/>
               <w:widowControl/>
+              <w:suppressAutoHyphens w:val="true"/>
               <w:spacing w:lineRule="auto" w:line="360" w:before="0" w:after="0"/>
               <w:jc w:val="start"/>
               <w:rPr>
@@ -1330,6 +1332,7 @@
             <w:pPr>
               <w:pStyle w:val="Normal"/>
               <w:widowControl/>
+              <w:suppressAutoHyphens w:val="true"/>
               <w:spacing w:lineRule="auto" w:line="360" w:before="0" w:after="0"/>
               <w:jc w:val="start"/>
               <w:rPr>
@@ -1367,6 +1370,7 @@
             <w:pPr>
               <w:pStyle w:val="Normal"/>
               <w:widowControl/>
+              <w:suppressAutoHyphens w:val="true"/>
               <w:spacing w:lineRule="auto" w:line="360" w:before="0" w:after="0"/>
               <w:jc w:val="start"/>
               <w:rPr>
@@ -1398,6 +1402,7 @@
             <w:pPr>
               <w:pStyle w:val="Normal"/>
               <w:widowControl/>
+              <w:suppressAutoHyphens w:val="true"/>
               <w:spacing w:lineRule="auto" w:line="360" w:before="0" w:after="0"/>
               <w:jc w:val="start"/>
               <w:rPr>
@@ -1429,6 +1434,7 @@
             <w:pPr>
               <w:pStyle w:val="Normal"/>
               <w:widowControl/>
+              <w:suppressAutoHyphens w:val="true"/>
               <w:spacing w:lineRule="auto" w:line="360" w:before="0" w:after="0"/>
               <w:jc w:val="start"/>
               <w:rPr>
@@ -1466,6 +1472,7 @@
             <w:pPr>
               <w:pStyle w:val="Normal"/>
               <w:widowControl/>
+              <w:suppressAutoHyphens w:val="true"/>
               <w:spacing w:lineRule="auto" w:line="360" w:before="0" w:after="0"/>
               <w:jc w:val="start"/>
               <w:rPr>
@@ -1497,6 +1504,7 @@
             <w:pPr>
               <w:pStyle w:val="Normal"/>
               <w:widowControl/>
+              <w:suppressAutoHyphens w:val="true"/>
               <w:spacing w:lineRule="auto" w:line="360" w:before="0" w:after="0"/>
               <w:jc w:val="start"/>
               <w:rPr>
@@ -1528,6 +1536,7 @@
             <w:pPr>
               <w:pStyle w:val="Normal"/>
               <w:widowControl/>
+              <w:suppressAutoHyphens w:val="true"/>
               <w:spacing w:lineRule="auto" w:line="360" w:before="0" w:after="0"/>
               <w:jc w:val="start"/>
               <w:rPr>
@@ -1565,6 +1574,7 @@
             <w:pPr>
               <w:pStyle w:val="Normal"/>
               <w:widowControl/>
+              <w:suppressAutoHyphens w:val="true"/>
               <w:spacing w:lineRule="auto" w:line="360" w:before="0" w:after="0"/>
               <w:jc w:val="start"/>
               <w:rPr>
@@ -1596,6 +1606,7 @@
             <w:pPr>
               <w:pStyle w:val="Normal"/>
               <w:widowControl/>
+              <w:suppressAutoHyphens w:val="true"/>
               <w:spacing w:lineRule="auto" w:line="360" w:before="0" w:after="0"/>
               <w:jc w:val="start"/>
               <w:rPr>
@@ -1627,6 +1638,7 @@
             <w:pPr>
               <w:pStyle w:val="Normal"/>
               <w:widowControl/>
+              <w:suppressAutoHyphens w:val="true"/>
               <w:spacing w:lineRule="auto" w:line="360" w:before="0" w:after="0"/>
               <w:jc w:val="start"/>
               <w:rPr>
@@ -1664,6 +1676,7 @@
             <w:pPr>
               <w:pStyle w:val="Normal"/>
               <w:widowControl/>
+              <w:suppressAutoHyphens w:val="true"/>
               <w:spacing w:lineRule="auto" w:line="360" w:before="0" w:after="0"/>
               <w:jc w:val="start"/>
               <w:rPr>
@@ -1695,6 +1708,7 @@
             <w:pPr>
               <w:pStyle w:val="Normal"/>
               <w:widowControl/>
+              <w:suppressAutoHyphens w:val="true"/>
               <w:spacing w:lineRule="auto" w:line="360" w:before="0" w:after="0"/>
               <w:jc w:val="start"/>
               <w:rPr>
@@ -1726,6 +1740,7 @@
             <w:pPr>
               <w:pStyle w:val="Normal"/>
               <w:widowControl/>
+              <w:suppressAutoHyphens w:val="true"/>
               <w:spacing w:lineRule="auto" w:line="360" w:before="0" w:after="0"/>
               <w:jc w:val="start"/>
               <w:rPr>
@@ -1866,6 +1881,7 @@
             <w:pPr>
               <w:pStyle w:val="Normal"/>
               <w:widowControl/>
+              <w:suppressAutoHyphens w:val="true"/>
               <w:spacing w:lineRule="auto" w:line="360" w:before="0" w:after="0"/>
               <w:jc w:val="start"/>
               <w:rPr>
@@ -1897,6 +1913,7 @@
             <w:pPr>
               <w:pStyle w:val="Normal"/>
               <w:widowControl/>
+              <w:suppressAutoHyphens w:val="true"/>
               <w:spacing w:lineRule="auto" w:line="360" w:before="0" w:after="0"/>
               <w:jc w:val="start"/>
               <w:rPr>
@@ -1928,6 +1945,7 @@
             <w:pPr>
               <w:pStyle w:val="Normal"/>
               <w:widowControl/>
+              <w:suppressAutoHyphens w:val="true"/>
               <w:spacing w:lineRule="auto" w:line="360" w:before="0" w:after="0"/>
               <w:jc w:val="start"/>
               <w:rPr>
@@ -1965,6 +1983,7 @@
             <w:pPr>
               <w:pStyle w:val="Normal"/>
               <w:widowControl/>
+              <w:suppressAutoHyphens w:val="true"/>
               <w:spacing w:lineRule="auto" w:line="360" w:before="0" w:after="0"/>
               <w:jc w:val="start"/>
               <w:rPr>
@@ -1996,6 +2015,7 @@
             <w:pPr>
               <w:pStyle w:val="Normal"/>
               <w:widowControl/>
+              <w:suppressAutoHyphens w:val="true"/>
               <w:spacing w:lineRule="auto" w:line="360" w:before="0" w:after="0"/>
               <w:jc w:val="start"/>
               <w:rPr>
@@ -2027,6 +2047,7 @@
             <w:pPr>
               <w:pStyle w:val="Normal"/>
               <w:widowControl/>
+              <w:suppressAutoHyphens w:val="true"/>
               <w:spacing w:lineRule="auto" w:line="360" w:before="0" w:after="0"/>
               <w:jc w:val="start"/>
               <w:rPr>
@@ -2064,6 +2085,7 @@
             <w:pPr>
               <w:pStyle w:val="Normal"/>
               <w:widowControl/>
+              <w:suppressAutoHyphens w:val="true"/>
               <w:spacing w:lineRule="auto" w:line="360" w:before="0" w:after="0"/>
               <w:jc w:val="start"/>
               <w:rPr>
@@ -2095,6 +2117,7 @@
             <w:pPr>
               <w:pStyle w:val="Normal"/>
               <w:widowControl/>
+              <w:suppressAutoHyphens w:val="true"/>
               <w:spacing w:lineRule="auto" w:line="360" w:before="0" w:after="0"/>
               <w:jc w:val="start"/>
               <w:rPr>
@@ -2126,6 +2149,7 @@
             <w:pPr>
               <w:pStyle w:val="Normal"/>
               <w:widowControl/>
+              <w:suppressAutoHyphens w:val="true"/>
               <w:spacing w:lineRule="auto" w:line="360" w:before="0" w:after="0"/>
               <w:jc w:val="start"/>
               <w:rPr>
@@ -2163,6 +2187,7 @@
             <w:pPr>
               <w:pStyle w:val="Normal"/>
               <w:widowControl/>
+              <w:suppressAutoHyphens w:val="true"/>
               <w:spacing w:lineRule="auto" w:line="360" w:before="0" w:after="0"/>
               <w:jc w:val="start"/>
               <w:rPr>
@@ -2194,6 +2219,7 @@
             <w:pPr>
               <w:pStyle w:val="Normal"/>
               <w:widowControl/>
+              <w:suppressAutoHyphens w:val="true"/>
               <w:spacing w:lineRule="auto" w:line="360" w:before="0" w:after="0"/>
               <w:jc w:val="start"/>
               <w:rPr>
@@ -2225,6 +2251,7 @@
             <w:pPr>
               <w:pStyle w:val="Normal"/>
               <w:widowControl/>
+              <w:suppressAutoHyphens w:val="true"/>
               <w:spacing w:lineRule="auto" w:line="360" w:before="0" w:after="0"/>
               <w:jc w:val="start"/>
               <w:rPr>
@@ -2262,6 +2289,7 @@
             <w:pPr>
               <w:pStyle w:val="Normal"/>
               <w:widowControl/>
+              <w:suppressAutoHyphens w:val="true"/>
               <w:spacing w:lineRule="auto" w:line="360" w:before="0" w:after="0"/>
               <w:jc w:val="start"/>
               <w:rPr>
@@ -2293,6 +2321,7 @@
             <w:pPr>
               <w:pStyle w:val="Normal"/>
               <w:widowControl/>
+              <w:suppressAutoHyphens w:val="true"/>
               <w:spacing w:lineRule="auto" w:line="360" w:before="0" w:after="0"/>
               <w:jc w:val="start"/>
               <w:rPr>
@@ -2324,6 +2353,7 @@
             <w:pPr>
               <w:pStyle w:val="Normal"/>
               <w:widowControl/>
+              <w:suppressAutoHyphens w:val="true"/>
               <w:spacing w:lineRule="auto" w:line="360" w:before="0" w:after="0"/>
               <w:jc w:val="start"/>
               <w:rPr>
@@ -2361,6 +2391,7 @@
             <w:pPr>
               <w:pStyle w:val="Normal"/>
               <w:widowControl/>
+              <w:suppressAutoHyphens w:val="true"/>
               <w:spacing w:lineRule="auto" w:line="360" w:before="0" w:after="0"/>
               <w:jc w:val="start"/>
               <w:rPr>
@@ -2392,6 +2423,7 @@
             <w:pPr>
               <w:pStyle w:val="Normal"/>
               <w:widowControl/>
+              <w:suppressAutoHyphens w:val="true"/>
               <w:spacing w:lineRule="auto" w:line="360" w:before="0" w:after="0"/>
               <w:jc w:val="start"/>
               <w:rPr>
@@ -2423,6 +2455,7 @@
             <w:pPr>
               <w:pStyle w:val="Normal"/>
               <w:widowControl/>
+              <w:suppressAutoHyphens w:val="true"/>
               <w:spacing w:lineRule="auto" w:line="360" w:before="0" w:after="0"/>
               <w:jc w:val="start"/>
               <w:rPr>
@@ -2460,6 +2493,7 @@
             <w:pPr>
               <w:pStyle w:val="Normal"/>
               <w:widowControl/>
+              <w:suppressAutoHyphens w:val="true"/>
               <w:spacing w:lineRule="auto" w:line="360" w:before="0" w:after="0"/>
               <w:jc w:val="start"/>
               <w:rPr>
@@ -2491,6 +2525,7 @@
             <w:pPr>
               <w:pStyle w:val="Normal"/>
               <w:widowControl/>
+              <w:suppressAutoHyphens w:val="true"/>
               <w:spacing w:lineRule="auto" w:line="360" w:before="0" w:after="0"/>
               <w:jc w:val="start"/>
               <w:rPr>
@@ -2522,6 +2557,7 @@
             <w:pPr>
               <w:pStyle w:val="Normal"/>
               <w:widowControl/>
+              <w:suppressAutoHyphens w:val="true"/>
               <w:spacing w:lineRule="auto" w:line="360" w:before="0" w:after="0"/>
               <w:jc w:val="start"/>
               <w:rPr>
@@ -2559,6 +2595,7 @@
             <w:pPr>
               <w:pStyle w:val="Normal"/>
               <w:widowControl/>
+              <w:suppressAutoHyphens w:val="true"/>
               <w:spacing w:lineRule="auto" w:line="360" w:before="0" w:after="0"/>
               <w:jc w:val="start"/>
               <w:rPr>
@@ -2590,6 +2627,7 @@
             <w:pPr>
               <w:pStyle w:val="Normal"/>
               <w:widowControl/>
+              <w:suppressAutoHyphens w:val="true"/>
               <w:spacing w:lineRule="auto" w:line="360" w:before="0" w:after="0"/>
               <w:jc w:val="start"/>
               <w:rPr>
@@ -2621,6 +2659,7 @@
             <w:pPr>
               <w:pStyle w:val="Normal"/>
               <w:widowControl/>
+              <w:suppressAutoHyphens w:val="true"/>
               <w:spacing w:lineRule="auto" w:line="360" w:before="0" w:after="0"/>
               <w:jc w:val="start"/>
               <w:rPr>
@@ -3174,6 +3213,7 @@
             <w:pPr>
               <w:pStyle w:val="Normal"/>
               <w:widowControl/>
+              <w:suppressAutoHyphens w:val="true"/>
               <w:spacing w:lineRule="auto" w:line="360" w:before="0" w:after="0"/>
               <w:jc w:val="start"/>
               <w:rPr>
@@ -3205,6 +3245,7 @@
             <w:pPr>
               <w:pStyle w:val="Normal"/>
               <w:widowControl/>
+              <w:suppressAutoHyphens w:val="true"/>
               <w:spacing w:lineRule="auto" w:line="360" w:before="0" w:after="0"/>
               <w:jc w:val="end"/>
               <w:rPr>
@@ -3236,6 +3277,7 @@
             <w:pPr>
               <w:pStyle w:val="Normal"/>
               <w:widowControl/>
+              <w:suppressAutoHyphens w:val="true"/>
               <w:spacing w:lineRule="auto" w:line="360" w:before="0" w:after="0"/>
               <w:jc w:val="start"/>
               <w:rPr>
@@ -3273,6 +3315,7 @@
             <w:pPr>
               <w:pStyle w:val="Normal"/>
               <w:widowControl/>
+              <w:suppressAutoHyphens w:val="true"/>
               <w:spacing w:lineRule="auto" w:line="336" w:before="0" w:after="0"/>
               <w:jc w:val="start"/>
               <w:rPr>
@@ -3305,6 +3348,7 @@
             <w:pPr>
               <w:pStyle w:val="Normal"/>
               <w:widowControl/>
+              <w:suppressAutoHyphens w:val="true"/>
               <w:spacing w:lineRule="auto" w:line="360" w:before="0" w:after="0"/>
               <w:jc w:val="end"/>
               <w:rPr>
@@ -3336,6 +3380,7 @@
             <w:pPr>
               <w:pStyle w:val="Normal"/>
               <w:widowControl/>
+              <w:suppressAutoHyphens w:val="true"/>
               <w:spacing w:lineRule="auto" w:line="360" w:before="0" w:after="0"/>
               <w:jc w:val="start"/>
               <w:rPr>
@@ -3373,6 +3418,7 @@
             <w:pPr>
               <w:pStyle w:val="Normal"/>
               <w:widowControl/>
+              <w:suppressAutoHyphens w:val="true"/>
               <w:spacing w:lineRule="auto" w:line="336" w:before="0" w:after="0"/>
               <w:jc w:val="start"/>
               <w:rPr>
@@ -3405,6 +3451,7 @@
             <w:pPr>
               <w:pStyle w:val="Normal"/>
               <w:widowControl/>
+              <w:suppressAutoHyphens w:val="true"/>
               <w:spacing w:lineRule="auto" w:line="360" w:before="0" w:after="0"/>
               <w:jc w:val="end"/>
               <w:rPr>
@@ -3436,6 +3483,7 @@
             <w:pPr>
               <w:pStyle w:val="Normal"/>
               <w:widowControl/>
+              <w:suppressAutoHyphens w:val="true"/>
               <w:spacing w:lineRule="auto" w:line="360" w:before="0" w:after="0"/>
               <w:jc w:val="start"/>
               <w:rPr>
@@ -3473,6 +3521,7 @@
             <w:pPr>
               <w:pStyle w:val="Normal"/>
               <w:widowControl/>
+              <w:suppressAutoHyphens w:val="true"/>
               <w:spacing w:lineRule="auto" w:line="336" w:before="0" w:after="0"/>
               <w:jc w:val="start"/>
               <w:rPr>
@@ -3505,6 +3554,7 @@
             <w:pPr>
               <w:pStyle w:val="Normal"/>
               <w:widowControl/>
+              <w:suppressAutoHyphens w:val="true"/>
               <w:spacing w:lineRule="auto" w:line="360" w:before="0" w:after="0"/>
               <w:jc w:val="end"/>
               <w:rPr>
@@ -3536,6 +3586,7 @@
             <w:pPr>
               <w:pStyle w:val="Normal"/>
               <w:widowControl/>
+              <w:suppressAutoHyphens w:val="true"/>
               <w:spacing w:lineRule="auto" w:line="360" w:before="0" w:after="0"/>
               <w:jc w:val="start"/>
               <w:rPr>
@@ -3573,6 +3624,7 @@
             <w:pPr>
               <w:pStyle w:val="Normal"/>
               <w:widowControl/>
+              <w:suppressAutoHyphens w:val="true"/>
               <w:spacing w:lineRule="auto" w:line="336" w:before="0" w:after="0"/>
               <w:jc w:val="start"/>
               <w:rPr>
@@ -3605,6 +3657,7 @@
             <w:pPr>
               <w:pStyle w:val="Normal"/>
               <w:widowControl/>
+              <w:suppressAutoHyphens w:val="true"/>
               <w:spacing w:lineRule="auto" w:line="360" w:before="0" w:after="0"/>
               <w:jc w:val="end"/>
               <w:rPr>
@@ -3636,6 +3689,7 @@
             <w:pPr>
               <w:pStyle w:val="Normal"/>
               <w:widowControl/>
+              <w:suppressAutoHyphens w:val="true"/>
               <w:spacing w:lineRule="auto" w:line="360" w:before="0" w:after="0"/>
               <w:jc w:val="start"/>
               <w:rPr>
@@ -3673,6 +3727,7 @@
             <w:pPr>
               <w:pStyle w:val="Normal"/>
               <w:widowControl/>
+              <w:suppressAutoHyphens w:val="true"/>
               <w:spacing w:lineRule="auto" w:line="336" w:before="0" w:after="0"/>
               <w:jc w:val="start"/>
               <w:rPr>
@@ -3705,6 +3760,7 @@
             <w:pPr>
               <w:pStyle w:val="Normal"/>
               <w:widowControl/>
+              <w:suppressAutoHyphens w:val="true"/>
               <w:spacing w:lineRule="auto" w:line="360" w:before="0" w:after="0"/>
               <w:jc w:val="end"/>
               <w:rPr>
@@ -3736,6 +3792,7 @@
             <w:pPr>
               <w:pStyle w:val="Normal"/>
               <w:widowControl/>
+              <w:suppressAutoHyphens w:val="true"/>
               <w:spacing w:lineRule="auto" w:line="360" w:before="0" w:after="0"/>
               <w:jc w:val="start"/>
               <w:rPr>
@@ -3773,6 +3830,7 @@
             <w:pPr>
               <w:pStyle w:val="Normal"/>
               <w:widowControl/>
+              <w:suppressAutoHyphens w:val="true"/>
               <w:spacing w:lineRule="auto" w:line="336" w:before="0" w:after="0"/>
               <w:jc w:val="start"/>
               <w:rPr>
@@ -3805,6 +3863,7 @@
             <w:pPr>
               <w:pStyle w:val="Normal"/>
               <w:widowControl/>
+              <w:suppressAutoHyphens w:val="true"/>
               <w:spacing w:lineRule="auto" w:line="360" w:before="0" w:after="0"/>
               <w:jc w:val="end"/>
               <w:rPr>
@@ -3836,6 +3895,7 @@
             <w:pPr>
               <w:pStyle w:val="Normal"/>
               <w:widowControl/>
+              <w:suppressAutoHyphens w:val="true"/>
               <w:spacing w:lineRule="auto" w:line="360" w:before="0" w:after="0"/>
               <w:jc w:val="start"/>
               <w:rPr>
@@ -3873,6 +3933,7 @@
             <w:pPr>
               <w:pStyle w:val="Normal"/>
               <w:widowControl/>
+              <w:suppressAutoHyphens w:val="true"/>
               <w:spacing w:lineRule="auto" w:line="336" w:before="0" w:after="0"/>
               <w:jc w:val="start"/>
               <w:rPr>
@@ -3905,6 +3966,7 @@
             <w:pPr>
               <w:pStyle w:val="Normal"/>
               <w:widowControl/>
+              <w:suppressAutoHyphens w:val="true"/>
               <w:spacing w:lineRule="auto" w:line="360" w:before="0" w:after="0"/>
               <w:jc w:val="end"/>
               <w:rPr>
@@ -3936,6 +3998,7 @@
             <w:pPr>
               <w:pStyle w:val="Normal"/>
               <w:widowControl/>
+              <w:suppressAutoHyphens w:val="true"/>
               <w:spacing w:lineRule="auto" w:line="360" w:before="0" w:after="0"/>
               <w:jc w:val="start"/>
               <w:rPr>
@@ -4002,23 +4065,7 @@
           <w:rFonts w:eastAsia="source serif 4" w:cs="source serif 4" w:ascii="Arial" w:hAnsi="Arial"/>
           <w:color w:val="000000"/>
         </w:rPr>
-        <w:t xml:space="preserve">Both </w:t>
-      </w:r>
-      <w:r>
-        <w:rPr>
-          <w:rStyle w:val="Strong"/>
-          <w:rFonts w:eastAsia="source serif 4" w:cs="source serif 4" w:ascii="Arial" w:hAnsi="Arial"/>
-          <w:color w:val="000000"/>
-        </w:rPr>
-        <w:t xml:space="preserve">ban </w:t>
-      </w:r>
-      <w:r>
-        <w:rPr>
-          <w:rStyle w:val="Strong"/>
-          <w:rFonts w:eastAsia="source serif 4" w:cs="source serif 4" w:ascii="Arial" w:hAnsi="Arial"/>
-          <w:color w:val="000000"/>
-        </w:rPr>
-        <w:t>controls affect fishing pressure, but in different periods:</w:t>
+        <w:t>Both ban controls affect fishing pressure, but in different periods:</w:t>
       </w:r>
       <w:r>
         <w:rPr>
@@ -4230,30 +4277,3855 @@
     <w:p>
       <w:pPr>
         <w:pStyle w:val="Normal"/>
+        <w:spacing w:lineRule="auto" w:line="360" w:before="0" w:after="210"/>
+        <w:rPr>
+          <w:rFonts w:ascii="Arial" w:hAnsi="Arial" w:eastAsia="source serif 4" w:cs="source serif 4"/>
+          <w:color w:val="000000"/>
+        </w:rPr>
+      </w:pPr>
+      <w:r>
+        <w:rPr>
+          <w:rFonts w:eastAsia="source serif 4" w:cs="source serif 4" w:ascii="Arial" w:hAnsi="Arial"/>
+          <w:color w:val="000000"/>
+        </w:rPr>
+      </w:r>
+    </w:p>
+    <w:p>
+      <w:pPr>
+        <w:pStyle w:val="Normal"/>
+        <w:spacing w:lineRule="auto" w:line="360" w:before="0" w:after="210"/>
+        <w:rPr>
+          <w:rFonts w:ascii="Arial" w:hAnsi="Arial" w:eastAsia="source serif 4" w:cs="source serif 4"/>
+          <w:color w:val="000000"/>
+        </w:rPr>
+      </w:pPr>
+      <w:r>
+        <w:rPr>
+          <w:rFonts w:eastAsia="source serif 4" w:cs="source serif 4" w:ascii="Arial" w:hAnsi="Arial"/>
+          <w:color w:val="000000"/>
+        </w:rPr>
+      </w:r>
+    </w:p>
+    <w:p>
+      <w:pPr>
+        <w:pStyle w:val="Normal"/>
+        <w:spacing w:lineRule="auto" w:line="271" w:before="158" w:after="158"/>
+        <w:jc w:val="start"/>
+        <w:rPr/>
+      </w:pPr>
+      <w:r>
+        <w:rPr>
+          <w:rFonts w:eastAsia="source serif 4" w:cs="source serif 4" w:ascii="source serif 4" w:hAnsi="source serif 4"/>
+          <w:b/>
+          <w:color w:val="000000"/>
+          <w:sz w:val="39"/>
+        </w:rPr>
+        <w:t>Data Fitting</w:t>
+      </w:r>
+      <w:bookmarkStart w:id="11" w:name="lake_constance_whitefish_model_revision"/>
+      <w:r>
+        <w:rPr>
+          <w:rFonts w:eastAsia="source serif 4" w:cs="source serif 4" w:ascii="source serif 4" w:hAnsi="source serif 4"/>
+          <w:b/>
+          <w:color w:val="000000"/>
+          <w:sz w:val="39"/>
+        </w:rPr>
+        <w:t xml:space="preserve"> revision</w:t>
+      </w:r>
+      <w:bookmarkEnd w:id="11"/>
+    </w:p>
+    <w:p>
+      <w:pPr>
+        <w:pStyle w:val="Normal"/>
+        <w:spacing w:lineRule="auto" w:line="360" w:before="315" w:after="105"/>
+        <w:ind w:start="-30"/>
+        <w:jc w:val="start"/>
+        <w:rPr/>
+      </w:pPr>
+      <w:bookmarkStart w:id="12" w:name="delivered_model"/>
+      <w:r>
+        <w:rPr>
+          <w:rFonts w:eastAsia="source serif 4" w:cs="source serif 4" w:ascii="source serif 4" w:hAnsi="source serif 4"/>
+          <w:b/>
+          <w:color w:val="000000"/>
+          <w:sz w:val="24"/>
+        </w:rPr>
+        <w:t>Delivered model</w:t>
+      </w:r>
+      <w:bookmarkEnd w:id="12"/>
+    </w:p>
+    <w:p>
+      <w:pPr>
+        <w:pStyle w:val="Normal"/>
+        <w:spacing w:lineRule="auto" w:line="360" w:before="0" w:after="210"/>
+        <w:rPr/>
+      </w:pPr>
+      <w:r>
+        <w:rPr>
+          <w:rFonts w:eastAsia="source serif 4" w:cs="source serif 4" w:ascii="source serif 4" w:hAnsi="source serif 4"/>
+          <w:color w:val="000000"/>
+        </w:rPr>
+        <w:t>The revised native Vensim model preserves the uploaded stock layout, both juvenile delay stages, embedded observations, and policy controls. Eggs remain a single simple production relationship, with no sex-ratio, female-fecundity, or spawning-season compartments. An explicit algae-grazing outflow closes the previously missing zooplankton-to-algae feedback, and eight effective coefficients have been refitted against actual observations.</w:t>
+      </w:r>
+    </w:p>
+    <w:p>
+      <w:pPr>
+        <w:pStyle w:val="Normal"/>
+        <w:spacing w:lineRule="auto" w:line="360" w:before="0" w:after="210"/>
+        <w:rPr/>
+      </w:pPr>
+      <w:r>
+        <w:rPr>
+          <w:rFonts w:eastAsia="source serif 4" w:cs="source serif 4" w:ascii="source serif 4" w:hAnsi="source serif 4"/>
+          <w:color w:val="000000"/>
+        </w:rPr>
+        <w:t>This is an exploratory, annual-scale ecological model, not a validated forecast or a replacement for the published Lake Constance stock assessment. The research supporting a grazing pathway does not establish the numerical grazing coefficient chosen here.[cite:404]</w:t>
+      </w:r>
+    </w:p>
+    <w:p>
+      <w:pPr>
+        <w:pStyle w:val="Normal"/>
+        <w:spacing w:lineRule="auto" w:line="360" w:before="315" w:after="105"/>
+        <w:ind w:start="-30"/>
+        <w:jc w:val="start"/>
+        <w:rPr/>
+      </w:pPr>
+      <w:bookmarkStart w:id="13" w:name="changes_to_equations"/>
+      <w:r>
+        <w:rPr>
+          <w:rFonts w:eastAsia="source serif 4" w:cs="source serif 4" w:ascii="source serif 4" w:hAnsi="source serif 4"/>
+          <w:b/>
+          <w:color w:val="000000"/>
+          <w:sz w:val="24"/>
+        </w:rPr>
+        <w:t>Changes to equations</w:t>
+      </w:r>
+      <w:bookmarkEnd w:id="13"/>
+    </w:p>
+    <w:p>
+      <w:pPr>
+        <w:pStyle w:val="Normal"/>
+        <w:spacing w:lineRule="auto" w:line="360" w:before="315" w:after="105"/>
+        <w:ind w:start="-30"/>
+        <w:jc w:val="start"/>
+        <w:rPr/>
+      </w:pPr>
+      <w:bookmarkStart w:id="14" w:name="simple_eggs"/>
+      <w:r>
+        <w:rPr>
+          <w:rFonts w:eastAsia="source serif 4" w:cs="source serif 4" w:ascii="source serif 4" w:hAnsi="source serif 4"/>
+          <w:b/>
+          <w:color w:val="000000"/>
+          <w:sz w:val="24"/>
+        </w:rPr>
+        <w:t>Simple eggs</w:t>
+      </w:r>
+      <w:bookmarkEnd w:id="14"/>
+    </w:p>
+    <w:p>
+      <w:pPr>
+        <w:pStyle w:val="Normal"/>
+        <w:rPr/>
+      </w:pPr>
+      <w:r>
+        <w:rPr>
+          <w:rStyle w:val="VerbatimChar"/>
+          <w:rFonts w:eastAsia="menlo" w:cs="menlo" w:ascii="menlo" w:hAnsi="menlo"/>
+          <w:color w:val="000000"/>
+          <w:sz w:val="18"/>
+        </w:rPr>
+        <w:t>Eggs per adult = 10000</w:t>
+        <w:br/>
+        <w:t>Spawning = Eggs per adult * Adult whitefish</w:t>
+        <w:br/>
+        <w:t>Base egg survival = 0.000112897812192913</w:t>
+        <w:br/>
+        <w:t>Potential recruits per adult = Base egg survival * Eggs per adult</w:t>
+        <w:br/>
+      </w:r>
+    </w:p>
+    <w:p>
+      <w:pPr>
+        <w:pStyle w:val="Normal"/>
+        <w:spacing w:lineRule="auto" w:line="360" w:before="0" w:after="210"/>
+        <w:rPr/>
+      </w:pPr>
+      <w:r>
+        <w:rPr>
+          <w:rStyle w:val="VerbatimChar"/>
+          <w:rFonts w:eastAsia="menlo" w:cs="menlo" w:ascii="menlo" w:hAnsi="menlo"/>
+          <w:color w:val="000000"/>
+          <w:sz w:val="18"/>
+          <w:shd w:fill="F8F8FA" w:val="clear"/>
+        </w:rPr>
+        <w:t>Eggs per adult</w:t>
+      </w:r>
+      <w:r>
+        <w:rPr>
+          <w:rFonts w:eastAsia="source serif 4" w:cs="source serif 4" w:ascii="source serif 4" w:hAnsi="source serif 4"/>
+          <w:color w:val="000000"/>
+        </w:rPr>
+        <w:t xml:space="preserve"> remains the original assumed 10,000 eggs per adult per year. Its population-average interpretation is deliberately simple and has not been independently measured in this revision. </w:t>
+      </w:r>
+      <w:r>
+        <w:rPr>
+          <w:rStyle w:val="VerbatimChar"/>
+          <w:rFonts w:eastAsia="menlo" w:cs="menlo" w:ascii="menlo" w:hAnsi="menlo"/>
+          <w:color w:val="000000"/>
+          <w:sz w:val="18"/>
+          <w:shd w:fill="F8F8FA" w:val="clear"/>
+        </w:rPr>
+        <w:t>Base egg survival</w:t>
+      </w:r>
+      <w:r>
+        <w:rPr>
+          <w:rFonts w:eastAsia="source serif 4" w:cs="source serif 4" w:ascii="source serif 4" w:hAnsi="source serif 4"/>
+          <w:color w:val="000000"/>
+        </w:rPr>
+        <w:t xml:space="preserve"> is now a fitted constant; the existing food, oxygen, temperature, and density modifiers still apply. </w:t>
+      </w:r>
+      <w:r>
+        <w:rPr>
+          <w:rStyle w:val="VerbatimChar"/>
+          <w:rFonts w:eastAsia="menlo" w:cs="menlo" w:ascii="menlo" w:hAnsi="menlo"/>
+          <w:color w:val="000000"/>
+          <w:sz w:val="18"/>
+          <w:shd w:fill="F8F8FA" w:val="clear"/>
+        </w:rPr>
+        <w:t>Potential recruits per adult</w:t>
+      </w:r>
+      <w:r>
+        <w:rPr>
+          <w:rFonts w:eastAsia="source serif 4" w:cs="source serif 4" w:ascii="source serif 4" w:hAnsi="source serif 4"/>
+          <w:color w:val="000000"/>
+        </w:rPr>
+        <w:t xml:space="preserve"> is now only a diagnostic, not an input into survival.</w:t>
+      </w:r>
+    </w:p>
+    <w:p>
+      <w:pPr>
+        <w:pStyle w:val="Normal"/>
+        <w:spacing w:lineRule="auto" w:line="360" w:before="0" w:after="210"/>
+        <w:rPr/>
+      </w:pPr>
+      <w:r>
+        <w:rPr>
+          <w:rFonts w:eastAsia="source serif 4" w:cs="source serif 4" w:ascii="source serif 4" w:hAnsi="source serif 4"/>
+          <w:color w:val="000000"/>
+        </w:rPr>
+        <w:t xml:space="preserve">The old equation </w:t>
+      </w:r>
+      <w:r>
+        <w:rPr>
+          <w:rStyle w:val="VerbatimChar"/>
+          <w:rFonts w:eastAsia="menlo" w:cs="menlo" w:ascii="menlo" w:hAnsi="menlo"/>
+          <w:color w:val="000000"/>
+          <w:sz w:val="18"/>
+          <w:shd w:fill="F8F8FA" w:val="clear"/>
+        </w:rPr>
+        <w:t>Base egg survival = Potential recruits per adult / Eggs per adult</w:t>
+      </w:r>
+      <w:r>
+        <w:rPr>
+          <w:rFonts w:eastAsia="source serif 4" w:cs="source serif 4" w:ascii="source serif 4" w:hAnsi="source serif 4"/>
+          <w:color w:val="000000"/>
+        </w:rPr>
+        <w:t xml:space="preserve"> was removed. Fecundity changes therefore no longer automatically cancel through an inverse change in survival. This does not mean fecundity and survival are separately identifiable from the available fish observations; fecundity is fixed precisely to avoid trying to estimate both. The fitted baseline survival is approximately 0.01129%, before modifiers and additional modeled predation, not an observed lake-wide egg survival estimate.</w:t>
+      </w:r>
+    </w:p>
+    <w:p>
+      <w:pPr>
+        <w:pStyle w:val="Normal"/>
+        <w:spacing w:lineRule="auto" w:line="360" w:before="315" w:after="105"/>
+        <w:ind w:start="-30"/>
+        <w:jc w:val="start"/>
+        <w:rPr/>
+      </w:pPr>
+      <w:bookmarkStart w:id="15" w:name="explicit_algae_grazing"/>
+      <w:r>
+        <w:rPr>
+          <w:rFonts w:eastAsia="source serif 4" w:cs="source serif 4" w:ascii="source serif 4" w:hAnsi="source serif 4"/>
+          <w:b/>
+          <w:color w:val="000000"/>
+          <w:sz w:val="24"/>
+        </w:rPr>
+        <w:t>Explicit algae grazing</w:t>
+      </w:r>
+      <w:bookmarkEnd w:id="15"/>
+    </w:p>
+    <w:p>
+      <w:pPr>
+        <w:pStyle w:val="Normal"/>
+        <w:rPr/>
+      </w:pPr>
+      <w:r>
+        <w:rPr>
+          <w:rStyle w:val="VerbatimChar"/>
+          <w:rFonts w:eastAsia="menlo" w:cs="menlo" w:ascii="menlo" w:hAnsi="menlo"/>
+          <w:color w:val="000000"/>
+          <w:sz w:val="18"/>
+        </w:rPr>
+        <w:t>Algae grazing rate = 0.2</w:t>
+        <w:br/>
+        <w:t>Algae grazing = Algae grazing rate * Zooplankton / Reference zooplankton * Algae</w:t>
+        <w:br/>
+        <w:t>Algae = INTEG(Algae growth - Algae dieback - Algae grazing, Initial algae)</w:t>
+        <w:br/>
+      </w:r>
+    </w:p>
+    <w:p>
+      <w:pPr>
+        <w:pStyle w:val="Normal"/>
+        <w:spacing w:lineRule="auto" w:line="360" w:before="0" w:after="210"/>
+        <w:rPr/>
+      </w:pPr>
+      <w:r>
+        <w:rPr>
+          <w:rFonts w:eastAsia="source serif 4" w:cs="source serif 4" w:ascii="source serif 4" w:hAnsi="source serif 4"/>
+          <w:color w:val="000000"/>
+        </w:rPr>
+        <w:t>The grazing flow is drawn below the Algae stock in the main view. Zooplankton can now influence algae directly, so fish grazing can propagate back to algae and the inherited oxygen relationship. Lake Constance phytoplankton research supports the qualitative importance of grazer losses.[cite:404]</w:t>
+      </w:r>
+    </w:p>
+    <w:p>
+      <w:pPr>
+        <w:pStyle w:val="Normal"/>
+        <w:spacing w:lineRule="auto" w:line="360" w:before="0" w:after="210"/>
+        <w:rPr/>
+      </w:pPr>
+      <w:r>
+        <w:rPr>
+          <w:rFonts w:eastAsia="source serif 4" w:cs="source serif 4" w:ascii="source serif 4" w:hAnsi="source serif 4"/>
+          <w:color w:val="000000"/>
+        </w:rPr>
+        <w:t xml:space="preserve">The new coefficient, 0.2/year at the reference zooplankton abundance, is </w:t>
+      </w:r>
+      <w:r>
+        <w:rPr>
+          <w:rFonts w:eastAsia="source serif 4" w:cs="source serif 4" w:ascii="source serif 4" w:hAnsi="source serif 4"/>
+          <w:b/>
+          <w:color w:val="000000"/>
+        </w:rPr>
+        <w:t>an explicit assumption</w:t>
+      </w:r>
+      <w:r>
+        <w:rPr>
+          <w:rFonts w:eastAsia="source serif 4" w:cs="source serif 4" w:ascii="source serif 4" w:hAnsi="source serif 4"/>
+          <w:color w:val="000000"/>
+        </w:rPr>
+        <w:t>, not a measured clearance rate or a reliably fitted biological constant. The original non-grazing time constant of 0.5 years is also retained as an assumption. It is no longer the sole algae loss, and must not be described as an individual alga's lifespan. Maximum physiological division rates reported in trait studies cannot be substituted directly for this stock loss constant.[cite:404]</w:t>
+      </w:r>
+    </w:p>
+    <w:p>
+      <w:pPr>
+        <w:pStyle w:val="Normal"/>
+        <w:spacing w:lineRule="auto" w:line="360" w:before="0" w:after="210"/>
+        <w:rPr/>
+      </w:pPr>
+      <w:r>
+        <w:rPr>
+          <w:rFonts w:eastAsia="source serif 4" w:cs="source serif 4" w:ascii="source serif 4" w:hAnsi="source serif 4"/>
+          <w:color w:val="000000"/>
+        </w:rPr>
+        <w:t>The relationship remains deliberately minimal: algae use concentration units, while zooplankton use numerical abundance per square metre. Thus the grazing and zooplankton-production relationships are effective couplings, not a carbon- or nutrient-conserving biomass-transfer budget. Grazer size, diets, assimilation, and seasonal succession are unresolved.</w:t>
+      </w:r>
+    </w:p>
+    <w:p>
+      <w:pPr>
+        <w:pStyle w:val="Normal"/>
+        <w:spacing w:lineRule="auto" w:line="360" w:before="315" w:after="105"/>
+        <w:ind w:start="-30"/>
+        <w:jc w:val="start"/>
+        <w:rPr/>
+      </w:pPr>
+      <w:bookmarkStart w:id="16" w:name="turnover_diagnostics"/>
+      <w:r>
+        <w:rPr>
+          <w:rFonts w:eastAsia="source serif 4" w:cs="source serif 4" w:ascii="source serif 4" w:hAnsi="source serif 4"/>
+          <w:b/>
+          <w:color w:val="000000"/>
+          <w:sz w:val="24"/>
+        </w:rPr>
+        <w:t>Turnover diagnostics</w:t>
+      </w:r>
+      <w:bookmarkEnd w:id="16"/>
+    </w:p>
+    <w:p>
+      <w:pPr>
+        <w:pStyle w:val="Normal"/>
+        <w:rPr/>
+      </w:pPr>
+      <w:r>
+        <w:rPr>
+          <w:rStyle w:val="VerbatimChar"/>
+          <w:rFonts w:eastAsia="menlo" w:cs="menlo" w:ascii="menlo" w:hAnsi="menlo"/>
+          <w:color w:val="000000"/>
+          <w:sz w:val="18"/>
+        </w:rPr>
+        <w:t>Total algae loss rate = 1 / Algae turnover time</w:t>
+        <w:br/>
+        <w:t xml:space="preserve">  + Algae grazing rate * Zooplankton / Reference zooplankton</w:t>
+        <w:br/>
+        <w:t>Effective algae turnover time = 1 / Total algae loss rate</w:t>
+        <w:br/>
+        <w:t>Grazing time at reference = 1 / Algae grazing rate</w:t>
+        <w:br/>
+        <w:t>Eggs produced per year = Spawning</w:t>
+        <w:br/>
+      </w:r>
+    </w:p>
+    <w:p>
+      <w:pPr>
+        <w:pStyle w:val="Normal"/>
+        <w:spacing w:lineRule="auto" w:line="360" w:before="0" w:after="210"/>
+        <w:rPr/>
+      </w:pPr>
+      <w:r>
+        <w:rPr>
+          <w:rFonts w:eastAsia="source serif 4" w:cs="source serif 4" w:ascii="source serif 4" w:hAnsi="source serif 4"/>
+          <w:color w:val="000000"/>
+        </w:rPr>
+        <w:t>At the reference zooplankton abundance, the assumed combined algae loss coefficient is 2.2/year and the corresponding modeled effective loss time is approximately 0.455 years. These are diagnostics of the chosen equations, not new observations.</w:t>
+      </w:r>
+    </w:p>
+    <w:p>
+      <w:pPr>
+        <w:pStyle w:val="Normal"/>
+        <w:spacing w:lineRule="auto" w:line="360" w:before="315" w:after="105"/>
+        <w:ind w:start="-30"/>
+        <w:jc w:val="start"/>
+        <w:rPr/>
+      </w:pPr>
+      <w:bookmarkStart w:id="17" w:name="actual_observations"/>
+      <w:r>
+        <w:rPr>
+          <w:rFonts w:eastAsia="source serif 4" w:cs="source serif 4" w:ascii="source serif 4" w:hAnsi="source serif 4"/>
+          <w:b/>
+          <w:color w:val="000000"/>
+          <w:sz w:val="24"/>
+        </w:rPr>
+        <w:t>Actual observations</w:t>
+      </w:r>
+      <w:bookmarkEnd w:id="17"/>
+    </w:p>
+    <w:p>
+      <w:pPr>
+        <w:pStyle w:val="Normal"/>
+        <w:spacing w:lineRule="auto" w:line="360" w:before="0" w:after="210"/>
+        <w:rPr/>
+      </w:pPr>
+      <w:r>
+        <w:rPr>
+          <w:rFonts w:eastAsia="source serif 4" w:cs="source serif 4" w:ascii="source serif 4" w:hAnsi="source serif 4"/>
+          <w:color w:val="000000"/>
+        </w:rPr>
+        <w:t>The IGKB publishes its long-running lake monitoring results and associated data archives; the current archive is Green Report 46, covering 2024/2025.[cite:18][cite:475] Fish observations were independently checked against the public data accompanying the Haase assessment, rather than treating a previous chat description as provenance.[cite:251][cite:109]</w:t>
+      </w:r>
+    </w:p>
+    <w:tbl>
+      <w:tblPr>
+        <w:tblStyle w:val="TableGrid"/>
+        <w:tblW w:w="9510" w:type="dxa"/>
+        <w:jc w:val="center"/>
+        <w:tblInd w:w="0" w:type="dxa"/>
+        <w:tblLayout w:type="fixed"/>
+        <w:tblCellMar>
+          <w:top w:w="80" w:type="dxa"/>
+          <w:start w:w="160" w:type="dxa"/>
+          <w:bottom w:w="80" w:type="dxa"/>
+          <w:end w:w="160" w:type="dxa"/>
+        </w:tblCellMar>
+      </w:tblPr>
+      <w:tblGrid>
+        <w:gridCol w:w="3170"/>
+        <w:gridCol w:w="3170"/>
+        <w:gridCol w:w="3170"/>
+      </w:tblGrid>
+      <w:tr>
+        <w:trPr>
+          <w:cantSplit/>
+        </w:trPr>
+        <w:tc>
+          <w:tcPr>
+            <w:tcW w:w="3170" w:type="dxa"/>
+            <w:tcBorders>
+              <w:top w:val="single" w:sz="2" w:space="0" w:color="000000"/>
+              <w:start w:val="single" w:sz="2" w:space="0" w:color="000000"/>
+              <w:bottom w:val="single" w:sz="2" w:space="0" w:color="000000"/>
+              <w:end w:val="single" w:sz="2" w:space="0" w:color="000000"/>
+            </w:tcBorders>
+          </w:tcPr>
+          <w:p>
+            <w:pPr>
+              <w:pStyle w:val="Normal"/>
+              <w:widowControl/>
+              <w:spacing w:lineRule="auto" w:line="360" w:before="0" w:after="0"/>
+              <w:jc w:val="start"/>
+              <w:rPr>
+                <w:kern w:val="0"/>
+              </w:rPr>
+            </w:pPr>
+            <w:r>
+              <w:rPr>
+                <w:rFonts w:eastAsia="source sans 3" w:cs="source sans 3" w:ascii="source sans 3" w:hAnsi="source sans 3"/>
+                <w:color w:val="000000"/>
+                <w:kern w:val="0"/>
+                <w:sz w:val="17"/>
+              </w:rPr>
+              <w:t>Component</w:t>
+            </w:r>
+          </w:p>
+        </w:tc>
+        <w:tc>
+          <w:tcPr>
+            <w:tcW w:w="3170" w:type="dxa"/>
+            <w:tcBorders>
+              <w:top w:val="single" w:sz="2" w:space="0" w:color="000000"/>
+              <w:bottom w:val="single" w:sz="2" w:space="0" w:color="000000"/>
+              <w:end w:val="single" w:sz="2" w:space="0" w:color="000000"/>
+            </w:tcBorders>
+          </w:tcPr>
+          <w:p>
+            <w:pPr>
+              <w:pStyle w:val="Normal"/>
+              <w:widowControl/>
+              <w:spacing w:lineRule="auto" w:line="360" w:before="0" w:after="0"/>
+              <w:jc w:val="start"/>
+              <w:rPr>
+                <w:kern w:val="0"/>
+              </w:rPr>
+            </w:pPr>
+            <w:r>
+              <w:rPr>
+                <w:rFonts w:eastAsia="source sans 3" w:cs="source sans 3" w:ascii="source sans 3" w:hAnsi="source sans 3"/>
+                <w:color w:val="000000"/>
+                <w:kern w:val="0"/>
+                <w:sz w:val="17"/>
+              </w:rPr>
+              <w:t>Actual data and processing</w:t>
+            </w:r>
+          </w:p>
+        </w:tc>
+        <w:tc>
+          <w:tcPr>
+            <w:tcW w:w="3170" w:type="dxa"/>
+            <w:tcBorders>
+              <w:top w:val="single" w:sz="2" w:space="0" w:color="000000"/>
+              <w:bottom w:val="single" w:sz="2" w:space="0" w:color="000000"/>
+              <w:end w:val="single" w:sz="2" w:space="0" w:color="000000"/>
+            </w:tcBorders>
+          </w:tcPr>
+          <w:p>
+            <w:pPr>
+              <w:pStyle w:val="Normal"/>
+              <w:widowControl/>
+              <w:spacing w:lineRule="auto" w:line="360" w:before="0" w:after="0"/>
+              <w:jc w:val="start"/>
+              <w:rPr>
+                <w:kern w:val="0"/>
+              </w:rPr>
+            </w:pPr>
+            <w:r>
+              <w:rPr>
+                <w:rFonts w:eastAsia="source sans 3" w:cs="source sans 3" w:ascii="source sans 3" w:hAnsi="source sans 3"/>
+                <w:color w:val="000000"/>
+                <w:kern w:val="0"/>
+                <w:sz w:val="17"/>
+              </w:rPr>
+              <w:t>Use</w:t>
+            </w:r>
+          </w:p>
+        </w:tc>
+      </w:tr>
+      <w:tr>
+        <w:trPr>
+          <w:cantSplit/>
+        </w:trPr>
+        <w:tc>
+          <w:tcPr>
+            <w:tcW w:w="3170" w:type="dxa"/>
+            <w:tcBorders>
+              <w:top w:val="single" w:sz="2" w:space="0" w:color="000000"/>
+              <w:start w:val="single" w:sz="2" w:space="0" w:color="000000"/>
+              <w:bottom w:val="single" w:sz="2" w:space="0" w:color="000000"/>
+              <w:end w:val="single" w:sz="2" w:space="0" w:color="000000"/>
+            </w:tcBorders>
+          </w:tcPr>
+          <w:p>
+            <w:pPr>
+              <w:pStyle w:val="Normal"/>
+              <w:widowControl/>
+              <w:spacing w:lineRule="auto" w:line="360" w:before="0" w:after="0"/>
+              <w:jc w:val="start"/>
+              <w:rPr>
+                <w:kern w:val="0"/>
+              </w:rPr>
+            </w:pPr>
+            <w:r>
+              <w:rPr>
+                <w:rFonts w:eastAsia="source sans 3" w:cs="source sans 3" w:ascii="source sans 3" w:hAnsi="source sans 3"/>
+                <w:color w:val="000000"/>
+                <w:kern w:val="0"/>
+                <w:sz w:val="17"/>
+              </w:rPr>
+              <w:t>Phytoplankton</w:t>
+            </w:r>
+          </w:p>
+        </w:tc>
+        <w:tc>
+          <w:tcPr>
+            <w:tcW w:w="3170" w:type="dxa"/>
+            <w:tcBorders>
+              <w:top w:val="single" w:sz="2" w:space="0" w:color="000000"/>
+              <w:bottom w:val="single" w:sz="2" w:space="0" w:color="000000"/>
+              <w:end w:val="single" w:sz="2" w:space="0" w:color="000000"/>
+            </w:tcBorders>
+          </w:tcPr>
+          <w:p>
+            <w:pPr>
+              <w:pStyle w:val="Normal"/>
+              <w:widowControl/>
+              <w:spacing w:lineRule="auto" w:line="360" w:before="0" w:after="0"/>
+              <w:jc w:val="start"/>
+              <w:rPr>
+                <w:kern w:val="0"/>
+              </w:rPr>
+            </w:pPr>
+            <w:r>
+              <w:rPr>
+                <w:rFonts w:eastAsia="source sans 3" w:cs="source sans 3" w:ascii="source sans 3" w:hAnsi="source sans 3"/>
+                <w:color w:val="000000"/>
+                <w:kern w:val="0"/>
+                <w:sz w:val="17"/>
+              </w:rPr>
+              <w:t xml:space="preserve">IGKB/BOWIS </w:t>
+            </w:r>
+            <w:r>
+              <w:rPr>
+                <w:rStyle w:val="VerbatimChar"/>
+                <w:rFonts w:eastAsia="menlo" w:cs="menlo" w:ascii="menlo" w:hAnsi="menlo"/>
+                <w:color w:val="000000"/>
+                <w:kern w:val="0"/>
+                <w:sz w:val="18"/>
+                <w:shd w:fill="F8F8FA" w:val="clear"/>
+              </w:rPr>
+              <w:t>y_Langzeit_Phyto.csv</w:t>
+            </w:r>
+            <w:r>
+              <w:rPr>
+                <w:rFonts w:eastAsia="source sans 3" w:cs="source sans 3" w:ascii="source sans 3" w:hAnsi="source sans 3"/>
+                <w:color w:val="000000"/>
+                <w:kern w:val="0"/>
+                <w:sz w:val="17"/>
+              </w:rPr>
+              <w:t>, Fischbach–Uttwil (FU); sum the seven biomass-group columns, excluding the separate historical display column</w:t>
+            </w:r>
+          </w:p>
+        </w:tc>
+        <w:tc>
+          <w:tcPr>
+            <w:tcW w:w="3170" w:type="dxa"/>
+            <w:tcBorders>
+              <w:top w:val="single" w:sz="2" w:space="0" w:color="000000"/>
+              <w:bottom w:val="single" w:sz="2" w:space="0" w:color="000000"/>
+              <w:end w:val="single" w:sz="2" w:space="0" w:color="000000"/>
+            </w:tcBorders>
+          </w:tcPr>
+          <w:p>
+            <w:pPr>
+              <w:pStyle w:val="Normal"/>
+              <w:widowControl/>
+              <w:spacing w:lineRule="auto" w:line="360" w:before="0" w:after="0"/>
+              <w:jc w:val="start"/>
+              <w:rPr>
+                <w:kern w:val="0"/>
+              </w:rPr>
+            </w:pPr>
+            <w:r>
+              <w:rPr>
+                <w:rFonts w:eastAsia="source sans 3" w:cs="source sans 3" w:ascii="source sans 3" w:hAnsi="source sans 3"/>
+                <w:color w:val="000000"/>
+                <w:kern w:val="0"/>
+                <w:sz w:val="17"/>
+              </w:rPr>
+              <w:t>29 annual values, 1997–2025, mg/L; annual mean comparison</w:t>
+            </w:r>
+          </w:p>
+        </w:tc>
+      </w:tr>
+      <w:tr>
+        <w:trPr>
+          <w:cantSplit/>
+        </w:trPr>
+        <w:tc>
+          <w:tcPr>
+            <w:tcW w:w="3170" w:type="dxa"/>
+            <w:tcBorders>
+              <w:top w:val="single" w:sz="2" w:space="0" w:color="000000"/>
+              <w:start w:val="single" w:sz="2" w:space="0" w:color="000000"/>
+              <w:bottom w:val="single" w:sz="2" w:space="0" w:color="000000"/>
+              <w:end w:val="single" w:sz="2" w:space="0" w:color="000000"/>
+            </w:tcBorders>
+          </w:tcPr>
+          <w:p>
+            <w:pPr>
+              <w:pStyle w:val="Normal"/>
+              <w:widowControl/>
+              <w:spacing w:lineRule="auto" w:line="360" w:before="0" w:after="0"/>
+              <w:jc w:val="start"/>
+              <w:rPr>
+                <w:kern w:val="0"/>
+              </w:rPr>
+            </w:pPr>
+            <w:r>
+              <w:rPr>
+                <w:rFonts w:eastAsia="source sans 3" w:cs="source sans 3" w:ascii="source sans 3" w:hAnsi="source sans 3"/>
+                <w:color w:val="000000"/>
+                <w:kern w:val="0"/>
+                <w:sz w:val="17"/>
+              </w:rPr>
+              <w:t>Zooplankton</w:t>
+            </w:r>
+          </w:p>
+        </w:tc>
+        <w:tc>
+          <w:tcPr>
+            <w:tcW w:w="3170" w:type="dxa"/>
+            <w:tcBorders>
+              <w:top w:val="single" w:sz="2" w:space="0" w:color="000000"/>
+              <w:bottom w:val="single" w:sz="2" w:space="0" w:color="000000"/>
+              <w:end w:val="single" w:sz="2" w:space="0" w:color="000000"/>
+            </w:tcBorders>
+          </w:tcPr>
+          <w:p>
+            <w:pPr>
+              <w:pStyle w:val="Normal"/>
+              <w:widowControl/>
+              <w:spacing w:lineRule="auto" w:line="360" w:before="0" w:after="0"/>
+              <w:jc w:val="start"/>
+              <w:rPr>
+                <w:kern w:val="0"/>
+              </w:rPr>
+            </w:pPr>
+            <w:r>
+              <w:rPr>
+                <w:rFonts w:eastAsia="source sans 3" w:cs="source sans 3" w:ascii="source sans 3" w:hAnsi="source sans 3"/>
+                <w:color w:val="000000"/>
+                <w:kern w:val="0"/>
+                <w:sz w:val="17"/>
+              </w:rPr>
+              <w:t xml:space="preserve">IGKB/BOWIS </w:t>
+            </w:r>
+            <w:r>
+              <w:rPr>
+                <w:rStyle w:val="VerbatimChar"/>
+                <w:rFonts w:eastAsia="menlo" w:cs="menlo" w:ascii="menlo" w:hAnsi="menlo"/>
+                <w:color w:val="000000"/>
+                <w:kern w:val="0"/>
+                <w:sz w:val="18"/>
+                <w:shd w:fill="F8F8FA" w:val="clear"/>
+              </w:rPr>
+              <w:t>z_Langzeit_Crustacien.csv</w:t>
+            </w:r>
+            <w:r>
+              <w:rPr>
+                <w:rFonts w:eastAsia="source sans 3" w:cs="source sans 3" w:ascii="source sans 3" w:hAnsi="source sans 3"/>
+                <w:color w:val="000000"/>
+                <w:kern w:val="0"/>
+                <w:sz w:val="17"/>
+              </w:rPr>
+              <w:t>, FU, 0–100 m; sum cladocerans and copepods</w:t>
+            </w:r>
+          </w:p>
+        </w:tc>
+        <w:tc>
+          <w:tcPr>
+            <w:tcW w:w="3170" w:type="dxa"/>
+            <w:tcBorders>
+              <w:top w:val="single" w:sz="2" w:space="0" w:color="000000"/>
+              <w:bottom w:val="single" w:sz="2" w:space="0" w:color="000000"/>
+              <w:end w:val="single" w:sz="2" w:space="0" w:color="000000"/>
+            </w:tcBorders>
+          </w:tcPr>
+          <w:p>
+            <w:pPr>
+              <w:pStyle w:val="Normal"/>
+              <w:widowControl/>
+              <w:spacing w:lineRule="auto" w:line="360" w:before="0" w:after="0"/>
+              <w:jc w:val="start"/>
+              <w:rPr>
+                <w:kern w:val="0"/>
+              </w:rPr>
+            </w:pPr>
+            <w:r>
+              <w:rPr>
+                <w:rFonts w:eastAsia="source sans 3" w:cs="source sans 3" w:ascii="source sans 3" w:hAnsi="source sans 3"/>
+                <w:color w:val="000000"/>
+                <w:kern w:val="0"/>
+                <w:sz w:val="17"/>
+              </w:rPr>
+              <w:t>29 annual values, 1997–2025, individuals/m2; not biomass</w:t>
+            </w:r>
+          </w:p>
+        </w:tc>
+      </w:tr>
+      <w:tr>
+        <w:trPr>
+          <w:cantSplit/>
+        </w:trPr>
+        <w:tc>
+          <w:tcPr>
+            <w:tcW w:w="3170" w:type="dxa"/>
+            <w:tcBorders>
+              <w:top w:val="single" w:sz="2" w:space="0" w:color="000000"/>
+              <w:start w:val="single" w:sz="2" w:space="0" w:color="000000"/>
+              <w:bottom w:val="single" w:sz="2" w:space="0" w:color="000000"/>
+              <w:end w:val="single" w:sz="2" w:space="0" w:color="000000"/>
+            </w:tcBorders>
+          </w:tcPr>
+          <w:p>
+            <w:pPr>
+              <w:pStyle w:val="Normal"/>
+              <w:widowControl/>
+              <w:spacing w:lineRule="auto" w:line="360" w:before="0" w:after="0"/>
+              <w:jc w:val="start"/>
+              <w:rPr>
+                <w:kern w:val="0"/>
+              </w:rPr>
+            </w:pPr>
+            <w:r>
+              <w:rPr>
+                <w:rFonts w:eastAsia="source sans 3" w:cs="source sans 3" w:ascii="source sans 3" w:hAnsi="source sans 3"/>
+                <w:color w:val="000000"/>
+                <w:kern w:val="0"/>
+                <w:sz w:val="17"/>
+              </w:rPr>
+              <w:t>Phosphorus</w:t>
+            </w:r>
+          </w:p>
+        </w:tc>
+        <w:tc>
+          <w:tcPr>
+            <w:tcW w:w="3170" w:type="dxa"/>
+            <w:tcBorders>
+              <w:top w:val="single" w:sz="2" w:space="0" w:color="000000"/>
+              <w:bottom w:val="single" w:sz="2" w:space="0" w:color="000000"/>
+              <w:end w:val="single" w:sz="2" w:space="0" w:color="000000"/>
+            </w:tcBorders>
+          </w:tcPr>
+          <w:p>
+            <w:pPr>
+              <w:pStyle w:val="Normal"/>
+              <w:widowControl/>
+              <w:spacing w:lineRule="auto" w:line="360" w:before="0" w:after="0"/>
+              <w:jc w:val="start"/>
+              <w:rPr>
+                <w:kern w:val="0"/>
+              </w:rPr>
+            </w:pPr>
+            <w:r>
+              <w:rPr>
+                <w:rFonts w:eastAsia="source sans 3" w:cs="source sans 3" w:ascii="source sans 3" w:hAnsi="source sans 3"/>
+                <w:color w:val="000000"/>
+                <w:kern w:val="0"/>
+                <w:sz w:val="17"/>
+              </w:rPr>
+              <w:t xml:space="preserve">IGKB/BOWIS </w:t>
+            </w:r>
+            <w:r>
+              <w:rPr>
+                <w:rStyle w:val="VerbatimChar"/>
+                <w:rFonts w:eastAsia="menlo" w:cs="menlo" w:ascii="menlo" w:hAnsi="menlo"/>
+                <w:color w:val="000000"/>
+                <w:kern w:val="0"/>
+                <w:sz w:val="18"/>
+                <w:shd w:fill="F8F8FA" w:val="clear"/>
+              </w:rPr>
+              <w:t>c_Langzeit_O2Min_JM.csv</w:t>
+            </w:r>
+            <w:r>
+              <w:rPr>
+                <w:rFonts w:eastAsia="source sans 3" w:cs="source sans 3" w:ascii="source sans 3" w:hAnsi="source sans 3"/>
+                <w:color w:val="000000"/>
+                <w:kern w:val="0"/>
+                <w:sz w:val="17"/>
+              </w:rPr>
+              <w:t>, parameter Pges, FU</w:t>
+            </w:r>
+          </w:p>
+        </w:tc>
+        <w:tc>
+          <w:tcPr>
+            <w:tcW w:w="3170" w:type="dxa"/>
+            <w:tcBorders>
+              <w:top w:val="single" w:sz="2" w:space="0" w:color="000000"/>
+              <w:bottom w:val="single" w:sz="2" w:space="0" w:color="000000"/>
+              <w:end w:val="single" w:sz="2" w:space="0" w:color="000000"/>
+            </w:tcBorders>
+          </w:tcPr>
+          <w:p>
+            <w:pPr>
+              <w:pStyle w:val="Normal"/>
+              <w:widowControl/>
+              <w:spacing w:lineRule="auto" w:line="360" w:before="0" w:after="0"/>
+              <w:jc w:val="start"/>
+              <w:rPr>
+                <w:kern w:val="0"/>
+              </w:rPr>
+            </w:pPr>
+            <w:r>
+              <w:rPr>
+                <w:rFonts w:eastAsia="source sans 3" w:cs="source sans 3" w:ascii="source sans 3" w:hAnsi="source sans 3"/>
+                <w:color w:val="000000"/>
+                <w:kern w:val="0"/>
+                <w:sz w:val="17"/>
+              </w:rPr>
+              <w:t>Annual concentration forcing, micrograms/L; independently checked for 1997–2025</w:t>
+            </w:r>
+          </w:p>
+        </w:tc>
+      </w:tr>
+      <w:tr>
+        <w:trPr>
+          <w:cantSplit/>
+        </w:trPr>
+        <w:tc>
+          <w:tcPr>
+            <w:tcW w:w="3170" w:type="dxa"/>
+            <w:tcBorders>
+              <w:top w:val="single" w:sz="2" w:space="0" w:color="000000"/>
+              <w:start w:val="single" w:sz="2" w:space="0" w:color="000000"/>
+              <w:bottom w:val="single" w:sz="2" w:space="0" w:color="000000"/>
+              <w:end w:val="single" w:sz="2" w:space="0" w:color="000000"/>
+            </w:tcBorders>
+          </w:tcPr>
+          <w:p>
+            <w:pPr>
+              <w:pStyle w:val="Normal"/>
+              <w:widowControl/>
+              <w:spacing w:lineRule="auto" w:line="360" w:before="0" w:after="0"/>
+              <w:jc w:val="start"/>
+              <w:rPr>
+                <w:kern w:val="0"/>
+              </w:rPr>
+            </w:pPr>
+            <w:r>
+              <w:rPr>
+                <w:rFonts w:eastAsia="source sans 3" w:cs="source sans 3" w:ascii="source sans 3" w:hAnsi="source sans 3"/>
+                <w:color w:val="000000"/>
+                <w:kern w:val="0"/>
+                <w:sz w:val="17"/>
+              </w:rPr>
+              <w:t>Oxygen</w:t>
+            </w:r>
+          </w:p>
+        </w:tc>
+        <w:tc>
+          <w:tcPr>
+            <w:tcW w:w="3170" w:type="dxa"/>
+            <w:tcBorders>
+              <w:top w:val="single" w:sz="2" w:space="0" w:color="000000"/>
+              <w:bottom w:val="single" w:sz="2" w:space="0" w:color="000000"/>
+              <w:end w:val="single" w:sz="2" w:space="0" w:color="000000"/>
+            </w:tcBorders>
+          </w:tcPr>
+          <w:p>
+            <w:pPr>
+              <w:pStyle w:val="Normal"/>
+              <w:widowControl/>
+              <w:spacing w:lineRule="auto" w:line="360" w:before="0" w:after="0"/>
+              <w:jc w:val="start"/>
+              <w:rPr>
+                <w:kern w:val="0"/>
+              </w:rPr>
+            </w:pPr>
+            <w:r>
+              <w:rPr>
+                <w:rFonts w:eastAsia="source sans 3" w:cs="source sans 3" w:ascii="source sans 3" w:hAnsi="source sans 3"/>
+                <w:color w:val="000000"/>
+                <w:kern w:val="0"/>
+                <w:sz w:val="17"/>
+              </w:rPr>
+              <w:t>Same IGKB/BOWIS chemical CSV, parameter O2, FU</w:t>
+            </w:r>
+          </w:p>
+        </w:tc>
+        <w:tc>
+          <w:tcPr>
+            <w:tcW w:w="3170" w:type="dxa"/>
+            <w:tcBorders>
+              <w:top w:val="single" w:sz="2" w:space="0" w:color="000000"/>
+              <w:bottom w:val="single" w:sz="2" w:space="0" w:color="000000"/>
+              <w:end w:val="single" w:sz="2" w:space="0" w:color="000000"/>
+            </w:tcBorders>
+          </w:tcPr>
+          <w:p>
+            <w:pPr>
+              <w:pStyle w:val="Normal"/>
+              <w:widowControl/>
+              <w:spacing w:lineRule="auto" w:line="360" w:before="0" w:after="0"/>
+              <w:jc w:val="start"/>
+              <w:rPr>
+                <w:kern w:val="0"/>
+              </w:rPr>
+            </w:pPr>
+            <w:r>
+              <w:rPr>
+                <w:rFonts w:eastAsia="source sans 3" w:cs="source sans 3" w:ascii="source sans 3" w:hAnsi="source sans 3"/>
+                <w:color w:val="000000"/>
+                <w:kern w:val="0"/>
+                <w:sz w:val="17"/>
+              </w:rPr>
+              <w:t>29 annual bottom-water minima, 1997–2025, mg/L; compared with model annual minima, not annual means</w:t>
+            </w:r>
+          </w:p>
+        </w:tc>
+      </w:tr>
+      <w:tr>
+        <w:trPr>
+          <w:cantSplit/>
+        </w:trPr>
+        <w:tc>
+          <w:tcPr>
+            <w:tcW w:w="3170" w:type="dxa"/>
+            <w:tcBorders>
+              <w:top w:val="single" w:sz="2" w:space="0" w:color="000000"/>
+              <w:start w:val="single" w:sz="2" w:space="0" w:color="000000"/>
+              <w:bottom w:val="single" w:sz="2" w:space="0" w:color="000000"/>
+              <w:end w:val="single" w:sz="2" w:space="0" w:color="000000"/>
+            </w:tcBorders>
+          </w:tcPr>
+          <w:p>
+            <w:pPr>
+              <w:pStyle w:val="Normal"/>
+              <w:widowControl/>
+              <w:spacing w:lineRule="auto" w:line="360" w:before="0" w:after="0"/>
+              <w:jc w:val="start"/>
+              <w:rPr>
+                <w:kern w:val="0"/>
+              </w:rPr>
+            </w:pPr>
+            <w:r>
+              <w:rPr>
+                <w:rFonts w:eastAsia="source sans 3" w:cs="source sans 3" w:ascii="source sans 3" w:hAnsi="source sans 3"/>
+                <w:color w:val="000000"/>
+                <w:kern w:val="0"/>
+                <w:sz w:val="17"/>
+              </w:rPr>
+              <w:t>Catch</w:t>
+            </w:r>
+          </w:p>
+        </w:tc>
+        <w:tc>
+          <w:tcPr>
+            <w:tcW w:w="3170" w:type="dxa"/>
+            <w:tcBorders>
+              <w:top w:val="single" w:sz="2" w:space="0" w:color="000000"/>
+              <w:bottom w:val="single" w:sz="2" w:space="0" w:color="000000"/>
+              <w:end w:val="single" w:sz="2" w:space="0" w:color="000000"/>
+            </w:tcBorders>
+          </w:tcPr>
+          <w:p>
+            <w:pPr>
+              <w:pStyle w:val="Normal"/>
+              <w:widowControl/>
+              <w:spacing w:lineRule="auto" w:line="360" w:before="0" w:after="0"/>
+              <w:jc w:val="start"/>
+              <w:rPr>
+                <w:kern w:val="0"/>
+              </w:rPr>
+            </w:pPr>
+            <w:r>
+              <w:rPr>
+                <w:rStyle w:val="VerbatimChar"/>
+                <w:rFonts w:eastAsia="menlo" w:cs="menlo" w:ascii="menlo" w:hAnsi="menlo"/>
+                <w:color w:val="000000"/>
+                <w:kern w:val="0"/>
+                <w:sz w:val="18"/>
+                <w:shd w:fill="F8F8FA" w:val="clear"/>
+              </w:rPr>
+              <w:t>Catches.csv</w:t>
+            </w:r>
+            <w:r>
+              <w:rPr>
+                <w:rFonts w:eastAsia="source sans 3" w:cs="source sans 3" w:ascii="source sans 3" w:hAnsi="source sans 3"/>
+                <w:color w:val="000000"/>
+                <w:kern w:val="0"/>
+                <w:sz w:val="17"/>
+              </w:rPr>
+              <w:t xml:space="preserve"> from the published fish assessment repository</w:t>
+            </w:r>
+          </w:p>
+        </w:tc>
+        <w:tc>
+          <w:tcPr>
+            <w:tcW w:w="3170" w:type="dxa"/>
+            <w:tcBorders>
+              <w:top w:val="single" w:sz="2" w:space="0" w:color="000000"/>
+              <w:bottom w:val="single" w:sz="2" w:space="0" w:color="000000"/>
+              <w:end w:val="single" w:sz="2" w:space="0" w:color="000000"/>
+            </w:tcBorders>
+          </w:tcPr>
+          <w:p>
+            <w:pPr>
+              <w:pStyle w:val="Normal"/>
+              <w:widowControl/>
+              <w:spacing w:lineRule="auto" w:line="360" w:before="0" w:after="0"/>
+              <w:jc w:val="start"/>
+              <w:rPr>
+                <w:kern w:val="0"/>
+              </w:rPr>
+            </w:pPr>
+            <w:r>
+              <w:rPr>
+                <w:rFonts w:eastAsia="source sans 3" w:cs="source sans 3" w:ascii="source sans 3" w:hAnsi="source sans 3"/>
+                <w:color w:val="000000"/>
+                <w:kern w:val="0"/>
+                <w:sz w:val="17"/>
+              </w:rPr>
+              <w:t>26 annual catches, 1997–2022, tonnes/year</w:t>
+            </w:r>
+          </w:p>
+        </w:tc>
+      </w:tr>
+      <w:tr>
+        <w:trPr>
+          <w:cantSplit/>
+        </w:trPr>
+        <w:tc>
+          <w:tcPr>
+            <w:tcW w:w="3170" w:type="dxa"/>
+            <w:tcBorders>
+              <w:top w:val="single" w:sz="2" w:space="0" w:color="000000"/>
+              <w:start w:val="single" w:sz="2" w:space="0" w:color="000000"/>
+              <w:bottom w:val="single" w:sz="2" w:space="0" w:color="000000"/>
+              <w:end w:val="single" w:sz="2" w:space="0" w:color="000000"/>
+            </w:tcBorders>
+          </w:tcPr>
+          <w:p>
+            <w:pPr>
+              <w:pStyle w:val="Normal"/>
+              <w:widowControl/>
+              <w:spacing w:lineRule="auto" w:line="360" w:before="0" w:after="0"/>
+              <w:jc w:val="start"/>
+              <w:rPr>
+                <w:kern w:val="0"/>
+              </w:rPr>
+            </w:pPr>
+            <w:r>
+              <w:rPr>
+                <w:rFonts w:eastAsia="source sans 3" w:cs="source sans 3" w:ascii="source sans 3" w:hAnsi="source sans 3"/>
+                <w:color w:val="000000"/>
+                <w:kern w:val="0"/>
+                <w:sz w:val="17"/>
+              </w:rPr>
+              <w:t>Scientific survey</w:t>
+            </w:r>
+          </w:p>
+        </w:tc>
+        <w:tc>
+          <w:tcPr>
+            <w:tcW w:w="3170" w:type="dxa"/>
+            <w:tcBorders>
+              <w:top w:val="single" w:sz="2" w:space="0" w:color="000000"/>
+              <w:bottom w:val="single" w:sz="2" w:space="0" w:color="000000"/>
+              <w:end w:val="single" w:sz="2" w:space="0" w:color="000000"/>
+            </w:tcBorders>
+          </w:tcPr>
+          <w:p>
+            <w:pPr>
+              <w:pStyle w:val="Normal"/>
+              <w:widowControl/>
+              <w:spacing w:lineRule="auto" w:line="360" w:before="0" w:after="0"/>
+              <w:jc w:val="start"/>
+              <w:rPr>
+                <w:kern w:val="0"/>
+              </w:rPr>
+            </w:pPr>
+            <w:r>
+              <w:rPr>
+                <w:rStyle w:val="VerbatimChar"/>
+                <w:rFonts w:eastAsia="menlo" w:cs="menlo" w:ascii="menlo" w:hAnsi="menlo"/>
+                <w:color w:val="000000"/>
+                <w:kern w:val="0"/>
+                <w:sz w:val="18"/>
+                <w:shd w:fill="F8F8FA" w:val="clear"/>
+              </w:rPr>
+              <w:t>Survey.csv</w:t>
+            </w:r>
+            <w:r>
+              <w:rPr>
+                <w:rFonts w:eastAsia="source sans 3" w:cs="source sans 3" w:ascii="source sans 3" w:hAnsi="source sans 3"/>
+                <w:color w:val="000000"/>
+                <w:kern w:val="0"/>
+                <w:sz w:val="17"/>
+              </w:rPr>
+              <w:t>, Biomass column</w:t>
+            </w:r>
+          </w:p>
+        </w:tc>
+        <w:tc>
+          <w:tcPr>
+            <w:tcW w:w="3170" w:type="dxa"/>
+            <w:tcBorders>
+              <w:top w:val="single" w:sz="2" w:space="0" w:color="000000"/>
+              <w:bottom w:val="single" w:sz="2" w:space="0" w:color="000000"/>
+              <w:end w:val="single" w:sz="2" w:space="0" w:color="000000"/>
+            </w:tcBorders>
+          </w:tcPr>
+          <w:p>
+            <w:pPr>
+              <w:pStyle w:val="Normal"/>
+              <w:widowControl/>
+              <w:spacing w:lineRule="auto" w:line="360" w:before="0" w:after="0"/>
+              <w:jc w:val="start"/>
+              <w:rPr>
+                <w:kern w:val="0"/>
+              </w:rPr>
+            </w:pPr>
+            <w:r>
+              <w:rPr>
+                <w:rFonts w:eastAsia="source sans 3" w:cs="source sans 3" w:ascii="source sans 3" w:hAnsi="source sans 3"/>
+                <w:color w:val="000000"/>
+                <w:kern w:val="0"/>
+                <w:sz w:val="17"/>
+              </w:rPr>
+              <w:t>26 annual survey indices, 1997–2022; retained model interpretation kg/1000 m2, not absolute stock biomass</w:t>
+            </w:r>
+          </w:p>
+        </w:tc>
+      </w:tr>
+      <w:tr>
+        <w:trPr>
+          <w:cantSplit/>
+        </w:trPr>
+        <w:tc>
+          <w:tcPr>
+            <w:tcW w:w="3170" w:type="dxa"/>
+            <w:tcBorders>
+              <w:top w:val="single" w:sz="2" w:space="0" w:color="000000"/>
+              <w:start w:val="single" w:sz="2" w:space="0" w:color="000000"/>
+              <w:bottom w:val="single" w:sz="2" w:space="0" w:color="000000"/>
+              <w:end w:val="single" w:sz="2" w:space="0" w:color="000000"/>
+            </w:tcBorders>
+          </w:tcPr>
+          <w:p>
+            <w:pPr>
+              <w:pStyle w:val="Normal"/>
+              <w:widowControl/>
+              <w:spacing w:lineRule="auto" w:line="360" w:before="0" w:after="0"/>
+              <w:jc w:val="start"/>
+              <w:rPr>
+                <w:kern w:val="0"/>
+              </w:rPr>
+            </w:pPr>
+            <w:r>
+              <w:rPr>
+                <w:rFonts w:eastAsia="source sans 3" w:cs="source sans 3" w:ascii="source sans 3" w:hAnsi="source sans 3"/>
+                <w:color w:val="000000"/>
+                <w:kern w:val="0"/>
+                <w:sz w:val="17"/>
+              </w:rPr>
+              <w:t>Fish weight</w:t>
+            </w:r>
+          </w:p>
+        </w:tc>
+        <w:tc>
+          <w:tcPr>
+            <w:tcW w:w="3170" w:type="dxa"/>
+            <w:tcBorders>
+              <w:top w:val="single" w:sz="2" w:space="0" w:color="000000"/>
+              <w:bottom w:val="single" w:sz="2" w:space="0" w:color="000000"/>
+              <w:end w:val="single" w:sz="2" w:space="0" w:color="000000"/>
+            </w:tcBorders>
+          </w:tcPr>
+          <w:p>
+            <w:pPr>
+              <w:pStyle w:val="Normal"/>
+              <w:widowControl/>
+              <w:spacing w:lineRule="auto" w:line="360" w:before="0" w:after="0"/>
+              <w:jc w:val="start"/>
+              <w:rPr>
+                <w:kern w:val="0"/>
+              </w:rPr>
+            </w:pPr>
+            <w:r>
+              <w:rPr>
+                <w:rStyle w:val="VerbatimChar"/>
+                <w:rFonts w:eastAsia="menlo" w:cs="menlo" w:ascii="menlo" w:hAnsi="menlo"/>
+                <w:color w:val="000000"/>
+                <w:kern w:val="0"/>
+                <w:sz w:val="18"/>
+                <w:shd w:fill="F8F8FA" w:val="clear"/>
+              </w:rPr>
+              <w:t>Survey.csv</w:t>
+            </w:r>
+            <w:r>
+              <w:rPr>
+                <w:rFonts w:eastAsia="source sans 3" w:cs="source sans 3" w:ascii="source sans 3" w:hAnsi="source sans 3"/>
+                <w:color w:val="000000"/>
+                <w:kern w:val="0"/>
+                <w:sz w:val="17"/>
+              </w:rPr>
+              <w:t>, mean_weight column</w:t>
+            </w:r>
+          </w:p>
+        </w:tc>
+        <w:tc>
+          <w:tcPr>
+            <w:tcW w:w="3170" w:type="dxa"/>
+            <w:tcBorders>
+              <w:top w:val="single" w:sz="2" w:space="0" w:color="000000"/>
+              <w:bottom w:val="single" w:sz="2" w:space="0" w:color="000000"/>
+              <w:end w:val="single" w:sz="2" w:space="0" w:color="000000"/>
+            </w:tcBorders>
+          </w:tcPr>
+          <w:p>
+            <w:pPr>
+              <w:pStyle w:val="Normal"/>
+              <w:widowControl/>
+              <w:spacing w:lineRule="auto" w:line="360" w:before="0" w:after="0"/>
+              <w:jc w:val="start"/>
+              <w:rPr>
+                <w:kern w:val="0"/>
+              </w:rPr>
+            </w:pPr>
+            <w:r>
+              <w:rPr>
+                <w:rFonts w:eastAsia="source sans 3" w:cs="source sans 3" w:ascii="source sans 3" w:hAnsi="source sans 3"/>
+                <w:color w:val="000000"/>
+                <w:kern w:val="0"/>
+                <w:sz w:val="17"/>
+              </w:rPr>
+              <w:t>Observed survey weight in grams; retained as a proxy for modeled adult weight</w:t>
+            </w:r>
+          </w:p>
+        </w:tc>
+      </w:tr>
+      <w:tr>
+        <w:trPr>
+          <w:cantSplit/>
+        </w:trPr>
+        <w:tc>
+          <w:tcPr>
+            <w:tcW w:w="3170" w:type="dxa"/>
+            <w:tcBorders>
+              <w:top w:val="single" w:sz="2" w:space="0" w:color="000000"/>
+              <w:start w:val="single" w:sz="2" w:space="0" w:color="000000"/>
+              <w:bottom w:val="single" w:sz="2" w:space="0" w:color="000000"/>
+              <w:end w:val="single" w:sz="2" w:space="0" w:color="000000"/>
+            </w:tcBorders>
+          </w:tcPr>
+          <w:p>
+            <w:pPr>
+              <w:pStyle w:val="Normal"/>
+              <w:widowControl/>
+              <w:spacing w:lineRule="auto" w:line="360" w:before="0" w:after="0"/>
+              <w:jc w:val="start"/>
+              <w:rPr>
+                <w:kern w:val="0"/>
+              </w:rPr>
+            </w:pPr>
+            <w:r>
+              <w:rPr>
+                <w:rFonts w:eastAsia="source sans 3" w:cs="source sans 3" w:ascii="source sans 3" w:hAnsi="source sans 3"/>
+                <w:color w:val="000000"/>
+                <w:kern w:val="0"/>
+                <w:sz w:val="17"/>
+              </w:rPr>
+              <w:t>Effort</w:t>
+            </w:r>
+          </w:p>
+        </w:tc>
+        <w:tc>
+          <w:tcPr>
+            <w:tcW w:w="3170" w:type="dxa"/>
+            <w:tcBorders>
+              <w:top w:val="single" w:sz="2" w:space="0" w:color="000000"/>
+              <w:bottom w:val="single" w:sz="2" w:space="0" w:color="000000"/>
+              <w:end w:val="single" w:sz="2" w:space="0" w:color="000000"/>
+            </w:tcBorders>
+          </w:tcPr>
+          <w:p>
+            <w:pPr>
+              <w:pStyle w:val="Normal"/>
+              <w:widowControl/>
+              <w:spacing w:lineRule="auto" w:line="360" w:before="0" w:after="0"/>
+              <w:jc w:val="start"/>
+              <w:rPr>
+                <w:kern w:val="0"/>
+              </w:rPr>
+            </w:pPr>
+            <w:r>
+              <w:rPr>
+                <w:rStyle w:val="VerbatimChar"/>
+                <w:rFonts w:eastAsia="menlo" w:cs="menlo" w:ascii="menlo" w:hAnsi="menlo"/>
+                <w:color w:val="000000"/>
+                <w:kern w:val="0"/>
+                <w:sz w:val="18"/>
+                <w:shd w:fill="F8F8FA" w:val="clear"/>
+              </w:rPr>
+              <w:t>Effort_quarterly.csv</w:t>
+            </w:r>
+            <w:r>
+              <w:rPr>
+                <w:rFonts w:eastAsia="source sans 3" w:cs="source sans 3" w:ascii="source sans 3" w:hAnsi="source sans 3"/>
+                <w:color w:val="000000"/>
+                <w:kern w:val="0"/>
+                <w:sz w:val="17"/>
+              </w:rPr>
+              <w:t>; Q2 plus Q3 totals, divided by their 1997–2011 mean</w:t>
+            </w:r>
+          </w:p>
+        </w:tc>
+        <w:tc>
+          <w:tcPr>
+            <w:tcW w:w="3170" w:type="dxa"/>
+            <w:tcBorders>
+              <w:top w:val="single" w:sz="2" w:space="0" w:color="000000"/>
+              <w:bottom w:val="single" w:sz="2" w:space="0" w:color="000000"/>
+              <w:end w:val="single" w:sz="2" w:space="0" w:color="000000"/>
+            </w:tcBorders>
+          </w:tcPr>
+          <w:p>
+            <w:pPr>
+              <w:pStyle w:val="Normal"/>
+              <w:widowControl/>
+              <w:spacing w:lineRule="auto" w:line="360" w:before="0" w:after="0"/>
+              <w:jc w:val="start"/>
+              <w:rPr>
+                <w:kern w:val="0"/>
+              </w:rPr>
+            </w:pPr>
+            <w:r>
+              <w:rPr>
+                <w:rFonts w:eastAsia="source sans 3" w:cs="source sans 3" w:ascii="source sans 3" w:hAnsi="source sans 3"/>
+                <w:color w:val="000000"/>
+                <w:kern w:val="0"/>
+                <w:sz w:val="17"/>
+              </w:rPr>
+              <w:t>Retained annualized effort proxy; not fully observed annual fishing mortality</w:t>
+            </w:r>
+          </w:p>
+        </w:tc>
+      </w:tr>
+    </w:tbl>
+    <w:p>
+      <w:pPr>
+        <w:pStyle w:val="Normal"/>
+        <w:spacing w:lineRule="auto" w:line="240"/>
+        <w:rPr/>
+      </w:pPr>
+      <w:r>
+        <w:rPr/>
+      </w:r>
+    </w:p>
+    <w:p>
+      <w:pPr>
+        <w:pStyle w:val="Normal"/>
+        <w:spacing w:lineRule="auto" w:line="360" w:before="0" w:after="210"/>
+        <w:rPr/>
+      </w:pPr>
+      <w:r>
+        <w:rPr>
+          <w:rFonts w:eastAsia="source serif 4" w:cs="source serif 4" w:ascii="source serif 4" w:hAnsi="source serif 4"/>
+          <w:color w:val="000000"/>
+        </w:rPr>
+        <w:t xml:space="preserve">Official environmental archive: </w:t>
+      </w:r>
+      <w:hyperlink r:id="rId3">
+        <w:r>
+          <w:rPr>
+            <w:rStyle w:val="Style8"/>
+            <w:rFonts w:eastAsia="source sans 3" w:cs="source sans 3" w:ascii="source sans 3" w:hAnsi="source sans 3"/>
+            <w:color w:val="auto"/>
+            <w:u w:val="single"/>
+          </w:rPr>
+          <w:t>https://www.igkb.org/medien/publikationen/berichte-zum-limnologischen-zustand</w:t>
+        </w:r>
+      </w:hyperlink>
+      <w:r>
+        <w:rPr>
+          <w:rFonts w:eastAsia="source serif 4" w:cs="source serif 4" w:ascii="source serif 4" w:hAnsi="source serif 4"/>
+          <w:color w:val="000000"/>
+        </w:rPr>
+        <w:t xml:space="preserve"> . Public fish data: </w:t>
+      </w:r>
+      <w:hyperlink r:id="rId4">
+        <w:r>
+          <w:rPr>
+            <w:rStyle w:val="Style8"/>
+            <w:rFonts w:eastAsia="source sans 3" w:cs="source sans 3" w:ascii="source sans 3" w:hAnsi="source sans 3"/>
+            <w:color w:val="auto"/>
+            <w:u w:val="single"/>
+          </w:rPr>
+          <w:t>https://github.com/StefanieHaase/whitefish_assessment</w:t>
+        </w:r>
+      </w:hyperlink>
+      <w:r>
+        <w:rPr>
+          <w:rFonts w:eastAsia="source serif 4" w:cs="source serif 4" w:ascii="source serif 4" w:hAnsi="source serif 4"/>
+          <w:color w:val="000000"/>
+        </w:rPr>
+        <w:t xml:space="preserve"> and </w:t>
+      </w:r>
+      <w:hyperlink r:id="rId5">
+        <w:r>
+          <w:rPr>
+            <w:rStyle w:val="Style8"/>
+            <w:rFonts w:eastAsia="source sans 3" w:cs="source sans 3" w:ascii="source sans 3" w:hAnsi="source sans 3"/>
+            <w:color w:val="auto"/>
+            <w:u w:val="single"/>
+          </w:rPr>
+          <w:t>https://doi.org/10.5281/zenodo.15681220</w:t>
+        </w:r>
+      </w:hyperlink>
+      <w:r>
+        <w:rPr>
+          <w:rFonts w:eastAsia="source serif 4" w:cs="source serif 4" w:ascii="source serif 4" w:hAnsi="source serif 4"/>
+          <w:color w:val="000000"/>
+        </w:rPr>
+        <w:t xml:space="preserve"> . The fish source is a SPiCT assessment, not an eggs–juveniles–adults model, so its fitted stock parameters were not copied into this model.[cite:251][cite:109]</w:t>
+      </w:r>
+    </w:p>
+    <w:p>
+      <w:pPr>
+        <w:pStyle w:val="Normal"/>
+        <w:spacing w:lineRule="auto" w:line="360" w:before="0" w:after="210"/>
+        <w:rPr/>
+      </w:pPr>
+      <w:r>
+        <w:rPr>
+          <w:rFonts w:eastAsia="source serif 4" w:cs="source serif 4" w:ascii="source serif 4" w:hAnsi="source serif 4"/>
+          <w:color w:val="000000"/>
+        </w:rPr>
+        <w:t>The raw relevant CSVs, processed observations, and attribution are included. Relevant IGKB-derived embedded lookup values matched the independently downloaded CSVs over the comparison period. Pre-1967 phosphorus values and the inherited bottom-temperature proxy were not independently verified. The model starts in 1997, so the earliest phosphorus entries are not used in this run.</w:t>
+      </w:r>
+    </w:p>
+    <w:p>
+      <w:pPr>
+        <w:pStyle w:val="Normal"/>
+        <w:spacing w:lineRule="auto" w:line="360" w:before="0" w:after="210"/>
+        <w:rPr/>
+      </w:pPr>
+      <w:r>
+        <w:rPr>
+          <w:rFonts w:eastAsia="source serif 4" w:cs="source serif 4" w:ascii="source serif 4" w:hAnsi="source serif 4"/>
+          <w:color w:val="000000"/>
+        </w:rPr>
+        <w:t>© BOWIS - Daten aus dem Bodensee-Wasserinformationssystem der Internationalen Gewässerschutzkommission für den Bodensee (</w:t>
+      </w:r>
+      <w:hyperlink r:id="rId6">
+        <w:r>
+          <w:rPr>
+            <w:rStyle w:val="Style8"/>
+            <w:rFonts w:eastAsia="source sans 3" w:cs="source sans 3" w:ascii="source sans 3" w:hAnsi="source sans 3"/>
+            <w:color w:val="auto"/>
+            <w:u w:val="single"/>
+          </w:rPr>
+          <w:t>www.igkb.org</w:t>
+        </w:r>
+      </w:hyperlink>
+      <w:r>
+        <w:rPr>
+          <w:rFonts w:eastAsia="source serif 4" w:cs="source serif 4" w:ascii="source serif 4" w:hAnsi="source serif 4"/>
+          <w:color w:val="000000"/>
+        </w:rPr>
+        <w:t>). The original IGKB usage notice is included.</w:t>
+      </w:r>
+    </w:p>
+    <w:p>
+      <w:pPr>
+        <w:pStyle w:val="Normal"/>
+        <w:spacing w:lineRule="auto" w:line="360" w:before="315" w:after="105"/>
+        <w:ind w:start="-30"/>
+        <w:jc w:val="start"/>
+        <w:rPr/>
+      </w:pPr>
+      <w:bookmarkStart w:id="18" w:name="restricted_calibration"/>
+      <w:r>
+        <w:rPr>
+          <w:rFonts w:eastAsia="source serif 4" w:cs="source serif 4" w:ascii="source serif 4" w:hAnsi="source serif 4"/>
+          <w:b/>
+          <w:color w:val="000000"/>
+          <w:sz w:val="24"/>
+        </w:rPr>
+        <w:t>Restricted calibration</w:t>
+      </w:r>
+      <w:bookmarkEnd w:id="18"/>
+    </w:p>
+    <w:p>
+      <w:pPr>
+        <w:pStyle w:val="Normal"/>
+        <w:spacing w:lineRule="auto" w:line="360" w:before="0" w:after="210"/>
+        <w:rPr/>
+      </w:pPr>
+      <w:r>
+        <w:rPr>
+          <w:rFonts w:eastAsia="source serif 4" w:cs="source serif 4" w:ascii="source serif 4" w:hAnsi="source serif 4"/>
+          <w:color w:val="000000"/>
+        </w:rPr>
+        <w:t>Eight parameters were estimated using 20 years, 1997–2016, against algae, zooplankton, oxygen, catch, and the scientific fish survey: 100 target values. Scipy bounded least squares optimized log-parameters against weighted log-residuals. The respective residual scales were 0.25, 0.5, 1, 0.5, and 1; these are chosen balancing weights, not estimated observation standard deviations. No regularization penalty is used in the delivered fit.</w:t>
+      </w:r>
+    </w:p>
+    <w:p>
+      <w:pPr>
+        <w:pStyle w:val="Normal"/>
+        <w:spacing w:lineRule="auto" w:line="360" w:before="0" w:after="210"/>
+        <w:rPr/>
+      </w:pPr>
+      <w:r>
+        <w:rPr>
+          <w:rFonts w:eastAsia="source serif 4" w:cs="source serif 4" w:ascii="source serif 4" w:hAnsi="source serif 4"/>
+          <w:color w:val="000000"/>
+        </w:rPr>
+        <w:t>Three starting points converged to essentially the same weighted objective, approximately 1.233894. This establishes numerical consistency of the restricted optimization, not proof of a globally correct ecological model. Conditional later-year comparisons use 2017–2025 for environmental variables and 2017–2022 for fish.</w:t>
+      </w:r>
+    </w:p>
+    <w:tbl>
+      <w:tblPr>
+        <w:tblStyle w:val="TableGrid"/>
+        <w:tblW w:w="9513" w:type="dxa"/>
+        <w:jc w:val="center"/>
+        <w:tblInd w:w="0" w:type="dxa"/>
+        <w:tblLayout w:type="fixed"/>
+        <w:tblCellMar>
+          <w:top w:w="80" w:type="dxa"/>
+          <w:start w:w="160" w:type="dxa"/>
+          <w:bottom w:w="80" w:type="dxa"/>
+          <w:end w:w="160" w:type="dxa"/>
+        </w:tblCellMar>
+      </w:tblPr>
+      <w:tblGrid>
+        <w:gridCol w:w="2378"/>
+        <w:gridCol w:w="2378"/>
+        <w:gridCol w:w="2378"/>
+        <w:gridCol w:w="2379"/>
+      </w:tblGrid>
+      <w:tr>
+        <w:trPr>
+          <w:cantSplit/>
+        </w:trPr>
+        <w:tc>
+          <w:tcPr>
+            <w:tcW w:w="2378" w:type="dxa"/>
+            <w:tcBorders>
+              <w:top w:val="single" w:sz="2" w:space="0" w:color="000000"/>
+              <w:start w:val="single" w:sz="2" w:space="0" w:color="000000"/>
+              <w:bottom w:val="single" w:sz="2" w:space="0" w:color="000000"/>
+              <w:end w:val="single" w:sz="2" w:space="0" w:color="000000"/>
+            </w:tcBorders>
+          </w:tcPr>
+          <w:p>
+            <w:pPr>
+              <w:pStyle w:val="Normal"/>
+              <w:widowControl/>
+              <w:spacing w:lineRule="auto" w:line="360" w:before="0" w:after="0"/>
+              <w:jc w:val="start"/>
+              <w:rPr>
+                <w:kern w:val="0"/>
+              </w:rPr>
+            </w:pPr>
+            <w:r>
+              <w:rPr>
+                <w:rFonts w:eastAsia="source sans 3" w:cs="source sans 3" w:ascii="source sans 3" w:hAnsi="source sans 3"/>
+                <w:color w:val="000000"/>
+                <w:kern w:val="0"/>
+                <w:sz w:val="17"/>
+              </w:rPr>
+              <w:t>Refitted coefficient</w:t>
+            </w:r>
+          </w:p>
+        </w:tc>
+        <w:tc>
+          <w:tcPr>
+            <w:tcW w:w="2378" w:type="dxa"/>
+            <w:tcBorders>
+              <w:top w:val="single" w:sz="2" w:space="0" w:color="000000"/>
+              <w:bottom w:val="single" w:sz="2" w:space="0" w:color="000000"/>
+              <w:end w:val="single" w:sz="2" w:space="0" w:color="000000"/>
+            </w:tcBorders>
+          </w:tcPr>
+          <w:p>
+            <w:pPr>
+              <w:pStyle w:val="Normal"/>
+              <w:widowControl/>
+              <w:spacing w:lineRule="auto" w:line="360" w:before="0" w:after="0"/>
+              <w:jc w:val="end"/>
+              <w:rPr>
+                <w:kern w:val="0"/>
+              </w:rPr>
+            </w:pPr>
+            <w:r>
+              <w:rPr>
+                <w:rFonts w:eastAsia="source sans 3" w:cs="source sans 3" w:ascii="source sans 3" w:hAnsi="source sans 3"/>
+                <w:color w:val="000000"/>
+                <w:kern w:val="0"/>
+                <w:sz w:val="17"/>
+              </w:rPr>
+              <w:t>Uploaded value</w:t>
+            </w:r>
+          </w:p>
+        </w:tc>
+        <w:tc>
+          <w:tcPr>
+            <w:tcW w:w="2378" w:type="dxa"/>
+            <w:tcBorders>
+              <w:top w:val="single" w:sz="2" w:space="0" w:color="000000"/>
+              <w:bottom w:val="single" w:sz="2" w:space="0" w:color="000000"/>
+              <w:end w:val="single" w:sz="2" w:space="0" w:color="000000"/>
+            </w:tcBorders>
+          </w:tcPr>
+          <w:p>
+            <w:pPr>
+              <w:pStyle w:val="Normal"/>
+              <w:widowControl/>
+              <w:spacing w:lineRule="auto" w:line="360" w:before="0" w:after="0"/>
+              <w:jc w:val="end"/>
+              <w:rPr>
+                <w:kern w:val="0"/>
+              </w:rPr>
+            </w:pPr>
+            <w:r>
+              <w:rPr>
+                <w:rFonts w:eastAsia="source sans 3" w:cs="source sans 3" w:ascii="source sans 3" w:hAnsi="source sans 3"/>
+                <w:color w:val="000000"/>
+                <w:kern w:val="0"/>
+                <w:sz w:val="17"/>
+              </w:rPr>
+              <w:t>Revised value</w:t>
+            </w:r>
+          </w:p>
+        </w:tc>
+        <w:tc>
+          <w:tcPr>
+            <w:tcW w:w="2379" w:type="dxa"/>
+            <w:tcBorders>
+              <w:top w:val="single" w:sz="2" w:space="0" w:color="000000"/>
+              <w:bottom w:val="single" w:sz="2" w:space="0" w:color="000000"/>
+              <w:end w:val="single" w:sz="2" w:space="0" w:color="000000"/>
+            </w:tcBorders>
+          </w:tcPr>
+          <w:p>
+            <w:pPr>
+              <w:pStyle w:val="Normal"/>
+              <w:widowControl/>
+              <w:spacing w:lineRule="auto" w:line="360" w:before="0" w:after="0"/>
+              <w:jc w:val="start"/>
+              <w:rPr>
+                <w:kern w:val="0"/>
+              </w:rPr>
+            </w:pPr>
+            <w:r>
+              <w:rPr>
+                <w:rFonts w:eastAsia="source sans 3" w:cs="source sans 3" w:ascii="source sans 3" w:hAnsi="source sans 3"/>
+                <w:color w:val="000000"/>
+                <w:kern w:val="0"/>
+                <w:sz w:val="17"/>
+              </w:rPr>
+              <w:t>Interpretation</w:t>
+            </w:r>
+          </w:p>
+        </w:tc>
+      </w:tr>
+      <w:tr>
+        <w:trPr>
+          <w:cantSplit/>
+        </w:trPr>
+        <w:tc>
+          <w:tcPr>
+            <w:tcW w:w="2378" w:type="dxa"/>
+            <w:tcBorders>
+              <w:top w:val="single" w:sz="2" w:space="0" w:color="000000"/>
+              <w:start w:val="single" w:sz="2" w:space="0" w:color="000000"/>
+              <w:bottom w:val="single" w:sz="2" w:space="0" w:color="000000"/>
+              <w:end w:val="single" w:sz="2" w:space="0" w:color="000000"/>
+            </w:tcBorders>
+          </w:tcPr>
+          <w:p>
+            <w:pPr>
+              <w:pStyle w:val="Normal"/>
+              <w:widowControl/>
+              <w:spacing w:lineRule="auto" w:line="360" w:before="0" w:after="0"/>
+              <w:jc w:val="start"/>
+              <w:rPr>
+                <w:kern w:val="0"/>
+              </w:rPr>
+            </w:pPr>
+            <w:r>
+              <w:rPr>
+                <w:rFonts w:eastAsia="source sans 3" w:cs="source sans 3" w:ascii="source sans 3" w:hAnsi="source sans 3"/>
+                <w:color w:val="000000"/>
+                <w:kern w:val="0"/>
+                <w:sz w:val="17"/>
+              </w:rPr>
+              <w:t>Algae max production</w:t>
+            </w:r>
+          </w:p>
+        </w:tc>
+        <w:tc>
+          <w:tcPr>
+            <w:tcW w:w="2378" w:type="dxa"/>
+            <w:tcBorders>
+              <w:top w:val="single" w:sz="2" w:space="0" w:color="000000"/>
+              <w:bottom w:val="single" w:sz="2" w:space="0" w:color="000000"/>
+              <w:end w:val="single" w:sz="2" w:space="0" w:color="000000"/>
+            </w:tcBorders>
+          </w:tcPr>
+          <w:p>
+            <w:pPr>
+              <w:pStyle w:val="Normal"/>
+              <w:widowControl/>
+              <w:spacing w:lineRule="auto" w:line="360" w:before="0" w:after="0"/>
+              <w:jc w:val="end"/>
+              <w:rPr>
+                <w:kern w:val="0"/>
+              </w:rPr>
+            </w:pPr>
+            <w:r>
+              <w:rPr>
+                <w:rFonts w:eastAsia="source sans 3" w:cs="source sans 3" w:ascii="source sans 3" w:hAnsi="source sans 3"/>
+                <w:color w:val="000000"/>
+                <w:kern w:val="0"/>
+                <w:sz w:val="17"/>
+              </w:rPr>
+              <w:t>2.017811</w:t>
+            </w:r>
+          </w:p>
+        </w:tc>
+        <w:tc>
+          <w:tcPr>
+            <w:tcW w:w="2378" w:type="dxa"/>
+            <w:tcBorders>
+              <w:top w:val="single" w:sz="2" w:space="0" w:color="000000"/>
+              <w:bottom w:val="single" w:sz="2" w:space="0" w:color="000000"/>
+              <w:end w:val="single" w:sz="2" w:space="0" w:color="000000"/>
+            </w:tcBorders>
+          </w:tcPr>
+          <w:p>
+            <w:pPr>
+              <w:pStyle w:val="Normal"/>
+              <w:widowControl/>
+              <w:spacing w:lineRule="auto" w:line="360" w:before="0" w:after="0"/>
+              <w:jc w:val="end"/>
+              <w:rPr>
+                <w:kern w:val="0"/>
+              </w:rPr>
+            </w:pPr>
+            <w:r>
+              <w:rPr>
+                <w:rFonts w:eastAsia="source sans 3" w:cs="source sans 3" w:ascii="source sans 3" w:hAnsi="source sans 3"/>
+                <w:color w:val="000000"/>
+                <w:kern w:val="0"/>
+                <w:sz w:val="17"/>
+              </w:rPr>
+              <w:t>2.275123</w:t>
+            </w:r>
+          </w:p>
+        </w:tc>
+        <w:tc>
+          <w:tcPr>
+            <w:tcW w:w="2379" w:type="dxa"/>
+            <w:tcBorders>
+              <w:top w:val="single" w:sz="2" w:space="0" w:color="000000"/>
+              <w:bottom w:val="single" w:sz="2" w:space="0" w:color="000000"/>
+              <w:end w:val="single" w:sz="2" w:space="0" w:color="000000"/>
+            </w:tcBorders>
+          </w:tcPr>
+          <w:p>
+            <w:pPr>
+              <w:pStyle w:val="Normal"/>
+              <w:widowControl/>
+              <w:spacing w:lineRule="auto" w:line="360" w:before="0" w:after="0"/>
+              <w:jc w:val="start"/>
+              <w:rPr>
+                <w:kern w:val="0"/>
+              </w:rPr>
+            </w:pPr>
+            <w:r>
+              <w:rPr>
+                <w:rFonts w:eastAsia="source sans 3" w:cs="source sans 3" w:ascii="source sans 3" w:hAnsi="source sans 3"/>
+                <w:color w:val="000000"/>
+                <w:kern w:val="0"/>
+                <w:sz w:val="17"/>
+              </w:rPr>
+              <w:t>Effective algae source, mg biomass/L/year; not per-capita division rate</w:t>
+            </w:r>
+          </w:p>
+        </w:tc>
+      </w:tr>
+      <w:tr>
+        <w:trPr>
+          <w:cantSplit/>
+        </w:trPr>
+        <w:tc>
+          <w:tcPr>
+            <w:tcW w:w="2378" w:type="dxa"/>
+            <w:tcBorders>
+              <w:top w:val="single" w:sz="2" w:space="0" w:color="000000"/>
+              <w:start w:val="single" w:sz="2" w:space="0" w:color="000000"/>
+              <w:bottom w:val="single" w:sz="2" w:space="0" w:color="000000"/>
+              <w:end w:val="single" w:sz="2" w:space="0" w:color="000000"/>
+            </w:tcBorders>
+          </w:tcPr>
+          <w:p>
+            <w:pPr>
+              <w:pStyle w:val="Normal"/>
+              <w:widowControl/>
+              <w:spacing w:lineRule="auto" w:line="360" w:before="0" w:after="0"/>
+              <w:jc w:val="start"/>
+              <w:rPr>
+                <w:kern w:val="0"/>
+              </w:rPr>
+            </w:pPr>
+            <w:r>
+              <w:rPr>
+                <w:rFonts w:eastAsia="source sans 3" w:cs="source sans 3" w:ascii="source sans 3" w:hAnsi="source sans 3"/>
+                <w:color w:val="000000"/>
+                <w:kern w:val="0"/>
+                <w:sz w:val="17"/>
+              </w:rPr>
+              <w:t>Zooplankton production</w:t>
+            </w:r>
+          </w:p>
+        </w:tc>
+        <w:tc>
+          <w:tcPr>
+            <w:tcW w:w="2378" w:type="dxa"/>
+            <w:tcBorders>
+              <w:top w:val="single" w:sz="2" w:space="0" w:color="000000"/>
+              <w:bottom w:val="single" w:sz="2" w:space="0" w:color="000000"/>
+              <w:end w:val="single" w:sz="2" w:space="0" w:color="000000"/>
+            </w:tcBorders>
+          </w:tcPr>
+          <w:p>
+            <w:pPr>
+              <w:pStyle w:val="Normal"/>
+              <w:widowControl/>
+              <w:spacing w:lineRule="auto" w:line="360" w:before="0" w:after="0"/>
+              <w:jc w:val="end"/>
+              <w:rPr>
+                <w:kern w:val="0"/>
+              </w:rPr>
+            </w:pPr>
+            <w:r>
+              <w:rPr>
+                <w:rFonts w:eastAsia="source sans 3" w:cs="source sans 3" w:ascii="source sans 3" w:hAnsi="source sans 3"/>
+                <w:color w:val="000000"/>
+                <w:kern w:val="0"/>
+                <w:sz w:val="17"/>
+              </w:rPr>
+              <w:t>512194.689730</w:t>
+            </w:r>
+          </w:p>
+        </w:tc>
+        <w:tc>
+          <w:tcPr>
+            <w:tcW w:w="2378" w:type="dxa"/>
+            <w:tcBorders>
+              <w:top w:val="single" w:sz="2" w:space="0" w:color="000000"/>
+              <w:bottom w:val="single" w:sz="2" w:space="0" w:color="000000"/>
+              <w:end w:val="single" w:sz="2" w:space="0" w:color="000000"/>
+            </w:tcBorders>
+          </w:tcPr>
+          <w:p>
+            <w:pPr>
+              <w:pStyle w:val="Normal"/>
+              <w:widowControl/>
+              <w:spacing w:lineRule="auto" w:line="360" w:before="0" w:after="0"/>
+              <w:jc w:val="end"/>
+              <w:rPr>
+                <w:kern w:val="0"/>
+              </w:rPr>
+            </w:pPr>
+            <w:r>
+              <w:rPr>
+                <w:rFonts w:eastAsia="source sans 3" w:cs="source sans 3" w:ascii="source sans 3" w:hAnsi="source sans 3"/>
+                <w:color w:val="000000"/>
+                <w:kern w:val="0"/>
+                <w:sz w:val="17"/>
+              </w:rPr>
+              <w:t>509682.527</w:t>
+            </w:r>
+          </w:p>
+        </w:tc>
+        <w:tc>
+          <w:tcPr>
+            <w:tcW w:w="2379" w:type="dxa"/>
+            <w:tcBorders>
+              <w:top w:val="single" w:sz="2" w:space="0" w:color="000000"/>
+              <w:bottom w:val="single" w:sz="2" w:space="0" w:color="000000"/>
+              <w:end w:val="single" w:sz="2" w:space="0" w:color="000000"/>
+            </w:tcBorders>
+          </w:tcPr>
+          <w:p>
+            <w:pPr>
+              <w:pStyle w:val="Normal"/>
+              <w:widowControl/>
+              <w:spacing w:lineRule="auto" w:line="360" w:before="0" w:after="0"/>
+              <w:jc w:val="start"/>
+              <w:rPr>
+                <w:kern w:val="0"/>
+              </w:rPr>
+            </w:pPr>
+            <w:r>
+              <w:rPr>
+                <w:rFonts w:eastAsia="source sans 3" w:cs="source sans 3" w:ascii="source sans 3" w:hAnsi="source sans 3"/>
+                <w:color w:val="000000"/>
+                <w:kern w:val="0"/>
+                <w:sz w:val="17"/>
+              </w:rPr>
+              <w:t xml:space="preserve">Effective abundance source; actual uploaded value is recorded in </w:t>
+            </w:r>
+            <w:r>
+              <w:rPr>
+                <w:rStyle w:val="VerbatimChar"/>
+                <w:rFonts w:eastAsia="menlo" w:cs="menlo" w:ascii="menlo" w:hAnsi="menlo"/>
+                <w:color w:val="000000"/>
+                <w:kern w:val="0"/>
+                <w:sz w:val="18"/>
+                <w:shd w:fill="F8F8FA" w:val="clear"/>
+              </w:rPr>
+              <w:t>parameter_changes.csv</w:t>
+            </w:r>
+          </w:p>
+        </w:tc>
+      </w:tr>
+      <w:tr>
+        <w:trPr>
+          <w:cantSplit/>
+        </w:trPr>
+        <w:tc>
+          <w:tcPr>
+            <w:tcW w:w="2378" w:type="dxa"/>
+            <w:tcBorders>
+              <w:top w:val="single" w:sz="2" w:space="0" w:color="000000"/>
+              <w:start w:val="single" w:sz="2" w:space="0" w:color="000000"/>
+              <w:bottom w:val="single" w:sz="2" w:space="0" w:color="000000"/>
+              <w:end w:val="single" w:sz="2" w:space="0" w:color="000000"/>
+            </w:tcBorders>
+          </w:tcPr>
+          <w:p>
+            <w:pPr>
+              <w:pStyle w:val="Normal"/>
+              <w:widowControl/>
+              <w:spacing w:lineRule="auto" w:line="360" w:before="0" w:after="0"/>
+              <w:jc w:val="start"/>
+              <w:rPr>
+                <w:kern w:val="0"/>
+              </w:rPr>
+            </w:pPr>
+            <w:r>
+              <w:rPr>
+                <w:rFonts w:eastAsia="source sans 3" w:cs="source sans 3" w:ascii="source sans 3" w:hAnsi="source sans 3"/>
+                <w:color w:val="000000"/>
+                <w:kern w:val="0"/>
+                <w:sz w:val="17"/>
+              </w:rPr>
+              <w:t>O2 demand coefficient</w:t>
+            </w:r>
+          </w:p>
+        </w:tc>
+        <w:tc>
+          <w:tcPr>
+            <w:tcW w:w="2378" w:type="dxa"/>
+            <w:tcBorders>
+              <w:top w:val="single" w:sz="2" w:space="0" w:color="000000"/>
+              <w:bottom w:val="single" w:sz="2" w:space="0" w:color="000000"/>
+              <w:end w:val="single" w:sz="2" w:space="0" w:color="000000"/>
+            </w:tcBorders>
+          </w:tcPr>
+          <w:p>
+            <w:pPr>
+              <w:pStyle w:val="Normal"/>
+              <w:widowControl/>
+              <w:spacing w:lineRule="auto" w:line="360" w:before="0" w:after="0"/>
+              <w:jc w:val="end"/>
+              <w:rPr>
+                <w:kern w:val="0"/>
+              </w:rPr>
+            </w:pPr>
+            <w:r>
+              <w:rPr>
+                <w:rFonts w:eastAsia="source sans 3" w:cs="source sans 3" w:ascii="source sans 3" w:hAnsi="source sans 3"/>
+                <w:color w:val="000000"/>
+                <w:kern w:val="0"/>
+                <w:sz w:val="17"/>
+              </w:rPr>
+              <w:t>15.569072</w:t>
+            </w:r>
+          </w:p>
+        </w:tc>
+        <w:tc>
+          <w:tcPr>
+            <w:tcW w:w="2378" w:type="dxa"/>
+            <w:tcBorders>
+              <w:top w:val="single" w:sz="2" w:space="0" w:color="000000"/>
+              <w:bottom w:val="single" w:sz="2" w:space="0" w:color="000000"/>
+              <w:end w:val="single" w:sz="2" w:space="0" w:color="000000"/>
+            </w:tcBorders>
+          </w:tcPr>
+          <w:p>
+            <w:pPr>
+              <w:pStyle w:val="Normal"/>
+              <w:widowControl/>
+              <w:spacing w:lineRule="auto" w:line="360" w:before="0" w:after="0"/>
+              <w:jc w:val="end"/>
+              <w:rPr>
+                <w:kern w:val="0"/>
+              </w:rPr>
+            </w:pPr>
+            <w:r>
+              <w:rPr>
+                <w:rFonts w:eastAsia="source sans 3" w:cs="source sans 3" w:ascii="source sans 3" w:hAnsi="source sans 3"/>
+                <w:color w:val="000000"/>
+                <w:kern w:val="0"/>
+                <w:sz w:val="17"/>
+              </w:rPr>
+              <w:t>15.145187</w:t>
+            </w:r>
+          </w:p>
+        </w:tc>
+        <w:tc>
+          <w:tcPr>
+            <w:tcW w:w="2379" w:type="dxa"/>
+            <w:tcBorders>
+              <w:top w:val="single" w:sz="2" w:space="0" w:color="000000"/>
+              <w:bottom w:val="single" w:sz="2" w:space="0" w:color="000000"/>
+              <w:end w:val="single" w:sz="2" w:space="0" w:color="000000"/>
+            </w:tcBorders>
+          </w:tcPr>
+          <w:p>
+            <w:pPr>
+              <w:pStyle w:val="Normal"/>
+              <w:widowControl/>
+              <w:spacing w:lineRule="auto" w:line="360" w:before="0" w:after="0"/>
+              <w:jc w:val="start"/>
+              <w:rPr>
+                <w:kern w:val="0"/>
+              </w:rPr>
+            </w:pPr>
+            <w:r>
+              <w:rPr>
+                <w:rFonts w:eastAsia="source sans 3" w:cs="source sans 3" w:ascii="source sans 3" w:hAnsi="source sans 3"/>
+                <w:color w:val="000000"/>
+                <w:kern w:val="0"/>
+                <w:sz w:val="17"/>
+              </w:rPr>
+              <w:t>Effective O2/algae loss coupling</w:t>
+            </w:r>
+          </w:p>
+        </w:tc>
+      </w:tr>
+      <w:tr>
+        <w:trPr>
+          <w:cantSplit/>
+        </w:trPr>
+        <w:tc>
+          <w:tcPr>
+            <w:tcW w:w="2378" w:type="dxa"/>
+            <w:tcBorders>
+              <w:top w:val="single" w:sz="2" w:space="0" w:color="000000"/>
+              <w:start w:val="single" w:sz="2" w:space="0" w:color="000000"/>
+              <w:bottom w:val="single" w:sz="2" w:space="0" w:color="000000"/>
+              <w:end w:val="single" w:sz="2" w:space="0" w:color="000000"/>
+            </w:tcBorders>
+          </w:tcPr>
+          <w:p>
+            <w:pPr>
+              <w:pStyle w:val="Normal"/>
+              <w:widowControl/>
+              <w:spacing w:lineRule="auto" w:line="360" w:before="0" w:after="0"/>
+              <w:jc w:val="start"/>
+              <w:rPr>
+                <w:kern w:val="0"/>
+              </w:rPr>
+            </w:pPr>
+            <w:r>
+              <w:rPr>
+                <w:rFonts w:eastAsia="source sans 3" w:cs="source sans 3" w:ascii="source sans 3" w:hAnsi="source sans 3"/>
+                <w:color w:val="000000"/>
+                <w:kern w:val="0"/>
+                <w:sz w:val="17"/>
+              </w:rPr>
+              <w:t>Base egg survival</w:t>
+            </w:r>
+          </w:p>
+        </w:tc>
+        <w:tc>
+          <w:tcPr>
+            <w:tcW w:w="2378" w:type="dxa"/>
+            <w:tcBorders>
+              <w:top w:val="single" w:sz="2" w:space="0" w:color="000000"/>
+              <w:bottom w:val="single" w:sz="2" w:space="0" w:color="000000"/>
+              <w:end w:val="single" w:sz="2" w:space="0" w:color="000000"/>
+            </w:tcBorders>
+          </w:tcPr>
+          <w:p>
+            <w:pPr>
+              <w:pStyle w:val="Normal"/>
+              <w:widowControl/>
+              <w:spacing w:lineRule="auto" w:line="360" w:before="0" w:after="0"/>
+              <w:jc w:val="end"/>
+              <w:rPr>
+                <w:kern w:val="0"/>
+              </w:rPr>
+            </w:pPr>
+            <w:r>
+              <w:rPr>
+                <w:rFonts w:eastAsia="source sans 3" w:cs="source sans 3" w:ascii="source sans 3" w:hAnsi="source sans 3"/>
+                <w:color w:val="000000"/>
+                <w:kern w:val="0"/>
+                <w:sz w:val="17"/>
+              </w:rPr>
+              <w:t>Derived from 0.802389/10000</w:t>
+            </w:r>
+          </w:p>
+        </w:tc>
+        <w:tc>
+          <w:tcPr>
+            <w:tcW w:w="2378" w:type="dxa"/>
+            <w:tcBorders>
+              <w:top w:val="single" w:sz="2" w:space="0" w:color="000000"/>
+              <w:bottom w:val="single" w:sz="2" w:space="0" w:color="000000"/>
+              <w:end w:val="single" w:sz="2" w:space="0" w:color="000000"/>
+            </w:tcBorders>
+          </w:tcPr>
+          <w:p>
+            <w:pPr>
+              <w:pStyle w:val="Normal"/>
+              <w:widowControl/>
+              <w:spacing w:lineRule="auto" w:line="360" w:before="0" w:after="0"/>
+              <w:jc w:val="end"/>
+              <w:rPr>
+                <w:kern w:val="0"/>
+              </w:rPr>
+            </w:pPr>
+            <w:r>
+              <w:rPr>
+                <w:rFonts w:eastAsia="source sans 3" w:cs="source sans 3" w:ascii="source sans 3" w:hAnsi="source sans 3"/>
+                <w:color w:val="000000"/>
+                <w:kern w:val="0"/>
+                <w:sz w:val="17"/>
+              </w:rPr>
+              <w:t>0.000112898</w:t>
+            </w:r>
+          </w:p>
+        </w:tc>
+        <w:tc>
+          <w:tcPr>
+            <w:tcW w:w="2379" w:type="dxa"/>
+            <w:tcBorders>
+              <w:top w:val="single" w:sz="2" w:space="0" w:color="000000"/>
+              <w:bottom w:val="single" w:sz="2" w:space="0" w:color="000000"/>
+              <w:end w:val="single" w:sz="2" w:space="0" w:color="000000"/>
+            </w:tcBorders>
+          </w:tcPr>
+          <w:p>
+            <w:pPr>
+              <w:pStyle w:val="Normal"/>
+              <w:widowControl/>
+              <w:spacing w:lineRule="auto" w:line="360" w:before="0" w:after="0"/>
+              <w:jc w:val="start"/>
+              <w:rPr>
+                <w:kern w:val="0"/>
+              </w:rPr>
+            </w:pPr>
+            <w:r>
+              <w:rPr>
+                <w:rFonts w:eastAsia="source sans 3" w:cs="source sans 3" w:ascii="source sans 3" w:hAnsi="source sans 3"/>
+                <w:color w:val="000000"/>
+                <w:kern w:val="0"/>
+                <w:sz w:val="17"/>
+              </w:rPr>
+              <w:t>Independent baseline probability; fecundity held fixed</w:t>
+            </w:r>
+          </w:p>
+        </w:tc>
+      </w:tr>
+      <w:tr>
+        <w:trPr>
+          <w:cantSplit/>
+        </w:trPr>
+        <w:tc>
+          <w:tcPr>
+            <w:tcW w:w="2378" w:type="dxa"/>
+            <w:tcBorders>
+              <w:top w:val="single" w:sz="2" w:space="0" w:color="000000"/>
+              <w:start w:val="single" w:sz="2" w:space="0" w:color="000000"/>
+              <w:bottom w:val="single" w:sz="2" w:space="0" w:color="000000"/>
+              <w:end w:val="single" w:sz="2" w:space="0" w:color="000000"/>
+            </w:tcBorders>
+          </w:tcPr>
+          <w:p>
+            <w:pPr>
+              <w:pStyle w:val="Normal"/>
+              <w:widowControl/>
+              <w:spacing w:lineRule="auto" w:line="360" w:before="0" w:after="0"/>
+              <w:jc w:val="start"/>
+              <w:rPr>
+                <w:kern w:val="0"/>
+              </w:rPr>
+            </w:pPr>
+            <w:r>
+              <w:rPr>
+                <w:rFonts w:eastAsia="source sans 3" w:cs="source sans 3" w:ascii="source sans 3" w:hAnsi="source sans 3"/>
+                <w:color w:val="000000"/>
+                <w:kern w:val="0"/>
+                <w:sz w:val="17"/>
+              </w:rPr>
+              <w:t>Recruitment density scale</w:t>
+            </w:r>
+          </w:p>
+        </w:tc>
+        <w:tc>
+          <w:tcPr>
+            <w:tcW w:w="2378" w:type="dxa"/>
+            <w:tcBorders>
+              <w:top w:val="single" w:sz="2" w:space="0" w:color="000000"/>
+              <w:bottom w:val="single" w:sz="2" w:space="0" w:color="000000"/>
+              <w:end w:val="single" w:sz="2" w:space="0" w:color="000000"/>
+            </w:tcBorders>
+          </w:tcPr>
+          <w:p>
+            <w:pPr>
+              <w:pStyle w:val="Normal"/>
+              <w:widowControl/>
+              <w:spacing w:lineRule="auto" w:line="360" w:before="0" w:after="0"/>
+              <w:jc w:val="end"/>
+              <w:rPr>
+                <w:kern w:val="0"/>
+              </w:rPr>
+            </w:pPr>
+            <w:r>
+              <w:rPr>
+                <w:rFonts w:eastAsia="source sans 3" w:cs="source sans 3" w:ascii="source sans 3" w:hAnsi="source sans 3"/>
+                <w:color w:val="000000"/>
+                <w:kern w:val="0"/>
+                <w:sz w:val="17"/>
+              </w:rPr>
+              <w:t>2990.764838</w:t>
+            </w:r>
+          </w:p>
+        </w:tc>
+        <w:tc>
+          <w:tcPr>
+            <w:tcW w:w="2378" w:type="dxa"/>
+            <w:tcBorders>
+              <w:top w:val="single" w:sz="2" w:space="0" w:color="000000"/>
+              <w:bottom w:val="single" w:sz="2" w:space="0" w:color="000000"/>
+              <w:end w:val="single" w:sz="2" w:space="0" w:color="000000"/>
+            </w:tcBorders>
+          </w:tcPr>
+          <w:p>
+            <w:pPr>
+              <w:pStyle w:val="Normal"/>
+              <w:widowControl/>
+              <w:spacing w:lineRule="auto" w:line="360" w:before="0" w:after="0"/>
+              <w:jc w:val="end"/>
+              <w:rPr>
+                <w:kern w:val="0"/>
+              </w:rPr>
+            </w:pPr>
+            <w:r>
+              <w:rPr>
+                <w:rFonts w:eastAsia="source sans 3" w:cs="source sans 3" w:ascii="source sans 3" w:hAnsi="source sans 3"/>
+                <w:color w:val="000000"/>
+                <w:kern w:val="0"/>
+                <w:sz w:val="17"/>
+              </w:rPr>
+              <w:t>1563.865926</w:t>
+            </w:r>
+          </w:p>
+        </w:tc>
+        <w:tc>
+          <w:tcPr>
+            <w:tcW w:w="2379" w:type="dxa"/>
+            <w:tcBorders>
+              <w:top w:val="single" w:sz="2" w:space="0" w:color="000000"/>
+              <w:bottom w:val="single" w:sz="2" w:space="0" w:color="000000"/>
+              <w:end w:val="single" w:sz="2" w:space="0" w:color="000000"/>
+            </w:tcBorders>
+          </w:tcPr>
+          <w:p>
+            <w:pPr>
+              <w:pStyle w:val="Normal"/>
+              <w:widowControl/>
+              <w:spacing w:lineRule="auto" w:line="360" w:before="0" w:after="0"/>
+              <w:jc w:val="start"/>
+              <w:rPr>
+                <w:kern w:val="0"/>
+              </w:rPr>
+            </w:pPr>
+            <w:r>
+              <w:rPr>
+                <w:rFonts w:eastAsia="source sans 3" w:cs="source sans 3" w:ascii="source sans 3" w:hAnsi="source sans 3"/>
+                <w:color w:val="000000"/>
+                <w:kern w:val="0"/>
+                <w:sz w:val="17"/>
+              </w:rPr>
+              <w:t>Density-dependence scale, tonnes of fish</w:t>
+            </w:r>
+          </w:p>
+        </w:tc>
+      </w:tr>
+      <w:tr>
+        <w:trPr>
+          <w:cantSplit/>
+        </w:trPr>
+        <w:tc>
+          <w:tcPr>
+            <w:tcW w:w="2378" w:type="dxa"/>
+            <w:tcBorders>
+              <w:top w:val="single" w:sz="2" w:space="0" w:color="000000"/>
+              <w:start w:val="single" w:sz="2" w:space="0" w:color="000000"/>
+              <w:bottom w:val="single" w:sz="2" w:space="0" w:color="000000"/>
+              <w:end w:val="single" w:sz="2" w:space="0" w:color="000000"/>
+            </w:tcBorders>
+          </w:tcPr>
+          <w:p>
+            <w:pPr>
+              <w:pStyle w:val="Normal"/>
+              <w:widowControl/>
+              <w:spacing w:lineRule="auto" w:line="360" w:before="0" w:after="0"/>
+              <w:jc w:val="start"/>
+              <w:rPr>
+                <w:kern w:val="0"/>
+              </w:rPr>
+            </w:pPr>
+            <w:r>
+              <w:rPr>
+                <w:rFonts w:eastAsia="source sans 3" w:cs="source sans 3" w:ascii="source sans 3" w:hAnsi="source sans 3"/>
+                <w:color w:val="000000"/>
+                <w:kern w:val="0"/>
+                <w:sz w:val="17"/>
+              </w:rPr>
+              <w:t>Stickleback egg predation</w:t>
+            </w:r>
+          </w:p>
+        </w:tc>
+        <w:tc>
+          <w:tcPr>
+            <w:tcW w:w="2378" w:type="dxa"/>
+            <w:tcBorders>
+              <w:top w:val="single" w:sz="2" w:space="0" w:color="000000"/>
+              <w:bottom w:val="single" w:sz="2" w:space="0" w:color="000000"/>
+              <w:end w:val="single" w:sz="2" w:space="0" w:color="000000"/>
+            </w:tcBorders>
+          </w:tcPr>
+          <w:p>
+            <w:pPr>
+              <w:pStyle w:val="Normal"/>
+              <w:widowControl/>
+              <w:spacing w:lineRule="auto" w:line="360" w:before="0" w:after="0"/>
+              <w:jc w:val="end"/>
+              <w:rPr>
+                <w:kern w:val="0"/>
+              </w:rPr>
+            </w:pPr>
+            <w:r>
+              <w:rPr>
+                <w:rFonts w:eastAsia="source sans 3" w:cs="source sans 3" w:ascii="source sans 3" w:hAnsi="source sans 3"/>
+                <w:color w:val="000000"/>
+                <w:kern w:val="0"/>
+                <w:sz w:val="17"/>
+              </w:rPr>
+              <w:t>3.025954</w:t>
+            </w:r>
+          </w:p>
+        </w:tc>
+        <w:tc>
+          <w:tcPr>
+            <w:tcW w:w="2378" w:type="dxa"/>
+            <w:tcBorders>
+              <w:top w:val="single" w:sz="2" w:space="0" w:color="000000"/>
+              <w:bottom w:val="single" w:sz="2" w:space="0" w:color="000000"/>
+              <w:end w:val="single" w:sz="2" w:space="0" w:color="000000"/>
+            </w:tcBorders>
+          </w:tcPr>
+          <w:p>
+            <w:pPr>
+              <w:pStyle w:val="Normal"/>
+              <w:widowControl/>
+              <w:spacing w:lineRule="auto" w:line="360" w:before="0" w:after="0"/>
+              <w:jc w:val="end"/>
+              <w:rPr>
+                <w:kern w:val="0"/>
+              </w:rPr>
+            </w:pPr>
+            <w:r>
+              <w:rPr>
+                <w:rFonts w:eastAsia="source sans 3" w:cs="source sans 3" w:ascii="source sans 3" w:hAnsi="source sans 3"/>
+                <w:color w:val="000000"/>
+                <w:kern w:val="0"/>
+                <w:sz w:val="17"/>
+              </w:rPr>
+              <w:t>12.197583</w:t>
+            </w:r>
+          </w:p>
+        </w:tc>
+        <w:tc>
+          <w:tcPr>
+            <w:tcW w:w="2379" w:type="dxa"/>
+            <w:tcBorders>
+              <w:top w:val="single" w:sz="2" w:space="0" w:color="000000"/>
+              <w:bottom w:val="single" w:sz="2" w:space="0" w:color="000000"/>
+              <w:end w:val="single" w:sz="2" w:space="0" w:color="000000"/>
+            </w:tcBorders>
+          </w:tcPr>
+          <w:p>
+            <w:pPr>
+              <w:pStyle w:val="Normal"/>
+              <w:widowControl/>
+              <w:spacing w:lineRule="auto" w:line="360" w:before="0" w:after="0"/>
+              <w:jc w:val="start"/>
+              <w:rPr>
+                <w:kern w:val="0"/>
+              </w:rPr>
+            </w:pPr>
+            <w:r>
+              <w:rPr>
+                <w:rFonts w:eastAsia="source sans 3" w:cs="source sans 3" w:ascii="source sans 3" w:hAnsi="source sans 3"/>
+                <w:color w:val="000000"/>
+                <w:kern w:val="0"/>
+                <w:sz w:val="17"/>
+              </w:rPr>
+              <w:t>Effective coefficient against an assumed invasion-pressure index</w:t>
+            </w:r>
+          </w:p>
+        </w:tc>
+      </w:tr>
+      <w:tr>
+        <w:trPr>
+          <w:cantSplit/>
+        </w:trPr>
+        <w:tc>
+          <w:tcPr>
+            <w:tcW w:w="2378" w:type="dxa"/>
+            <w:tcBorders>
+              <w:top w:val="single" w:sz="2" w:space="0" w:color="000000"/>
+              <w:start w:val="single" w:sz="2" w:space="0" w:color="000000"/>
+              <w:bottom w:val="single" w:sz="2" w:space="0" w:color="000000"/>
+              <w:end w:val="single" w:sz="2" w:space="0" w:color="000000"/>
+            </w:tcBorders>
+          </w:tcPr>
+          <w:p>
+            <w:pPr>
+              <w:pStyle w:val="Normal"/>
+              <w:widowControl/>
+              <w:spacing w:lineRule="auto" w:line="360" w:before="0" w:after="0"/>
+              <w:jc w:val="start"/>
+              <w:rPr>
+                <w:kern w:val="0"/>
+              </w:rPr>
+            </w:pPr>
+            <w:r>
+              <w:rPr>
+                <w:rFonts w:eastAsia="source sans 3" w:cs="source sans 3" w:ascii="source sans 3" w:hAnsi="source sans 3"/>
+                <w:color w:val="000000"/>
+                <w:kern w:val="0"/>
+                <w:sz w:val="17"/>
+              </w:rPr>
+              <w:t>Initial adult biomass</w:t>
+            </w:r>
+          </w:p>
+        </w:tc>
+        <w:tc>
+          <w:tcPr>
+            <w:tcW w:w="2378" w:type="dxa"/>
+            <w:tcBorders>
+              <w:top w:val="single" w:sz="2" w:space="0" w:color="000000"/>
+              <w:bottom w:val="single" w:sz="2" w:space="0" w:color="000000"/>
+              <w:end w:val="single" w:sz="2" w:space="0" w:color="000000"/>
+            </w:tcBorders>
+          </w:tcPr>
+          <w:p>
+            <w:pPr>
+              <w:pStyle w:val="Normal"/>
+              <w:widowControl/>
+              <w:spacing w:lineRule="auto" w:line="360" w:before="0" w:after="0"/>
+              <w:jc w:val="end"/>
+              <w:rPr>
+                <w:kern w:val="0"/>
+              </w:rPr>
+            </w:pPr>
+            <w:r>
+              <w:rPr>
+                <w:rFonts w:eastAsia="source sans 3" w:cs="source sans 3" w:ascii="source sans 3" w:hAnsi="source sans 3"/>
+                <w:color w:val="000000"/>
+                <w:kern w:val="0"/>
+                <w:sz w:val="17"/>
+              </w:rPr>
+              <w:t>5510.968853</w:t>
+            </w:r>
+          </w:p>
+        </w:tc>
+        <w:tc>
+          <w:tcPr>
+            <w:tcW w:w="2378" w:type="dxa"/>
+            <w:tcBorders>
+              <w:top w:val="single" w:sz="2" w:space="0" w:color="000000"/>
+              <w:bottom w:val="single" w:sz="2" w:space="0" w:color="000000"/>
+              <w:end w:val="single" w:sz="2" w:space="0" w:color="000000"/>
+            </w:tcBorders>
+          </w:tcPr>
+          <w:p>
+            <w:pPr>
+              <w:pStyle w:val="Normal"/>
+              <w:widowControl/>
+              <w:spacing w:lineRule="auto" w:line="360" w:before="0" w:after="0"/>
+              <w:jc w:val="end"/>
+              <w:rPr>
+                <w:kern w:val="0"/>
+              </w:rPr>
+            </w:pPr>
+            <w:r>
+              <w:rPr>
+                <w:rFonts w:eastAsia="source sans 3" w:cs="source sans 3" w:ascii="source sans 3" w:hAnsi="source sans 3"/>
+                <w:color w:val="000000"/>
+                <w:kern w:val="0"/>
+                <w:sz w:val="17"/>
+              </w:rPr>
+              <w:t>4993.289077</w:t>
+            </w:r>
+          </w:p>
+        </w:tc>
+        <w:tc>
+          <w:tcPr>
+            <w:tcW w:w="2379" w:type="dxa"/>
+            <w:tcBorders>
+              <w:top w:val="single" w:sz="2" w:space="0" w:color="000000"/>
+              <w:bottom w:val="single" w:sz="2" w:space="0" w:color="000000"/>
+              <w:end w:val="single" w:sz="2" w:space="0" w:color="000000"/>
+            </w:tcBorders>
+          </w:tcPr>
+          <w:p>
+            <w:pPr>
+              <w:pStyle w:val="Normal"/>
+              <w:widowControl/>
+              <w:spacing w:lineRule="auto" w:line="360" w:before="0" w:after="0"/>
+              <w:jc w:val="start"/>
+              <w:rPr>
+                <w:kern w:val="0"/>
+              </w:rPr>
+            </w:pPr>
+            <w:r>
+              <w:rPr>
+                <w:rFonts w:eastAsia="source sans 3" w:cs="source sans 3" w:ascii="source sans 3" w:hAnsi="source sans 3"/>
+                <w:color w:val="000000"/>
+                <w:kern w:val="0"/>
+                <w:sz w:val="17"/>
+              </w:rPr>
+              <w:t>Approximate initial biomass, tonnes; not a census</w:t>
+            </w:r>
+          </w:p>
+        </w:tc>
+      </w:tr>
+      <w:tr>
+        <w:trPr>
+          <w:cantSplit/>
+        </w:trPr>
+        <w:tc>
+          <w:tcPr>
+            <w:tcW w:w="2378" w:type="dxa"/>
+            <w:tcBorders>
+              <w:top w:val="single" w:sz="2" w:space="0" w:color="000000"/>
+              <w:start w:val="single" w:sz="2" w:space="0" w:color="000000"/>
+              <w:bottom w:val="single" w:sz="2" w:space="0" w:color="000000"/>
+              <w:end w:val="single" w:sz="2" w:space="0" w:color="000000"/>
+            </w:tcBorders>
+          </w:tcPr>
+          <w:p>
+            <w:pPr>
+              <w:pStyle w:val="Normal"/>
+              <w:widowControl/>
+              <w:spacing w:lineRule="auto" w:line="360" w:before="0" w:after="0"/>
+              <w:jc w:val="start"/>
+              <w:rPr>
+                <w:kern w:val="0"/>
+              </w:rPr>
+            </w:pPr>
+            <w:r>
+              <w:rPr>
+                <w:rFonts w:eastAsia="source sans 3" w:cs="source sans 3" w:ascii="source sans 3" w:hAnsi="source sans 3"/>
+                <w:color w:val="000000"/>
+                <w:kern w:val="0"/>
+                <w:sz w:val="17"/>
+              </w:rPr>
+              <w:t>Survey catchability</w:t>
+            </w:r>
+          </w:p>
+        </w:tc>
+        <w:tc>
+          <w:tcPr>
+            <w:tcW w:w="2378" w:type="dxa"/>
+            <w:tcBorders>
+              <w:top w:val="single" w:sz="2" w:space="0" w:color="000000"/>
+              <w:bottom w:val="single" w:sz="2" w:space="0" w:color="000000"/>
+              <w:end w:val="single" w:sz="2" w:space="0" w:color="000000"/>
+            </w:tcBorders>
+          </w:tcPr>
+          <w:p>
+            <w:pPr>
+              <w:pStyle w:val="Normal"/>
+              <w:widowControl/>
+              <w:spacing w:lineRule="auto" w:line="360" w:before="0" w:after="0"/>
+              <w:jc w:val="end"/>
+              <w:rPr>
+                <w:kern w:val="0"/>
+              </w:rPr>
+            </w:pPr>
+            <w:r>
+              <w:rPr>
+                <w:rFonts w:eastAsia="source sans 3" w:cs="source sans 3" w:ascii="source sans 3" w:hAnsi="source sans 3"/>
+                <w:color w:val="000000"/>
+                <w:kern w:val="0"/>
+                <w:sz w:val="17"/>
+              </w:rPr>
+              <w:t>0.005670845</w:t>
+            </w:r>
+          </w:p>
+        </w:tc>
+        <w:tc>
+          <w:tcPr>
+            <w:tcW w:w="2378" w:type="dxa"/>
+            <w:tcBorders>
+              <w:top w:val="single" w:sz="2" w:space="0" w:color="000000"/>
+              <w:bottom w:val="single" w:sz="2" w:space="0" w:color="000000"/>
+              <w:end w:val="single" w:sz="2" w:space="0" w:color="000000"/>
+            </w:tcBorders>
+          </w:tcPr>
+          <w:p>
+            <w:pPr>
+              <w:pStyle w:val="Normal"/>
+              <w:widowControl/>
+              <w:spacing w:lineRule="auto" w:line="360" w:before="0" w:after="0"/>
+              <w:jc w:val="end"/>
+              <w:rPr>
+                <w:kern w:val="0"/>
+              </w:rPr>
+            </w:pPr>
+            <w:r>
+              <w:rPr>
+                <w:rFonts w:eastAsia="source sans 3" w:cs="source sans 3" w:ascii="source sans 3" w:hAnsi="source sans 3"/>
+                <w:color w:val="000000"/>
+                <w:kern w:val="0"/>
+                <w:sz w:val="17"/>
+              </w:rPr>
+              <w:t>0.005566554</w:t>
+            </w:r>
+          </w:p>
+        </w:tc>
+        <w:tc>
+          <w:tcPr>
+            <w:tcW w:w="2379" w:type="dxa"/>
+            <w:tcBorders>
+              <w:top w:val="single" w:sz="2" w:space="0" w:color="000000"/>
+              <w:bottom w:val="single" w:sz="2" w:space="0" w:color="000000"/>
+              <w:end w:val="single" w:sz="2" w:space="0" w:color="000000"/>
+            </w:tcBorders>
+          </w:tcPr>
+          <w:p>
+            <w:pPr>
+              <w:pStyle w:val="Normal"/>
+              <w:widowControl/>
+              <w:spacing w:lineRule="auto" w:line="360" w:before="0" w:after="0"/>
+              <w:jc w:val="start"/>
+              <w:rPr>
+                <w:kern w:val="0"/>
+              </w:rPr>
+            </w:pPr>
+            <w:r>
+              <w:rPr>
+                <w:rFonts w:eastAsia="source sans 3" w:cs="source sans 3" w:ascii="source sans 3" w:hAnsi="source sans 3"/>
+                <w:color w:val="000000"/>
+                <w:kern w:val="0"/>
+                <w:sz w:val="17"/>
+              </w:rPr>
+              <w:t>Observation conversion from modeled biomass to survey index</w:t>
+            </w:r>
+          </w:p>
+        </w:tc>
+      </w:tr>
+    </w:tbl>
+    <w:p>
+      <w:pPr>
+        <w:pStyle w:val="Normal"/>
+        <w:spacing w:lineRule="auto" w:line="240"/>
+        <w:rPr/>
+      </w:pPr>
+      <w:r>
+        <w:rPr/>
+      </w:r>
+    </w:p>
+    <w:p>
+      <w:pPr>
+        <w:pStyle w:val="Normal"/>
+        <w:spacing w:lineRule="auto" w:line="360" w:before="0" w:after="210"/>
+        <w:rPr/>
+      </w:pPr>
+      <w:r>
+        <w:rPr>
+          <w:rFonts w:eastAsia="source serif 4" w:cs="source serif 4" w:ascii="source serif 4" w:hAnsi="source serif 4"/>
+          <w:color w:val="000000"/>
+        </w:rPr>
+        <w:t>Full-precision original/revised coefficients, bounds, objective, and parameter statuses are supplied as CSV and JSON. Mortality rates, fish clearance, maturation times, natural fecundity, food/oxygen response forms, initial juvenile ratios, and the stickleback invasion ramp remain assumptions. The inherited fishing-mortality scale 0.2528629837523/year and O2 mixing coefficient 5/year were held fixed because broader optimization showed confounding with other coefficients. They are not independently validated measurements.</w:t>
+      </w:r>
+    </w:p>
+    <w:p>
+      <w:pPr>
+        <w:pStyle w:val="Normal"/>
+        <w:spacing w:lineRule="auto" w:line="360" w:before="315" w:after="105"/>
+        <w:ind w:start="-30"/>
+        <w:jc w:val="start"/>
+        <w:rPr/>
+      </w:pPr>
+      <w:bookmarkStart w:id="19" w:name="why_turnover_remains_assumed"/>
+      <w:r>
+        <w:rPr>
+          <w:rFonts w:eastAsia="source serif 4" w:cs="source serif 4" w:ascii="source serif 4" w:hAnsi="source serif 4"/>
+          <w:b/>
+          <w:color w:val="000000"/>
+          <w:sz w:val="24"/>
+        </w:rPr>
+        <w:t>Why turnover remains assumed</w:t>
+      </w:r>
+      <w:bookmarkEnd w:id="19"/>
+    </w:p>
+    <w:p>
+      <w:pPr>
+        <w:pStyle w:val="Normal"/>
+        <w:spacing w:lineRule="auto" w:line="360" w:before="0" w:after="210"/>
+        <w:rPr/>
+      </w:pPr>
+      <w:r>
+        <w:rPr>
+          <w:rFonts w:eastAsia="source serif 4" w:cs="source serif 4" w:ascii="source serif 4" w:hAnsi="source serif 4"/>
+          <w:color w:val="000000"/>
+        </w:rPr>
+        <w:t>A sensitivity profile re-optimized the same eight coefficients at non-grazing turnover times of approximately 0.082, 0.25, 0.5, and 1 year, with grazing coefficients 0, 0.2, and 1/year. These substantially different loss settings yielded similarly low objectives, approximately 1.207–1.254. Faster production and different effective oxygen demand compensate for changed losses. These annual observations therefore do not robustly establish one biological turnover time.</w:t>
+      </w:r>
+    </w:p>
+    <w:p>
+      <w:pPr>
+        <w:pStyle w:val="Normal"/>
+        <w:spacing w:lineRule="auto" w:line="360" w:before="0" w:after="210"/>
+        <w:rPr/>
+      </w:pPr>
+      <w:r>
+        <w:rPr>
+          <w:rFonts w:eastAsia="source serif 4" w:cs="source serif 4" w:ascii="source serif 4" w:hAnsi="source serif 4"/>
+          <w:color w:val="000000"/>
+        </w:rPr>
+        <w:t>The delivered model keeps the familiar 0.5-year non-grazing assumption and a clearly declared 0.2/year grazing assumption rather than presenting an unidentifiable optimizer result as real measured biology. The sensitivity profile is included; it is not a confidence interval. A fully seasonal plankton model and matched high-frequency grazing data would be a separate scope expansion, which is not introduced here.[cite:404]</w:t>
+      </w:r>
+    </w:p>
+    <w:p>
+      <w:pPr>
+        <w:pStyle w:val="Normal"/>
+        <w:spacing w:lineRule="auto" w:line="360" w:before="315" w:after="105"/>
+        <w:ind w:start="-30"/>
+        <w:jc w:val="start"/>
+        <w:rPr/>
+      </w:pPr>
+      <w:bookmarkStart w:id="20" w:name="results_and_limitations"/>
+      <w:r>
+        <w:rPr>
+          <w:rFonts w:eastAsia="source serif 4" w:cs="source serif 4" w:ascii="source serif 4" w:hAnsi="source serif 4"/>
+          <w:b/>
+          <w:color w:val="000000"/>
+          <w:sz w:val="24"/>
+        </w:rPr>
+        <w:t>Results and limitations</w:t>
+      </w:r>
+      <w:bookmarkEnd w:id="20"/>
+    </w:p>
+    <w:p>
+      <w:pPr>
+        <w:pStyle w:val="Normal"/>
+        <w:spacing w:lineRule="auto" w:line="360" w:before="0" w:after="210"/>
+        <w:rPr/>
+      </w:pPr>
+      <w:r>
+        <w:rPr>
+          <w:rFonts w:eastAsia="source serif 4" w:cs="source serif 4" w:ascii="source serif 4" w:hAnsi="source serif 4"/>
+          <w:color w:val="000000"/>
+        </w:rPr>
+        <w:t>The following are raw-unit RMSEs for the conditional post-2016 comparison. The original model was rerun using the same numerical time step and observation aggregation for a fair numerical comparison.</w:t>
+      </w:r>
+    </w:p>
+    <w:tbl>
+      <w:tblPr>
+        <w:tblStyle w:val="TableGrid"/>
+        <w:tblW w:w="9513" w:type="dxa"/>
+        <w:jc w:val="center"/>
+        <w:tblInd w:w="0" w:type="dxa"/>
+        <w:tblLayout w:type="fixed"/>
+        <w:tblCellMar>
+          <w:top w:w="80" w:type="dxa"/>
+          <w:start w:w="160" w:type="dxa"/>
+          <w:bottom w:w="80" w:type="dxa"/>
+          <w:end w:w="160" w:type="dxa"/>
+        </w:tblCellMar>
+      </w:tblPr>
+      <w:tblGrid>
+        <w:gridCol w:w="2378"/>
+        <w:gridCol w:w="2378"/>
+        <w:gridCol w:w="2378"/>
+        <w:gridCol w:w="2379"/>
+      </w:tblGrid>
+      <w:tr>
+        <w:trPr>
+          <w:cantSplit/>
+        </w:trPr>
+        <w:tc>
+          <w:tcPr>
+            <w:tcW w:w="2378" w:type="dxa"/>
+            <w:tcBorders>
+              <w:top w:val="single" w:sz="2" w:space="0" w:color="000000"/>
+              <w:start w:val="single" w:sz="2" w:space="0" w:color="000000"/>
+              <w:bottom w:val="single" w:sz="2" w:space="0" w:color="000000"/>
+              <w:end w:val="single" w:sz="2" w:space="0" w:color="000000"/>
+            </w:tcBorders>
+          </w:tcPr>
+          <w:p>
+            <w:pPr>
+              <w:pStyle w:val="Normal"/>
+              <w:widowControl/>
+              <w:spacing w:lineRule="auto" w:line="360" w:before="0" w:after="0"/>
+              <w:jc w:val="start"/>
+              <w:rPr>
+                <w:kern w:val="0"/>
+              </w:rPr>
+            </w:pPr>
+            <w:r>
+              <w:rPr>
+                <w:rFonts w:eastAsia="source sans 3" w:cs="source sans 3" w:ascii="source sans 3" w:hAnsi="source sans 3"/>
+                <w:color w:val="000000"/>
+                <w:kern w:val="0"/>
+                <w:sz w:val="17"/>
+              </w:rPr>
+              <w:t>Target</w:t>
+            </w:r>
+          </w:p>
+        </w:tc>
+        <w:tc>
+          <w:tcPr>
+            <w:tcW w:w="2378" w:type="dxa"/>
+            <w:tcBorders>
+              <w:top w:val="single" w:sz="2" w:space="0" w:color="000000"/>
+              <w:bottom w:val="single" w:sz="2" w:space="0" w:color="000000"/>
+              <w:end w:val="single" w:sz="2" w:space="0" w:color="000000"/>
+            </w:tcBorders>
+          </w:tcPr>
+          <w:p>
+            <w:pPr>
+              <w:pStyle w:val="Normal"/>
+              <w:widowControl/>
+              <w:spacing w:lineRule="auto" w:line="360" w:before="0" w:after="0"/>
+              <w:jc w:val="start"/>
+              <w:rPr>
+                <w:kern w:val="0"/>
+              </w:rPr>
+            </w:pPr>
+            <w:r>
+              <w:rPr>
+                <w:rFonts w:eastAsia="source sans 3" w:cs="source sans 3" w:ascii="source sans 3" w:hAnsi="source sans 3"/>
+                <w:color w:val="000000"/>
+                <w:kern w:val="0"/>
+                <w:sz w:val="17"/>
+              </w:rPr>
+              <w:t>Period</w:t>
+            </w:r>
+          </w:p>
+        </w:tc>
+        <w:tc>
+          <w:tcPr>
+            <w:tcW w:w="2378" w:type="dxa"/>
+            <w:tcBorders>
+              <w:top w:val="single" w:sz="2" w:space="0" w:color="000000"/>
+              <w:bottom w:val="single" w:sz="2" w:space="0" w:color="000000"/>
+              <w:end w:val="single" w:sz="2" w:space="0" w:color="000000"/>
+            </w:tcBorders>
+          </w:tcPr>
+          <w:p>
+            <w:pPr>
+              <w:pStyle w:val="Normal"/>
+              <w:widowControl/>
+              <w:spacing w:lineRule="auto" w:line="360" w:before="0" w:after="0"/>
+              <w:jc w:val="end"/>
+              <w:rPr>
+                <w:kern w:val="0"/>
+              </w:rPr>
+            </w:pPr>
+            <w:r>
+              <w:rPr>
+                <w:rFonts w:eastAsia="source sans 3" w:cs="source sans 3" w:ascii="source sans 3" w:hAnsi="source sans 3"/>
+                <w:color w:val="000000"/>
+                <w:kern w:val="0"/>
+                <w:sz w:val="17"/>
+              </w:rPr>
+              <w:t>Original RMSE</w:t>
+            </w:r>
+          </w:p>
+        </w:tc>
+        <w:tc>
+          <w:tcPr>
+            <w:tcW w:w="2379" w:type="dxa"/>
+            <w:tcBorders>
+              <w:top w:val="single" w:sz="2" w:space="0" w:color="000000"/>
+              <w:bottom w:val="single" w:sz="2" w:space="0" w:color="000000"/>
+              <w:end w:val="single" w:sz="2" w:space="0" w:color="000000"/>
+            </w:tcBorders>
+          </w:tcPr>
+          <w:p>
+            <w:pPr>
+              <w:pStyle w:val="Normal"/>
+              <w:widowControl/>
+              <w:spacing w:lineRule="auto" w:line="360" w:before="0" w:after="0"/>
+              <w:jc w:val="end"/>
+              <w:rPr>
+                <w:kern w:val="0"/>
+              </w:rPr>
+            </w:pPr>
+            <w:r>
+              <w:rPr>
+                <w:rFonts w:eastAsia="source sans 3" w:cs="source sans 3" w:ascii="source sans 3" w:hAnsi="source sans 3"/>
+                <w:color w:val="000000"/>
+                <w:kern w:val="0"/>
+                <w:sz w:val="17"/>
+              </w:rPr>
+              <w:t>Revised RMSE</w:t>
+            </w:r>
+          </w:p>
+        </w:tc>
+      </w:tr>
+      <w:tr>
+        <w:trPr>
+          <w:cantSplit/>
+        </w:trPr>
+        <w:tc>
+          <w:tcPr>
+            <w:tcW w:w="2378" w:type="dxa"/>
+            <w:tcBorders>
+              <w:top w:val="single" w:sz="2" w:space="0" w:color="000000"/>
+              <w:start w:val="single" w:sz="2" w:space="0" w:color="000000"/>
+              <w:bottom w:val="single" w:sz="2" w:space="0" w:color="000000"/>
+              <w:end w:val="single" w:sz="2" w:space="0" w:color="000000"/>
+            </w:tcBorders>
+          </w:tcPr>
+          <w:p>
+            <w:pPr>
+              <w:pStyle w:val="Normal"/>
+              <w:widowControl/>
+              <w:spacing w:lineRule="auto" w:line="360" w:before="0" w:after="0"/>
+              <w:jc w:val="start"/>
+              <w:rPr>
+                <w:kern w:val="0"/>
+              </w:rPr>
+            </w:pPr>
+            <w:r>
+              <w:rPr>
+                <w:rFonts w:eastAsia="source sans 3" w:cs="source sans 3" w:ascii="source sans 3" w:hAnsi="source sans 3"/>
+                <w:color w:val="000000"/>
+                <w:kern w:val="0"/>
+                <w:sz w:val="17"/>
+              </w:rPr>
+              <w:t>Algae, mg/L</w:t>
+            </w:r>
+          </w:p>
+        </w:tc>
+        <w:tc>
+          <w:tcPr>
+            <w:tcW w:w="2378" w:type="dxa"/>
+            <w:tcBorders>
+              <w:top w:val="single" w:sz="2" w:space="0" w:color="000000"/>
+              <w:bottom w:val="single" w:sz="2" w:space="0" w:color="000000"/>
+              <w:end w:val="single" w:sz="2" w:space="0" w:color="000000"/>
+            </w:tcBorders>
+          </w:tcPr>
+          <w:p>
+            <w:pPr>
+              <w:pStyle w:val="Normal"/>
+              <w:widowControl/>
+              <w:spacing w:lineRule="auto" w:line="360" w:before="0" w:after="0"/>
+              <w:jc w:val="start"/>
+              <w:rPr>
+                <w:kern w:val="0"/>
+              </w:rPr>
+            </w:pPr>
+            <w:r>
+              <w:rPr>
+                <w:rFonts w:eastAsia="source sans 3" w:cs="source sans 3" w:ascii="source sans 3" w:hAnsi="source sans 3"/>
+                <w:color w:val="000000"/>
+                <w:kern w:val="0"/>
+                <w:sz w:val="17"/>
+              </w:rPr>
+              <w:t>2017–2025</w:t>
+            </w:r>
+          </w:p>
+        </w:tc>
+        <w:tc>
+          <w:tcPr>
+            <w:tcW w:w="2378" w:type="dxa"/>
+            <w:tcBorders>
+              <w:top w:val="single" w:sz="2" w:space="0" w:color="000000"/>
+              <w:bottom w:val="single" w:sz="2" w:space="0" w:color="000000"/>
+              <w:end w:val="single" w:sz="2" w:space="0" w:color="000000"/>
+            </w:tcBorders>
+          </w:tcPr>
+          <w:p>
+            <w:pPr>
+              <w:pStyle w:val="Normal"/>
+              <w:widowControl/>
+              <w:spacing w:lineRule="auto" w:line="360" w:before="0" w:after="0"/>
+              <w:jc w:val="end"/>
+              <w:rPr>
+                <w:kern w:val="0"/>
+              </w:rPr>
+            </w:pPr>
+            <w:r>
+              <w:rPr>
+                <w:rFonts w:eastAsia="source sans 3" w:cs="source sans 3" w:ascii="source sans 3" w:hAnsi="source sans 3"/>
+                <w:color w:val="000000"/>
+                <w:kern w:val="0"/>
+                <w:sz w:val="17"/>
+              </w:rPr>
+              <w:t>0.07712</w:t>
+            </w:r>
+          </w:p>
+        </w:tc>
+        <w:tc>
+          <w:tcPr>
+            <w:tcW w:w="2379" w:type="dxa"/>
+            <w:tcBorders>
+              <w:top w:val="single" w:sz="2" w:space="0" w:color="000000"/>
+              <w:bottom w:val="single" w:sz="2" w:space="0" w:color="000000"/>
+              <w:end w:val="single" w:sz="2" w:space="0" w:color="000000"/>
+            </w:tcBorders>
+          </w:tcPr>
+          <w:p>
+            <w:pPr>
+              <w:pStyle w:val="Normal"/>
+              <w:widowControl/>
+              <w:spacing w:lineRule="auto" w:line="360" w:before="0" w:after="0"/>
+              <w:jc w:val="end"/>
+              <w:rPr>
+                <w:kern w:val="0"/>
+              </w:rPr>
+            </w:pPr>
+            <w:r>
+              <w:rPr>
+                <w:rFonts w:eastAsia="source sans 3" w:cs="source sans 3" w:ascii="source sans 3" w:hAnsi="source sans 3"/>
+                <w:color w:val="000000"/>
+                <w:kern w:val="0"/>
+                <w:sz w:val="17"/>
+              </w:rPr>
+              <w:t>0.07085</w:t>
+            </w:r>
+          </w:p>
+        </w:tc>
+      </w:tr>
+      <w:tr>
+        <w:trPr>
+          <w:cantSplit/>
+        </w:trPr>
+        <w:tc>
+          <w:tcPr>
+            <w:tcW w:w="2378" w:type="dxa"/>
+            <w:tcBorders>
+              <w:top w:val="single" w:sz="2" w:space="0" w:color="000000"/>
+              <w:start w:val="single" w:sz="2" w:space="0" w:color="000000"/>
+              <w:bottom w:val="single" w:sz="2" w:space="0" w:color="000000"/>
+              <w:end w:val="single" w:sz="2" w:space="0" w:color="000000"/>
+            </w:tcBorders>
+          </w:tcPr>
+          <w:p>
+            <w:pPr>
+              <w:pStyle w:val="Normal"/>
+              <w:widowControl/>
+              <w:spacing w:lineRule="auto" w:line="360" w:before="0" w:after="0"/>
+              <w:jc w:val="start"/>
+              <w:rPr>
+                <w:kern w:val="0"/>
+              </w:rPr>
+            </w:pPr>
+            <w:r>
+              <w:rPr>
+                <w:rFonts w:eastAsia="source sans 3" w:cs="source sans 3" w:ascii="source sans 3" w:hAnsi="source sans 3"/>
+                <w:color w:val="000000"/>
+                <w:kern w:val="0"/>
+                <w:sz w:val="17"/>
+              </w:rPr>
+              <w:t>Zooplankton, individuals/m2</w:t>
+            </w:r>
+          </w:p>
+        </w:tc>
+        <w:tc>
+          <w:tcPr>
+            <w:tcW w:w="2378" w:type="dxa"/>
+            <w:tcBorders>
+              <w:top w:val="single" w:sz="2" w:space="0" w:color="000000"/>
+              <w:bottom w:val="single" w:sz="2" w:space="0" w:color="000000"/>
+              <w:end w:val="single" w:sz="2" w:space="0" w:color="000000"/>
+            </w:tcBorders>
+          </w:tcPr>
+          <w:p>
+            <w:pPr>
+              <w:pStyle w:val="Normal"/>
+              <w:widowControl/>
+              <w:spacing w:lineRule="auto" w:line="360" w:before="0" w:after="0"/>
+              <w:jc w:val="start"/>
+              <w:rPr>
+                <w:kern w:val="0"/>
+              </w:rPr>
+            </w:pPr>
+            <w:r>
+              <w:rPr>
+                <w:rFonts w:eastAsia="source sans 3" w:cs="source sans 3" w:ascii="source sans 3" w:hAnsi="source sans 3"/>
+                <w:color w:val="000000"/>
+                <w:kern w:val="0"/>
+                <w:sz w:val="17"/>
+              </w:rPr>
+              <w:t>2017–2025</w:t>
+            </w:r>
+          </w:p>
+        </w:tc>
+        <w:tc>
+          <w:tcPr>
+            <w:tcW w:w="2378" w:type="dxa"/>
+            <w:tcBorders>
+              <w:top w:val="single" w:sz="2" w:space="0" w:color="000000"/>
+              <w:bottom w:val="single" w:sz="2" w:space="0" w:color="000000"/>
+              <w:end w:val="single" w:sz="2" w:space="0" w:color="000000"/>
+            </w:tcBorders>
+          </w:tcPr>
+          <w:p>
+            <w:pPr>
+              <w:pStyle w:val="Normal"/>
+              <w:widowControl/>
+              <w:spacing w:lineRule="auto" w:line="360" w:before="0" w:after="0"/>
+              <w:jc w:val="end"/>
+              <w:rPr>
+                <w:kern w:val="0"/>
+              </w:rPr>
+            </w:pPr>
+            <w:r>
+              <w:rPr>
+                <w:rFonts w:eastAsia="source sans 3" w:cs="source sans 3" w:ascii="source sans 3" w:hAnsi="source sans 3"/>
+                <w:color w:val="000000"/>
+                <w:kern w:val="0"/>
+                <w:sz w:val="17"/>
+              </w:rPr>
+              <w:t>141059</w:t>
+            </w:r>
+          </w:p>
+        </w:tc>
+        <w:tc>
+          <w:tcPr>
+            <w:tcW w:w="2379" w:type="dxa"/>
+            <w:tcBorders>
+              <w:top w:val="single" w:sz="2" w:space="0" w:color="000000"/>
+              <w:bottom w:val="single" w:sz="2" w:space="0" w:color="000000"/>
+              <w:end w:val="single" w:sz="2" w:space="0" w:color="000000"/>
+            </w:tcBorders>
+          </w:tcPr>
+          <w:p>
+            <w:pPr>
+              <w:pStyle w:val="Normal"/>
+              <w:widowControl/>
+              <w:spacing w:lineRule="auto" w:line="360" w:before="0" w:after="0"/>
+              <w:jc w:val="end"/>
+              <w:rPr>
+                <w:kern w:val="0"/>
+              </w:rPr>
+            </w:pPr>
+            <w:r>
+              <w:rPr>
+                <w:rFonts w:eastAsia="source sans 3" w:cs="source sans 3" w:ascii="source sans 3" w:hAnsi="source sans 3"/>
+                <w:color w:val="000000"/>
+                <w:kern w:val="0"/>
+                <w:sz w:val="17"/>
+              </w:rPr>
+              <w:t>138893</w:t>
+            </w:r>
+          </w:p>
+        </w:tc>
+      </w:tr>
+      <w:tr>
+        <w:trPr>
+          <w:cantSplit/>
+        </w:trPr>
+        <w:tc>
+          <w:tcPr>
+            <w:tcW w:w="2378" w:type="dxa"/>
+            <w:tcBorders>
+              <w:top w:val="single" w:sz="2" w:space="0" w:color="000000"/>
+              <w:start w:val="single" w:sz="2" w:space="0" w:color="000000"/>
+              <w:bottom w:val="single" w:sz="2" w:space="0" w:color="000000"/>
+              <w:end w:val="single" w:sz="2" w:space="0" w:color="000000"/>
+            </w:tcBorders>
+          </w:tcPr>
+          <w:p>
+            <w:pPr>
+              <w:pStyle w:val="Normal"/>
+              <w:widowControl/>
+              <w:spacing w:lineRule="auto" w:line="360" w:before="0" w:after="0"/>
+              <w:jc w:val="start"/>
+              <w:rPr>
+                <w:kern w:val="0"/>
+              </w:rPr>
+            </w:pPr>
+            <w:r>
+              <w:rPr>
+                <w:rFonts w:eastAsia="source sans 3" w:cs="source sans 3" w:ascii="source sans 3" w:hAnsi="source sans 3"/>
+                <w:color w:val="000000"/>
+                <w:kern w:val="0"/>
+                <w:sz w:val="17"/>
+              </w:rPr>
+              <w:t>Oxygen minimum, mg/L</w:t>
+            </w:r>
+          </w:p>
+        </w:tc>
+        <w:tc>
+          <w:tcPr>
+            <w:tcW w:w="2378" w:type="dxa"/>
+            <w:tcBorders>
+              <w:top w:val="single" w:sz="2" w:space="0" w:color="000000"/>
+              <w:bottom w:val="single" w:sz="2" w:space="0" w:color="000000"/>
+              <w:end w:val="single" w:sz="2" w:space="0" w:color="000000"/>
+            </w:tcBorders>
+          </w:tcPr>
+          <w:p>
+            <w:pPr>
+              <w:pStyle w:val="Normal"/>
+              <w:widowControl/>
+              <w:spacing w:lineRule="auto" w:line="360" w:before="0" w:after="0"/>
+              <w:jc w:val="start"/>
+              <w:rPr>
+                <w:kern w:val="0"/>
+              </w:rPr>
+            </w:pPr>
+            <w:r>
+              <w:rPr>
+                <w:rFonts w:eastAsia="source sans 3" w:cs="source sans 3" w:ascii="source sans 3" w:hAnsi="source sans 3"/>
+                <w:color w:val="000000"/>
+                <w:kern w:val="0"/>
+                <w:sz w:val="17"/>
+              </w:rPr>
+              <w:t>2017–2025</w:t>
+            </w:r>
+          </w:p>
+        </w:tc>
+        <w:tc>
+          <w:tcPr>
+            <w:tcW w:w="2378" w:type="dxa"/>
+            <w:tcBorders>
+              <w:top w:val="single" w:sz="2" w:space="0" w:color="000000"/>
+              <w:bottom w:val="single" w:sz="2" w:space="0" w:color="000000"/>
+              <w:end w:val="single" w:sz="2" w:space="0" w:color="000000"/>
+            </w:tcBorders>
+          </w:tcPr>
+          <w:p>
+            <w:pPr>
+              <w:pStyle w:val="Normal"/>
+              <w:widowControl/>
+              <w:spacing w:lineRule="auto" w:line="360" w:before="0" w:after="0"/>
+              <w:jc w:val="end"/>
+              <w:rPr>
+                <w:kern w:val="0"/>
+              </w:rPr>
+            </w:pPr>
+            <w:r>
+              <w:rPr>
+                <w:rFonts w:eastAsia="source sans 3" w:cs="source sans 3" w:ascii="source sans 3" w:hAnsi="source sans 3"/>
+                <w:color w:val="000000"/>
+                <w:kern w:val="0"/>
+                <w:sz w:val="17"/>
+              </w:rPr>
+              <w:t>0.65567</w:t>
+            </w:r>
+          </w:p>
+        </w:tc>
+        <w:tc>
+          <w:tcPr>
+            <w:tcW w:w="2379" w:type="dxa"/>
+            <w:tcBorders>
+              <w:top w:val="single" w:sz="2" w:space="0" w:color="000000"/>
+              <w:bottom w:val="single" w:sz="2" w:space="0" w:color="000000"/>
+              <w:end w:val="single" w:sz="2" w:space="0" w:color="000000"/>
+            </w:tcBorders>
+          </w:tcPr>
+          <w:p>
+            <w:pPr>
+              <w:pStyle w:val="Normal"/>
+              <w:widowControl/>
+              <w:spacing w:lineRule="auto" w:line="360" w:before="0" w:after="0"/>
+              <w:jc w:val="end"/>
+              <w:rPr>
+                <w:kern w:val="0"/>
+              </w:rPr>
+            </w:pPr>
+            <w:r>
+              <w:rPr>
+                <w:rFonts w:eastAsia="source sans 3" w:cs="source sans 3" w:ascii="source sans 3" w:hAnsi="source sans 3"/>
+                <w:color w:val="000000"/>
+                <w:kern w:val="0"/>
+                <w:sz w:val="17"/>
+              </w:rPr>
+              <w:t>0.67016</w:t>
+            </w:r>
+          </w:p>
+        </w:tc>
+      </w:tr>
+      <w:tr>
+        <w:trPr>
+          <w:cantSplit/>
+        </w:trPr>
+        <w:tc>
+          <w:tcPr>
+            <w:tcW w:w="2378" w:type="dxa"/>
+            <w:tcBorders>
+              <w:top w:val="single" w:sz="2" w:space="0" w:color="000000"/>
+              <w:start w:val="single" w:sz="2" w:space="0" w:color="000000"/>
+              <w:bottom w:val="single" w:sz="2" w:space="0" w:color="000000"/>
+              <w:end w:val="single" w:sz="2" w:space="0" w:color="000000"/>
+            </w:tcBorders>
+          </w:tcPr>
+          <w:p>
+            <w:pPr>
+              <w:pStyle w:val="Normal"/>
+              <w:widowControl/>
+              <w:spacing w:lineRule="auto" w:line="360" w:before="0" w:after="0"/>
+              <w:jc w:val="start"/>
+              <w:rPr>
+                <w:kern w:val="0"/>
+              </w:rPr>
+            </w:pPr>
+            <w:r>
+              <w:rPr>
+                <w:rFonts w:eastAsia="source sans 3" w:cs="source sans 3" w:ascii="source sans 3" w:hAnsi="source sans 3"/>
+                <w:color w:val="000000"/>
+                <w:kern w:val="0"/>
+                <w:sz w:val="17"/>
+              </w:rPr>
+              <w:t>Catch, tonnes/year</w:t>
+            </w:r>
+          </w:p>
+        </w:tc>
+        <w:tc>
+          <w:tcPr>
+            <w:tcW w:w="2378" w:type="dxa"/>
+            <w:tcBorders>
+              <w:top w:val="single" w:sz="2" w:space="0" w:color="000000"/>
+              <w:bottom w:val="single" w:sz="2" w:space="0" w:color="000000"/>
+              <w:end w:val="single" w:sz="2" w:space="0" w:color="000000"/>
+            </w:tcBorders>
+          </w:tcPr>
+          <w:p>
+            <w:pPr>
+              <w:pStyle w:val="Normal"/>
+              <w:widowControl/>
+              <w:spacing w:lineRule="auto" w:line="360" w:before="0" w:after="0"/>
+              <w:jc w:val="start"/>
+              <w:rPr>
+                <w:kern w:val="0"/>
+              </w:rPr>
+            </w:pPr>
+            <w:r>
+              <w:rPr>
+                <w:rFonts w:eastAsia="source sans 3" w:cs="source sans 3" w:ascii="source sans 3" w:hAnsi="source sans 3"/>
+                <w:color w:val="000000"/>
+                <w:kern w:val="0"/>
+                <w:sz w:val="17"/>
+              </w:rPr>
+              <w:t>2017–2022</w:t>
+            </w:r>
+          </w:p>
+        </w:tc>
+        <w:tc>
+          <w:tcPr>
+            <w:tcW w:w="2378" w:type="dxa"/>
+            <w:tcBorders>
+              <w:top w:val="single" w:sz="2" w:space="0" w:color="000000"/>
+              <w:bottom w:val="single" w:sz="2" w:space="0" w:color="000000"/>
+              <w:end w:val="single" w:sz="2" w:space="0" w:color="000000"/>
+            </w:tcBorders>
+          </w:tcPr>
+          <w:p>
+            <w:pPr>
+              <w:pStyle w:val="Normal"/>
+              <w:widowControl/>
+              <w:spacing w:lineRule="auto" w:line="360" w:before="0" w:after="0"/>
+              <w:jc w:val="end"/>
+              <w:rPr>
+                <w:kern w:val="0"/>
+              </w:rPr>
+            </w:pPr>
+            <w:r>
+              <w:rPr>
+                <w:rFonts w:eastAsia="source sans 3" w:cs="source sans 3" w:ascii="source sans 3" w:hAnsi="source sans 3"/>
+                <w:color w:val="000000"/>
+                <w:kern w:val="0"/>
+                <w:sz w:val="17"/>
+              </w:rPr>
+              <w:t>48.10</w:t>
+            </w:r>
+          </w:p>
+        </w:tc>
+        <w:tc>
+          <w:tcPr>
+            <w:tcW w:w="2379" w:type="dxa"/>
+            <w:tcBorders>
+              <w:top w:val="single" w:sz="2" w:space="0" w:color="000000"/>
+              <w:bottom w:val="single" w:sz="2" w:space="0" w:color="000000"/>
+              <w:end w:val="single" w:sz="2" w:space="0" w:color="000000"/>
+            </w:tcBorders>
+          </w:tcPr>
+          <w:p>
+            <w:pPr>
+              <w:pStyle w:val="Normal"/>
+              <w:widowControl/>
+              <w:spacing w:lineRule="auto" w:line="360" w:before="0" w:after="0"/>
+              <w:jc w:val="end"/>
+              <w:rPr>
+                <w:kern w:val="0"/>
+              </w:rPr>
+            </w:pPr>
+            <w:r>
+              <w:rPr>
+                <w:rFonts w:eastAsia="source sans 3" w:cs="source sans 3" w:ascii="source sans 3" w:hAnsi="source sans 3"/>
+                <w:color w:val="000000"/>
+                <w:kern w:val="0"/>
+                <w:sz w:val="17"/>
+              </w:rPr>
+              <w:t>67.51</w:t>
+            </w:r>
+          </w:p>
+        </w:tc>
+      </w:tr>
+      <w:tr>
+        <w:trPr>
+          <w:cantSplit/>
+        </w:trPr>
+        <w:tc>
+          <w:tcPr>
+            <w:tcW w:w="2378" w:type="dxa"/>
+            <w:tcBorders>
+              <w:top w:val="single" w:sz="2" w:space="0" w:color="000000"/>
+              <w:start w:val="single" w:sz="2" w:space="0" w:color="000000"/>
+              <w:bottom w:val="single" w:sz="2" w:space="0" w:color="000000"/>
+              <w:end w:val="single" w:sz="2" w:space="0" w:color="000000"/>
+            </w:tcBorders>
+          </w:tcPr>
+          <w:p>
+            <w:pPr>
+              <w:pStyle w:val="Normal"/>
+              <w:widowControl/>
+              <w:spacing w:lineRule="auto" w:line="360" w:before="0" w:after="0"/>
+              <w:jc w:val="start"/>
+              <w:rPr>
+                <w:kern w:val="0"/>
+              </w:rPr>
+            </w:pPr>
+            <w:r>
+              <w:rPr>
+                <w:rFonts w:eastAsia="source sans 3" w:cs="source sans 3" w:ascii="source sans 3" w:hAnsi="source sans 3"/>
+                <w:color w:val="000000"/>
+                <w:kern w:val="0"/>
+                <w:sz w:val="17"/>
+              </w:rPr>
+              <w:t>Survey, kg/1000 m2</w:t>
+            </w:r>
+          </w:p>
+        </w:tc>
+        <w:tc>
+          <w:tcPr>
+            <w:tcW w:w="2378" w:type="dxa"/>
+            <w:tcBorders>
+              <w:top w:val="single" w:sz="2" w:space="0" w:color="000000"/>
+              <w:bottom w:val="single" w:sz="2" w:space="0" w:color="000000"/>
+              <w:end w:val="single" w:sz="2" w:space="0" w:color="000000"/>
+            </w:tcBorders>
+          </w:tcPr>
+          <w:p>
+            <w:pPr>
+              <w:pStyle w:val="Normal"/>
+              <w:widowControl/>
+              <w:spacing w:lineRule="auto" w:line="360" w:before="0" w:after="0"/>
+              <w:jc w:val="start"/>
+              <w:rPr>
+                <w:kern w:val="0"/>
+              </w:rPr>
+            </w:pPr>
+            <w:r>
+              <w:rPr>
+                <w:rFonts w:eastAsia="source sans 3" w:cs="source sans 3" w:ascii="source sans 3" w:hAnsi="source sans 3"/>
+                <w:color w:val="000000"/>
+                <w:kern w:val="0"/>
+                <w:sz w:val="17"/>
+              </w:rPr>
+              <w:t>2017–2022</w:t>
+            </w:r>
+          </w:p>
+        </w:tc>
+        <w:tc>
+          <w:tcPr>
+            <w:tcW w:w="2378" w:type="dxa"/>
+            <w:tcBorders>
+              <w:top w:val="single" w:sz="2" w:space="0" w:color="000000"/>
+              <w:bottom w:val="single" w:sz="2" w:space="0" w:color="000000"/>
+              <w:end w:val="single" w:sz="2" w:space="0" w:color="000000"/>
+            </w:tcBorders>
+          </w:tcPr>
+          <w:p>
+            <w:pPr>
+              <w:pStyle w:val="Normal"/>
+              <w:widowControl/>
+              <w:spacing w:lineRule="auto" w:line="360" w:before="0" w:after="0"/>
+              <w:jc w:val="end"/>
+              <w:rPr>
+                <w:kern w:val="0"/>
+              </w:rPr>
+            </w:pPr>
+            <w:r>
+              <w:rPr>
+                <w:rFonts w:eastAsia="source sans 3" w:cs="source sans 3" w:ascii="source sans 3" w:hAnsi="source sans 3"/>
+                <w:color w:val="000000"/>
+                <w:kern w:val="0"/>
+                <w:sz w:val="17"/>
+              </w:rPr>
+              <w:t>3.4636</w:t>
+            </w:r>
+          </w:p>
+        </w:tc>
+        <w:tc>
+          <w:tcPr>
+            <w:tcW w:w="2379" w:type="dxa"/>
+            <w:tcBorders>
+              <w:top w:val="single" w:sz="2" w:space="0" w:color="000000"/>
+              <w:bottom w:val="single" w:sz="2" w:space="0" w:color="000000"/>
+              <w:end w:val="single" w:sz="2" w:space="0" w:color="000000"/>
+            </w:tcBorders>
+          </w:tcPr>
+          <w:p>
+            <w:pPr>
+              <w:pStyle w:val="Normal"/>
+              <w:widowControl/>
+              <w:spacing w:lineRule="auto" w:line="360" w:before="0" w:after="0"/>
+              <w:jc w:val="end"/>
+              <w:rPr>
+                <w:kern w:val="0"/>
+              </w:rPr>
+            </w:pPr>
+            <w:r>
+              <w:rPr>
+                <w:rFonts w:eastAsia="source sans 3" w:cs="source sans 3" w:ascii="source sans 3" w:hAnsi="source sans 3"/>
+                <w:color w:val="000000"/>
+                <w:kern w:val="0"/>
+                <w:sz w:val="17"/>
+              </w:rPr>
+              <w:t>3.8572</w:t>
+            </w:r>
+          </w:p>
+        </w:tc>
+      </w:tr>
+    </w:tbl>
+    <w:p>
+      <w:pPr>
+        <w:pStyle w:val="Normal"/>
+        <w:spacing w:lineRule="auto" w:line="240"/>
+        <w:rPr/>
+      </w:pPr>
+      <w:r>
+        <w:rPr/>
+      </w:r>
+    </w:p>
+    <w:p>
+      <w:pPr>
+        <w:pStyle w:val="Normal"/>
+        <w:spacing w:lineRule="auto" w:line="360" w:before="0" w:after="210"/>
+        <w:rPr/>
+      </w:pPr>
+      <w:r>
+        <w:rPr>
+          <w:rFonts w:eastAsia="source serif 4" w:cs="source serif 4" w:ascii="source serif 4" w:hAnsi="source serif 4"/>
+          <w:color w:val="000000"/>
+        </w:rPr>
+        <w:t xml:space="preserve">The revised model improves algae and slightly improves zooplankton in this comparison, but does </w:t>
+      </w:r>
+      <w:r>
+        <w:rPr>
+          <w:rFonts w:eastAsia="source serif 4" w:cs="source serif 4" w:ascii="source serif 4" w:hAnsi="source serif 4"/>
+          <w:b/>
+          <w:color w:val="000000"/>
+        </w:rPr>
+        <w:t>not</w:t>
+      </w:r>
+      <w:r>
+        <w:rPr>
+          <w:rFonts w:eastAsia="source serif 4" w:cs="source serif 4" w:ascii="source serif 4" w:hAnsi="source serif 4"/>
+          <w:color w:val="000000"/>
+        </w:rPr>
+        <w:t xml:space="preserve"> improve all variables. Oxygen is slightly worse, and catch and survey raw RMSEs worsen. Survey log-RMSE improves from 1.5373 to 1.3710, while catch log-RMSE is almost unchanged, about 0.6857 to 0.6852. Different metrics emphasize different errors; no blanket accuracy-improvement claim is justified.</w:t>
+      </w:r>
+    </w:p>
+    <w:p>
+      <w:pPr>
+        <w:pStyle w:val="Normal"/>
+        <w:spacing w:lineRule="auto" w:line="360" w:before="0" w:after="210"/>
+        <w:rPr/>
+      </w:pPr>
+      <w:r>
+        <w:rPr>
+          <w:rFonts w:eastAsia="source serif 4" w:cs="source serif 4" w:ascii="source serif 4" w:hAnsi="source serif 4"/>
+          <w:color w:val="000000"/>
+        </w:rPr>
+        <w:t>The recent collapse is still underpredicted. For 2022, actual catch is 21 tonnes versus a revised simulated 42.67 tonnes, and the survey index is 0.1881 versus 0.8533. The old model gave approximately 92.40 tonnes and 1.9289 respectively. Better agreement in that final year does not erase poorer aggregate held-period RMSEs or establish the cause of the collapse.</w:t>
+      </w:r>
+    </w:p>
+    <w:p>
+      <w:pPr>
+        <w:pStyle w:val="Normal"/>
+        <w:spacing w:lineRule="auto" w:line="360" w:before="0" w:after="210"/>
+        <w:rPr/>
+      </w:pPr>
+      <w:r>
+        <w:rPr>
+          <w:rFonts w:eastAsia="source serif 4" w:cs="source serif 4" w:ascii="source serif 4" w:hAnsi="source serif 4"/>
+          <w:color w:val="000000"/>
+        </w:rPr>
+        <w:t>Whitefish catch observations and model comparison</w:t>
+      </w:r>
+    </w:p>
+    <w:p>
+      <w:pPr>
+        <w:pStyle w:val="Normal"/>
+        <w:spacing w:lineRule="auto" w:line="360" w:before="0" w:after="210"/>
+        <w:rPr/>
+      </w:pPr>
+      <w:r>
+        <w:rPr>
+          <w:rFonts w:eastAsia="source serif 4" w:cs="source serif 4" w:ascii="source serif 4" w:hAnsi="source serif 4"/>
+          <w:color w:val="000000"/>
+        </w:rPr>
+        <w:t>Algae biomass observations and model comparison</w:t>
+      </w:r>
+    </w:p>
+    <w:p>
+      <w:pPr>
+        <w:pStyle w:val="Normal"/>
+        <w:spacing w:lineRule="auto" w:line="360" w:before="0" w:after="210"/>
+        <w:rPr/>
+      </w:pPr>
+      <w:r>
+        <w:rPr>
+          <w:rFonts w:eastAsia="source serif 4" w:cs="source serif 4" w:ascii="source serif 4" w:hAnsi="source serif 4"/>
+          <w:color w:val="000000"/>
+        </w:rPr>
+        <w:t>Additional plots cover zooplankton, oxygen, and survey observations. They show point estimates only; no statistically defensible uncertainty intervals have been estimated.</w:t>
+      </w:r>
+    </w:p>
+    <w:p>
+      <w:pPr>
+        <w:pStyle w:val="Normal"/>
+        <w:spacing w:lineRule="auto" w:line="360" w:before="315" w:after="105"/>
+        <w:ind w:start="-30"/>
+        <w:jc w:val="start"/>
+        <w:rPr/>
+      </w:pPr>
+      <w:bookmarkStart w:id="21" w:name="not_independent_forecast_validation"/>
+      <w:r>
+        <w:rPr>
+          <w:rFonts w:eastAsia="source serif 4" w:cs="source serif 4" w:ascii="source serif 4" w:hAnsi="source serif 4"/>
+          <w:b/>
+          <w:color w:val="000000"/>
+          <w:sz w:val="24"/>
+        </w:rPr>
+        <w:t>Not independent forecast validation</w:t>
+      </w:r>
+      <w:bookmarkEnd w:id="21"/>
+    </w:p>
+    <w:p>
+      <w:pPr>
+        <w:pStyle w:val="Normal"/>
+        <w:spacing w:lineRule="auto" w:line="360" w:before="0" w:after="210"/>
+        <w:rPr/>
+      </w:pPr>
+      <w:r>
+        <w:rPr>
+          <w:rFonts w:eastAsia="source serif 4" w:cs="source serif 4" w:ascii="source serif 4" w:hAnsi="source serif 4"/>
+          <w:color w:val="000000"/>
+        </w:rPr>
+        <w:t>The later-year comparison is conditional, not fully unseen validation. It retains a fishing coefficient from the previous fit that may already reflect later observations; uses realized environmental forcing, fish weights, and effort; and linearly interpolates annual forcing, including across the fitting boundary. The scientific survey is an imperfect abundance proxy rather than a direct population census. The weighted objective, retained structural assumptions, and approximate initial conditions further limit interpretation.</w:t>
+      </w:r>
+    </w:p>
+    <w:p>
+      <w:pPr>
+        <w:pStyle w:val="Normal"/>
+        <w:spacing w:lineRule="auto" w:line="360" w:before="0" w:after="210"/>
+        <w:rPr/>
+      </w:pPr>
+      <w:r>
+        <w:rPr>
+          <w:rFonts w:eastAsia="source serif 4" w:cs="source serif 4" w:ascii="source serif 4" w:hAnsi="source serif 4"/>
+          <w:color w:val="000000"/>
+        </w:rPr>
+        <w:t>Phosphorus loading is still reconstructed inversely from observed concentrations, rather than independently estimated from external-load observations. The stickleback pressure is an assumed ramp, not an abundance time series. Oxygen uses a simplified continuous mixing relationship compared to annual minima. Warming, stocking, fishing restrictions, effort after reopening, and lookup endpoints beyond observed coverage are scenarios. Outputs to 2050 must not be described as reliable forecasts or fishing-quota recommendations.</w:t>
+      </w:r>
+    </w:p>
+    <w:p>
+      <w:pPr>
+        <w:pStyle w:val="Normal"/>
+        <w:spacing w:lineRule="auto" w:line="360" w:before="315" w:after="105"/>
+        <w:ind w:start="-30"/>
+        <w:jc w:val="start"/>
+        <w:rPr/>
+      </w:pPr>
+      <w:r>
+        <w:rPr>
+          <w:rFonts w:eastAsia="source serif 4" w:cs="source serif 4" w:ascii="source serif 4" w:hAnsi="source serif 4"/>
+          <w:b/>
+          <w:color w:val="000000"/>
+          <w:sz w:val="24"/>
+        </w:rPr>
+        <w:t>Changes</w:t>
+      </w:r>
+    </w:p>
+    <w:p>
+      <w:pPr>
+        <w:pStyle w:val="Normal"/>
+        <w:spacing w:lineRule="auto" w:line="360" w:before="0" w:after="210"/>
+        <w:rPr/>
+      </w:pPr>
+      <w:r>
+        <w:rPr>
+          <w:rFonts w:ascii="source serif 4" w:hAnsi="source serif 4"/>
+        </w:rPr>
+        <w:t>The model remains intentionally simple in the egg subsystem and does not add reproductive anatomy or sex-specific stocks. The principal delivered changes are the missing grazing pathway, independent baseline egg survival, transparent parameter provenance, and an actual restricted numerical refit with its shortcomings exposed.</w:t>
+      </w:r>
+    </w:p>
+    <w:p>
+      <w:pPr>
+        <w:pStyle w:val="Normal"/>
         <w:spacing w:lineRule="auto" w:line="360" w:before="210" w:after="0"/>
         <w:rPr>
           <w:rFonts w:ascii="Arial" w:hAnsi="Arial"/>
         </w:rPr>
       </w:pPr>
       <w:r>
-        <w:rPr>
-          <w:rFonts w:ascii="Arial" w:hAnsi="Arial"/>
-        </w:rPr>
+        <w:rPr/>
         <mc:AlternateContent>
           <mc:Choice Requires="wps">
             <w:drawing>
               <wp:inline distT="0" distB="0" distL="0" distR="0">
                 <wp:extent cx="6038850" cy="635"/>
                 <wp:effectExtent l="114300" t="0" r="114300" b="0"/>
-                <wp:docPr id="1" name=""/>
+                <wp:docPr id="1" name="Shape1"/>
                 <a:graphic xmlns:a="http://schemas.openxmlformats.org/drawingml/2006/main">
                   <a:graphicData uri="http://schemas.microsoft.com/office/word/2010/wordprocessingShape">
                     <wps:wsp>
                       <wps:cNvSpPr/>
-                      <wps:nvSpPr>
-                        <wps:cNvPr id="2" name=""/>
-                        <wps:cNvSpPr/>
-                      </wps:nvSpPr>
                       <wps:spPr>
                         <a:xfrm>
                           <a:off x="0" y="0"/>
@@ -4274,6 +8146,12 @@
                           <a:round/>
                         </a:ln>
                       </wps:spPr>
+                      <wps:style>
+                        <a:lnRef idx="0"/>
+                        <a:fillRef idx="0"/>
+                        <a:effectRef idx="0"/>
+                        <a:fontRef idx="minor"/>
+                      </wps:style>
                       <wps:bodyPr/>
                     </wps:wsp>
                   </a:graphicData>
@@ -4286,7 +8164,7 @@
               <v:rect id="shape_0" fillcolor="white" stroked="t" o:allowincell="f" style="position:absolute;margin-left:0pt;margin-top:-0.1pt;width:475.45pt;height:0pt;mso-wrap-style:none;v-text-anchor:middle;mso-position-vertical:top">
                 <v:fill o:detectmouseclick="t" type="solid" color2="black"/>
                 <v:stroke color="black" weight="12600" joinstyle="round" endcap="flat"/>
-                <w10:wrap type="none"/>
+                <w10:wrap type="square"/>
               </v:rect>
             </w:pict>
           </mc:Fallback>
@@ -4303,7 +8181,7 @@
           <w:rFonts w:ascii="Arial" w:hAnsi="Arial"/>
         </w:rPr>
       </w:pPr>
-      <w:bookmarkStart w:id="11" w:name="references"/>
+      <w:bookmarkStart w:id="22" w:name="references"/>
       <w:r>
         <w:rPr>
           <w:rFonts w:eastAsia="source serif 4" w:cs="source serif 4" w:ascii="Arial" w:hAnsi="Arial"/>
@@ -4313,7 +8191,7 @@
         </w:rPr>
         <w:t>References</w:t>
       </w:r>
-      <w:bookmarkEnd w:id="11"/>
+      <w:bookmarkEnd w:id="22"/>
     </w:p>
     <w:p>
       <w:pPr>
@@ -4325,7 +8203,7 @@
         <w:spacing w:lineRule="auto" w:line="360" w:before="0" w:after="210"/>
         <w:rPr/>
       </w:pPr>
-      <w:hyperlink r:id="rId3">
+      <w:hyperlink r:id="rId7">
         <w:r>
           <w:rPr>
             <w:rStyle w:val="Style8"/>
@@ -4356,7 +8234,7 @@
         <w:spacing w:lineRule="auto" w:line="360" w:before="0" w:after="210"/>
         <w:rPr/>
       </w:pPr>
-      <w:hyperlink r:id="rId4">
+      <w:hyperlink r:id="rId8">
         <w:r>
           <w:rPr>
             <w:rStyle w:val="Style8"/>
@@ -4396,7 +8274,7 @@
         <w:spacing w:lineRule="auto" w:line="360" w:before="0" w:after="210"/>
         <w:rPr/>
       </w:pPr>
-      <w:hyperlink r:id="rId5">
+      <w:hyperlink r:id="rId9">
         <w:r>
           <w:rPr>
             <w:rStyle w:val="Style8"/>
@@ -4427,7 +8305,7 @@
         <w:spacing w:lineRule="auto" w:line="360" w:before="0" w:after="210"/>
         <w:rPr/>
       </w:pPr>
-      <w:hyperlink r:id="rId6">
+      <w:hyperlink r:id="rId10">
         <w:r>
           <w:rPr>
             <w:rStyle w:val="Style8"/>
@@ -4458,7 +8336,7 @@
         <w:spacing w:lineRule="auto" w:line="360" w:before="0" w:after="210"/>
         <w:rPr/>
       </w:pPr>
-      <w:hyperlink r:id="rId7">
+      <w:hyperlink r:id="rId11">
         <w:r>
           <w:rPr>
             <w:rStyle w:val="Style8"/>
@@ -4489,7 +8367,7 @@
         <w:spacing w:lineRule="auto" w:line="360" w:before="0" w:after="210"/>
         <w:rPr/>
       </w:pPr>
-      <w:hyperlink r:id="rId8">
+      <w:hyperlink r:id="rId12">
         <w:r>
           <w:rPr>
             <w:rStyle w:val="Style8"/>
@@ -4520,7 +8398,7 @@
         <w:spacing w:lineRule="auto" w:line="360" w:before="0" w:after="210"/>
         <w:rPr/>
       </w:pPr>
-      <w:hyperlink r:id="rId9">
+      <w:hyperlink r:id="rId13">
         <w:r>
           <w:rPr>
             <w:rStyle w:val="Style8"/>
@@ -4551,7 +8429,7 @@
         <w:spacing w:lineRule="auto" w:line="360" w:before="0" w:after="210"/>
         <w:rPr/>
       </w:pPr>
-      <w:hyperlink r:id="rId10">
+      <w:hyperlink r:id="rId14">
         <w:r>
           <w:rPr>
             <w:rStyle w:val="Style8"/>
@@ -4582,7 +8460,7 @@
         <w:spacing w:lineRule="auto" w:line="360" w:before="0" w:after="210"/>
         <w:rPr/>
       </w:pPr>
-      <w:hyperlink r:id="rId11">
+      <w:hyperlink r:id="rId15">
         <w:r>
           <w:rPr>
             <w:rStyle w:val="Style8"/>
@@ -4630,7 +8508,7 @@
         <w:spacing w:lineRule="auto" w:line="360" w:before="0" w:after="210"/>
         <w:rPr/>
       </w:pPr>
-      <w:hyperlink r:id="rId12">
+      <w:hyperlink r:id="rId16">
         <w:r>
           <w:rPr>
             <w:rStyle w:val="Style8"/>
@@ -4661,7 +8539,7 @@
         <w:spacing w:lineRule="auto" w:line="360" w:before="0" w:after="210"/>
         <w:rPr/>
       </w:pPr>
-      <w:hyperlink r:id="rId13">
+      <w:hyperlink r:id="rId17">
         <w:r>
           <w:rPr>
             <w:rStyle w:val="Style8"/>
@@ -4692,7 +8570,7 @@
         <w:spacing w:lineRule="auto" w:line="360" w:before="0" w:after="210"/>
         <w:rPr/>
       </w:pPr>
-      <w:hyperlink r:id="rId14">
+      <w:hyperlink r:id="rId18">
         <w:r>
           <w:rPr>
             <w:rStyle w:val="Style8"/>
@@ -4757,6 +8635,7 @@
         </w:tabs>
         <w:ind w:start="1080" w:hanging="360"/>
       </w:pPr>
+      <w:rPr/>
     </w:lvl>
     <w:lvl w:ilvl="2">
       <w:start w:val="1"/>
@@ -4769,6 +8648,7 @@
         </w:tabs>
         <w:ind w:start="1440" w:hanging="360"/>
       </w:pPr>
+      <w:rPr/>
     </w:lvl>
     <w:lvl w:ilvl="3">
       <w:start w:val="1"/>
@@ -4781,6 +8661,7 @@
         </w:tabs>
         <w:ind w:start="1800" w:hanging="360"/>
       </w:pPr>
+      <w:rPr/>
     </w:lvl>
     <w:lvl w:ilvl="4">
       <w:start w:val="1"/>
@@ -4793,6 +8674,7 @@
         </w:tabs>
         <w:ind w:start="2160" w:hanging="360"/>
       </w:pPr>
+      <w:rPr/>
     </w:lvl>
     <w:lvl w:ilvl="5">
       <w:start w:val="1"/>
@@ -4805,6 +8687,7 @@
         </w:tabs>
         <w:ind w:start="2520" w:hanging="360"/>
       </w:pPr>
+      <w:rPr/>
     </w:lvl>
     <w:lvl w:ilvl="6">
       <w:start w:val="1"/>
@@ -4817,6 +8700,7 @@
         </w:tabs>
         <w:ind w:start="2880" w:hanging="360"/>
       </w:pPr>
+      <w:rPr/>
     </w:lvl>
     <w:lvl w:ilvl="7">
       <w:start w:val="1"/>
@@ -4829,6 +8713,7 @@
         </w:tabs>
         <w:ind w:start="3240" w:hanging="360"/>
       </w:pPr>
+      <w:rPr/>
     </w:lvl>
     <w:lvl w:ilvl="8">
       <w:start w:val="1"/>
@@ -4841,6 +8726,7 @@
         </w:tabs>
         <w:ind w:start="3600" w:hanging="360"/>
       </w:pPr>
+      <w:rPr/>
     </w:lvl>
   </w:abstractNum>
   <w:abstractNum w:abstractNumId="2">
@@ -4870,6 +8756,7 @@
         </w:tabs>
         <w:ind w:start="1080" w:hanging="360"/>
       </w:pPr>
+      <w:rPr/>
     </w:lvl>
     <w:lvl w:ilvl="2">
       <w:start w:val="1"/>
@@ -4882,6 +8769,7 @@
         </w:tabs>
         <w:ind w:start="1440" w:hanging="360"/>
       </w:pPr>
+      <w:rPr/>
     </w:lvl>
     <w:lvl w:ilvl="3">
       <w:start w:val="1"/>
@@ -4894,6 +8782,7 @@
         </w:tabs>
         <w:ind w:start="1800" w:hanging="360"/>
       </w:pPr>
+      <w:rPr/>
     </w:lvl>
     <w:lvl w:ilvl="4">
       <w:start w:val="1"/>
@@ -4906,6 +8795,7 @@
         </w:tabs>
         <w:ind w:start="2160" w:hanging="360"/>
       </w:pPr>
+      <w:rPr/>
     </w:lvl>
     <w:lvl w:ilvl="5">
       <w:start w:val="1"/>
@@ -4918,6 +8808,7 @@
         </w:tabs>
         <w:ind w:start="2520" w:hanging="360"/>
       </w:pPr>
+      <w:rPr/>
     </w:lvl>
     <w:lvl w:ilvl="6">
       <w:start w:val="1"/>
@@ -4930,6 +8821,7 @@
         </w:tabs>
         <w:ind w:start="2880" w:hanging="360"/>
       </w:pPr>
+      <w:rPr/>
     </w:lvl>
     <w:lvl w:ilvl="7">
       <w:start w:val="1"/>
@@ -4942,6 +8834,7 @@
         </w:tabs>
         <w:ind w:start="3240" w:hanging="360"/>
       </w:pPr>
+      <w:rPr/>
     </w:lvl>
     <w:lvl w:ilvl="8">
       <w:start w:val="1"/>
@@ -4954,6 +8847,7 @@
         </w:tabs>
         <w:ind w:start="3600" w:hanging="360"/>
       </w:pPr>
+      <w:rPr/>
     </w:lvl>
   </w:abstractNum>
   <w:abstractNum w:abstractNumId="3">
@@ -4981,6 +8875,7 @@
         </w:tabs>
         <w:ind w:start="1080" w:hanging="360"/>
       </w:pPr>
+      <w:rPr/>
     </w:lvl>
     <w:lvl w:ilvl="2">
       <w:start w:val="1"/>
@@ -4993,6 +8888,7 @@
         </w:tabs>
         <w:ind w:start="1440" w:hanging="360"/>
       </w:pPr>
+      <w:rPr/>
     </w:lvl>
     <w:lvl w:ilvl="3">
       <w:start w:val="1"/>
@@ -5005,6 +8901,7 @@
         </w:tabs>
         <w:ind w:start="1800" w:hanging="360"/>
       </w:pPr>
+      <w:rPr/>
     </w:lvl>
     <w:lvl w:ilvl="4">
       <w:start w:val="1"/>
@@ -5017,6 +8914,7 @@
         </w:tabs>
         <w:ind w:start="2160" w:hanging="360"/>
       </w:pPr>
+      <w:rPr/>
     </w:lvl>
     <w:lvl w:ilvl="5">
       <w:start w:val="1"/>
@@ -5029,6 +8927,7 @@
         </w:tabs>
         <w:ind w:start="2520" w:hanging="360"/>
       </w:pPr>
+      <w:rPr/>
     </w:lvl>
     <w:lvl w:ilvl="6">
       <w:start w:val="1"/>
@@ -5041,6 +8940,7 @@
         </w:tabs>
         <w:ind w:start="2880" w:hanging="360"/>
       </w:pPr>
+      <w:rPr/>
     </w:lvl>
     <w:lvl w:ilvl="7">
       <w:start w:val="1"/>
@@ -5053,6 +8953,7 @@
         </w:tabs>
         <w:ind w:start="3240" w:hanging="360"/>
       </w:pPr>
+      <w:rPr/>
     </w:lvl>
     <w:lvl w:ilvl="8">
       <w:start w:val="1"/>
@@ -5065,6 +8966,7 @@
         </w:tabs>
         <w:ind w:start="3600" w:hanging="360"/>
       </w:pPr>
+      <w:rPr/>
     </w:lvl>
   </w:abstractNum>
   <w:abstractNum w:abstractNumId="4">
@@ -5221,7 +9123,6 @@
     <w:lvl w:ilvl="1">
       <w:start w:val="1"/>
       <w:numFmt w:val="none"/>
-      <w:pStyle w:val="Heading2"/>
       <w:suff w:val="nothing"/>
       <w:lvlText w:val=""/>
       <w:lvlJc w:val="start"/>
@@ -5347,7 +9248,7 @@
   <w:docDefaults>
     <w:rPrDefault>
       <w:rPr>
-        <w:rFonts w:ascii="Georgia" w:hAnsi="Georgia" w:eastAsia="" w:cs="" w:cstheme="minorBidi" w:eastAsiaTheme="minorHAnsi" w:hAnsiTheme="minorHAnsi"/>
+        <w:rFonts w:ascii="Georgia" w:hAnsi="Georgia" w:eastAsia="Arial" w:cs="DejaVu Sans" w:cstheme="minorBidi" w:eastAsiaTheme="minorHAnsi" w:hAnsiTheme="minorHAnsi"/>
         <w:sz w:val="21"/>
         <w:szCs w:val="22"/>
         <w:lang w:val="en-US" w:eastAsia="en-US" w:bidi="ar-SA"/>
@@ -5364,12 +9265,13 @@
     <w:qFormat/>
     <w:pPr>
       <w:widowControl/>
+      <w:suppressAutoHyphens w:val="true"/>
       <w:bidi w:val="0"/>
       <w:spacing w:lineRule="atLeast" w:line="240" w:before="0" w:after="120"/>
       <w:jc w:val="start"/>
     </w:pPr>
     <w:rPr>
-      <w:rFonts w:ascii="Georgia" w:hAnsi="Georgia" w:eastAsia="" w:cs="" w:cstheme="minorBidi" w:eastAsiaTheme="minorHAnsi" w:hAnsiTheme="minorHAnsi"/>
+      <w:rFonts w:ascii="Georgia" w:hAnsi="Georgia" w:eastAsia="Arial" w:cs="DejaVu Sans" w:cstheme="minorBidi" w:eastAsiaTheme="minorHAnsi" w:hAnsiTheme="minorHAnsi"/>
       <w:color w:val="auto"/>
       <w:kern w:val="0"/>
       <w:sz w:val="21"/>
@@ -5417,8 +9319,8 @@
       <w:bCs/>
     </w:rPr>
   </w:style>
-  <w:style w:type="character" w:styleId="Bullets">
-    <w:name w:val="Bullets"/>
+  <w:style w:type="character" w:styleId="Bulletsuser">
+    <w:name w:val="Bullets (user)"/>
     <w:qFormat/>
     <w:rPr>
       <w:rFonts w:ascii="OpenSymbol" w:hAnsi="OpenSymbol" w:eastAsia="OpenSymbol" w:cs="OpenSymbol"/>
